--- a/documentacao-atlas-senai.docx
+++ b/documentacao-atlas-senai.docx
@@ -744,7 +744,7 @@
           <w:r>
             <w:fldChar w:fldCharType="separate"/>
           </w:r>
-          <w:hyperlink w:anchor="_Toc232086048" w:history="1">
+          <w:hyperlink w:anchor="_Toc232163636" w:history="1">
             <w:r>
               <w:rPr>
                 <w:rStyle w:val="Hyperlink"/>
@@ -785,7 +785,7 @@
               <w:rPr>
                 <w:noProof/>
               </w:rPr>
-              <w:instrText xml:space="preserve"> PAGEREF _Toc232086048 \h </w:instrText>
+              <w:instrText xml:space="preserve"> PAGEREF _Toc232163636 \h </w:instrText>
             </w:r>
             <w:r>
               <w:rPr>
@@ -802,7 +802,7 @@
               <w:rPr>
                 <w:noProof/>
               </w:rPr>
-              <w:t>5</w:t>
+              <w:t>4</w:t>
             </w:r>
             <w:r>
               <w:rPr>
@@ -827,7 +827,7 @@
               <w14:ligatures w14:val="standardContextual"/>
             </w:rPr>
           </w:pPr>
-          <w:hyperlink w:anchor="_Toc232086049" w:history="1">
+          <w:hyperlink w:anchor="_Toc232163637" w:history="1">
             <w:r>
               <w:rPr>
                 <w:rStyle w:val="Hyperlink"/>
@@ -868,7 +868,7 @@
               <w:rPr>
                 <w:noProof/>
               </w:rPr>
-              <w:instrText xml:space="preserve"> PAGEREF _Toc232086049 \h </w:instrText>
+              <w:instrText xml:space="preserve"> PAGEREF _Toc232163637 \h </w:instrText>
             </w:r>
             <w:r>
               <w:rPr>
@@ -885,7 +885,7 @@
               <w:rPr>
                 <w:noProof/>
               </w:rPr>
-              <w:t>5</w:t>
+              <w:t>4</w:t>
             </w:r>
             <w:r>
               <w:rPr>
@@ -910,7 +910,7 @@
               <w14:ligatures w14:val="standardContextual"/>
             </w:rPr>
           </w:pPr>
-          <w:hyperlink w:anchor="_Toc232086050" w:history="1">
+          <w:hyperlink w:anchor="_Toc232163638" w:history="1">
             <w:r>
               <w:rPr>
                 <w:rStyle w:val="Hyperlink"/>
@@ -951,7 +951,7 @@
               <w:rPr>
                 <w:noProof/>
               </w:rPr>
-              <w:instrText xml:space="preserve"> PAGEREF _Toc232086050 \h </w:instrText>
+              <w:instrText xml:space="preserve"> PAGEREF _Toc232163638 \h </w:instrText>
             </w:r>
             <w:r>
               <w:rPr>
@@ -968,7 +968,7 @@
               <w:rPr>
                 <w:noProof/>
               </w:rPr>
-              <w:t>5</w:t>
+              <w:t>4</w:t>
             </w:r>
             <w:r>
               <w:rPr>
@@ -993,7 +993,7 @@
               <w14:ligatures w14:val="standardContextual"/>
             </w:rPr>
           </w:pPr>
-          <w:hyperlink w:anchor="_Toc232086051" w:history="1">
+          <w:hyperlink w:anchor="_Toc232163639" w:history="1">
             <w:r>
               <w:rPr>
                 <w:rStyle w:val="Hyperlink"/>
@@ -1034,7 +1034,7 @@
               <w:rPr>
                 <w:noProof/>
               </w:rPr>
-              <w:instrText xml:space="preserve"> PAGEREF _Toc232086051 \h </w:instrText>
+              <w:instrText xml:space="preserve"> PAGEREF _Toc232163639 \h </w:instrText>
             </w:r>
             <w:r>
               <w:rPr>
@@ -1051,7 +1051,7 @@
               <w:rPr>
                 <w:noProof/>
               </w:rPr>
-              <w:t>5</w:t>
+              <w:t>4</w:t>
             </w:r>
             <w:r>
               <w:rPr>
@@ -1076,7 +1076,7 @@
               <w14:ligatures w14:val="standardContextual"/>
             </w:rPr>
           </w:pPr>
-          <w:hyperlink w:anchor="_Toc232086052" w:history="1">
+          <w:hyperlink w:anchor="_Toc232163640" w:history="1">
             <w:r>
               <w:rPr>
                 <w:rStyle w:val="Hyperlink"/>
@@ -1117,7 +1117,7 @@
               <w:rPr>
                 <w:noProof/>
               </w:rPr>
-              <w:instrText xml:space="preserve"> PAGEREF _Toc232086052 \h </w:instrText>
+              <w:instrText xml:space="preserve"> PAGEREF _Toc232163640 \h </w:instrText>
             </w:r>
             <w:r>
               <w:rPr>
@@ -1134,7 +1134,7 @@
               <w:rPr>
                 <w:noProof/>
               </w:rPr>
-              <w:t>5</w:t>
+              <w:t>4</w:t>
             </w:r>
             <w:r>
               <w:rPr>
@@ -1159,7 +1159,7 @@
               <w14:ligatures w14:val="standardContextual"/>
             </w:rPr>
           </w:pPr>
-          <w:hyperlink w:anchor="_Toc232086053" w:history="1">
+          <w:hyperlink w:anchor="_Toc232163641" w:history="1">
             <w:r>
               <w:rPr>
                 <w:rStyle w:val="Hyperlink"/>
@@ -1200,7 +1200,7 @@
               <w:rPr>
                 <w:noProof/>
               </w:rPr>
-              <w:instrText xml:space="preserve"> PAGEREF _Toc232086053 \h </w:instrText>
+              <w:instrText xml:space="preserve"> PAGEREF _Toc232163641 \h </w:instrText>
             </w:r>
             <w:r>
               <w:rPr>
@@ -1217,7 +1217,7 @@
               <w:rPr>
                 <w:noProof/>
               </w:rPr>
-              <w:t>6</w:t>
+              <w:t>4</w:t>
             </w:r>
             <w:r>
               <w:rPr>
@@ -1242,7 +1242,7 @@
               <w14:ligatures w14:val="standardContextual"/>
             </w:rPr>
           </w:pPr>
-          <w:hyperlink w:anchor="_Toc232086054" w:history="1">
+          <w:hyperlink w:anchor="_Toc232163642" w:history="1">
             <w:r>
               <w:rPr>
                 <w:rStyle w:val="Hyperlink"/>
@@ -1283,7 +1283,7 @@
               <w:rPr>
                 <w:noProof/>
               </w:rPr>
-              <w:instrText xml:space="preserve"> PAGEREF _Toc232086054 \h </w:instrText>
+              <w:instrText xml:space="preserve"> PAGEREF _Toc232163642 \h </w:instrText>
             </w:r>
             <w:r>
               <w:rPr>
@@ -1300,7 +1300,7 @@
               <w:rPr>
                 <w:noProof/>
               </w:rPr>
-              <w:t>6</w:t>
+              <w:t>4</w:t>
             </w:r>
             <w:r>
               <w:rPr>
@@ -1325,7 +1325,7 @@
               <w14:ligatures w14:val="standardContextual"/>
             </w:rPr>
           </w:pPr>
-          <w:hyperlink w:anchor="_Toc232086055" w:history="1">
+          <w:hyperlink w:anchor="_Toc232163643" w:history="1">
             <w:r>
               <w:rPr>
                 <w:rStyle w:val="Hyperlink"/>
@@ -1366,7 +1366,7 @@
               <w:rPr>
                 <w:noProof/>
               </w:rPr>
-              <w:instrText xml:space="preserve"> PAGEREF _Toc232086055 \h </w:instrText>
+              <w:instrText xml:space="preserve"> PAGEREF _Toc232163643 \h </w:instrText>
             </w:r>
             <w:r>
               <w:rPr>
@@ -1383,7 +1383,7 @@
               <w:rPr>
                 <w:noProof/>
               </w:rPr>
-              <w:t>6</w:t>
+              <w:t>4</w:t>
             </w:r>
             <w:r>
               <w:rPr>
@@ -1407,7 +1407,7 @@
               <w14:ligatures w14:val="standardContextual"/>
             </w:rPr>
           </w:pPr>
-          <w:hyperlink w:anchor="_Toc232086056" w:history="1">
+          <w:hyperlink w:anchor="_Toc232163644" w:history="1">
             <w:r>
               <w:rPr>
                 <w:rStyle w:val="Hyperlink"/>
@@ -1431,7 +1431,7 @@
               <w:rPr>
                 <w:noProof/>
               </w:rPr>
-              <w:instrText xml:space="preserve"> PAGEREF _Toc232086056 \h </w:instrText>
+              <w:instrText xml:space="preserve"> PAGEREF _Toc232163644 \h </w:instrText>
             </w:r>
             <w:r>
               <w:rPr>
@@ -1448,7 +1448,7 @@
               <w:rPr>
                 <w:noProof/>
               </w:rPr>
-              <w:t>6</w:t>
+              <w:t>5</w:t>
             </w:r>
             <w:r>
               <w:rPr>
@@ -1472,7 +1472,7 @@
               <w14:ligatures w14:val="standardContextual"/>
             </w:rPr>
           </w:pPr>
-          <w:hyperlink w:anchor="_Toc232086057" w:history="1">
+          <w:hyperlink w:anchor="_Toc232163645" w:history="1">
             <w:r>
               <w:rPr>
                 <w:rStyle w:val="Hyperlink"/>
@@ -1496,7 +1496,7 @@
               <w:rPr>
                 <w:noProof/>
               </w:rPr>
-              <w:instrText xml:space="preserve"> PAGEREF _Toc232086057 \h </w:instrText>
+              <w:instrText xml:space="preserve"> PAGEREF _Toc232163645 \h </w:instrText>
             </w:r>
             <w:r>
               <w:rPr>
@@ -1513,7 +1513,7 @@
               <w:rPr>
                 <w:noProof/>
               </w:rPr>
-              <w:t>6</w:t>
+              <w:t>5</w:t>
             </w:r>
             <w:r>
               <w:rPr>
@@ -1537,7 +1537,7 @@
               <w14:ligatures w14:val="standardContextual"/>
             </w:rPr>
           </w:pPr>
-          <w:hyperlink w:anchor="_Toc232086058" w:history="1">
+          <w:hyperlink w:anchor="_Toc232163646" w:history="1">
             <w:r>
               <w:rPr>
                 <w:rStyle w:val="Hyperlink"/>
@@ -1561,7 +1561,7 @@
               <w:rPr>
                 <w:noProof/>
               </w:rPr>
-              <w:instrText xml:space="preserve"> PAGEREF _Toc232086058 \h </w:instrText>
+              <w:instrText xml:space="preserve"> PAGEREF _Toc232163646 \h </w:instrText>
             </w:r>
             <w:r>
               <w:rPr>
@@ -1578,7 +1578,7 @@
               <w:rPr>
                 <w:noProof/>
               </w:rPr>
-              <w:t>7</w:t>
+              <w:t>5</w:t>
             </w:r>
             <w:r>
               <w:rPr>
@@ -1602,7 +1602,7 @@
               <w14:ligatures w14:val="standardContextual"/>
             </w:rPr>
           </w:pPr>
-          <w:hyperlink w:anchor="_Toc232086059" w:history="1">
+          <w:hyperlink w:anchor="_Toc232163647" w:history="1">
             <w:r>
               <w:rPr>
                 <w:rStyle w:val="Hyperlink"/>
@@ -1626,7 +1626,7 @@
               <w:rPr>
                 <w:noProof/>
               </w:rPr>
-              <w:instrText xml:space="preserve"> PAGEREF _Toc232086059 \h </w:instrText>
+              <w:instrText xml:space="preserve"> PAGEREF _Toc232163647 \h </w:instrText>
             </w:r>
             <w:r>
               <w:rPr>
@@ -1643,7 +1643,7 @@
               <w:rPr>
                 <w:noProof/>
               </w:rPr>
-              <w:t>8</w:t>
+              <w:t>6</w:t>
             </w:r>
             <w:r>
               <w:rPr>
@@ -1667,7 +1667,7 @@
               <w14:ligatures w14:val="standardContextual"/>
             </w:rPr>
           </w:pPr>
-          <w:hyperlink w:anchor="_Toc232086060" w:history="1">
+          <w:hyperlink w:anchor="_Toc232163648" w:history="1">
             <w:r>
               <w:rPr>
                 <w:rStyle w:val="Hyperlink"/>
@@ -1691,7 +1691,7 @@
               <w:rPr>
                 <w:noProof/>
               </w:rPr>
-              <w:instrText xml:space="preserve"> PAGEREF _Toc232086060 \h </w:instrText>
+              <w:instrText xml:space="preserve"> PAGEREF _Toc232163648 \h </w:instrText>
             </w:r>
             <w:r>
               <w:rPr>
@@ -1708,7 +1708,7 @@
               <w:rPr>
                 <w:noProof/>
               </w:rPr>
-              <w:t>9</w:t>
+              <w:t>7</w:t>
             </w:r>
             <w:r>
               <w:rPr>
@@ -1732,7 +1732,7 @@
               <w14:ligatures w14:val="standardContextual"/>
             </w:rPr>
           </w:pPr>
-          <w:hyperlink w:anchor="_Toc232086061" w:history="1">
+          <w:hyperlink w:anchor="_Toc232163649" w:history="1">
             <w:r>
               <w:rPr>
                 <w:rStyle w:val="Hyperlink"/>
@@ -1756,7 +1756,7 @@
               <w:rPr>
                 <w:noProof/>
               </w:rPr>
-              <w:instrText xml:space="preserve"> PAGEREF _Toc232086061 \h </w:instrText>
+              <w:instrText xml:space="preserve"> PAGEREF _Toc232163649 \h </w:instrText>
             </w:r>
             <w:r>
               <w:rPr>
@@ -1773,7 +1773,7 @@
               <w:rPr>
                 <w:noProof/>
               </w:rPr>
-              <w:t>10</w:t>
+              <w:t>8</w:t>
             </w:r>
             <w:r>
               <w:rPr>
@@ -1797,7 +1797,7 @@
               <w14:ligatures w14:val="standardContextual"/>
             </w:rPr>
           </w:pPr>
-          <w:hyperlink w:anchor="_Toc232086062" w:history="1">
+          <w:hyperlink w:anchor="_Toc232163650" w:history="1">
             <w:r>
               <w:rPr>
                 <w:rStyle w:val="Hyperlink"/>
@@ -1821,7 +1821,7 @@
               <w:rPr>
                 <w:noProof/>
               </w:rPr>
-              <w:instrText xml:space="preserve"> PAGEREF _Toc232086062 \h </w:instrText>
+              <w:instrText xml:space="preserve"> PAGEREF _Toc232163650 \h </w:instrText>
             </w:r>
             <w:r>
               <w:rPr>
@@ -1838,7 +1838,7 @@
               <w:rPr>
                 <w:noProof/>
               </w:rPr>
-              <w:t>11</w:t>
+              <w:t>9</w:t>
             </w:r>
             <w:r>
               <w:rPr>
@@ -1862,7 +1862,7 @@
               <w14:ligatures w14:val="standardContextual"/>
             </w:rPr>
           </w:pPr>
-          <w:hyperlink w:anchor="_Toc232086063" w:history="1">
+          <w:hyperlink w:anchor="_Toc232163651" w:history="1">
             <w:r>
               <w:rPr>
                 <w:rStyle w:val="Hyperlink"/>
@@ -1886,7 +1886,7 @@
               <w:rPr>
                 <w:noProof/>
               </w:rPr>
-              <w:instrText xml:space="preserve"> PAGEREF _Toc232086063 \h </w:instrText>
+              <w:instrText xml:space="preserve"> PAGEREF _Toc232163651 \h </w:instrText>
             </w:r>
             <w:r>
               <w:rPr>
@@ -1903,7 +1903,7 @@
               <w:rPr>
                 <w:noProof/>
               </w:rPr>
-              <w:t>16</w:t>
+              <w:t>11</w:t>
             </w:r>
             <w:r>
               <w:rPr>
@@ -1927,7 +1927,7 @@
               <w14:ligatures w14:val="standardContextual"/>
             </w:rPr>
           </w:pPr>
-          <w:hyperlink w:anchor="_Toc232086064" w:history="1">
+          <w:hyperlink w:anchor="_Toc232163652" w:history="1">
             <w:r>
               <w:rPr>
                 <w:rStyle w:val="Hyperlink"/>
@@ -1951,7 +1951,7 @@
               <w:rPr>
                 <w:noProof/>
               </w:rPr>
-              <w:instrText xml:space="preserve"> PAGEREF _Toc232086064 \h </w:instrText>
+              <w:instrText xml:space="preserve"> PAGEREF _Toc232163652 \h </w:instrText>
             </w:r>
             <w:r>
               <w:rPr>
@@ -1968,7 +1968,7 @@
               <w:rPr>
                 <w:noProof/>
               </w:rPr>
-              <w:t>16</w:t>
+              <w:t>12</w:t>
             </w:r>
             <w:r>
               <w:rPr>
@@ -1992,7 +1992,7 @@
               <w14:ligatures w14:val="standardContextual"/>
             </w:rPr>
           </w:pPr>
-          <w:hyperlink w:anchor="_Toc232086065" w:history="1">
+          <w:hyperlink w:anchor="_Toc232163653" w:history="1">
             <w:r>
               <w:rPr>
                 <w:rStyle w:val="Hyperlink"/>
@@ -2016,7 +2016,7 @@
               <w:rPr>
                 <w:noProof/>
               </w:rPr>
-              <w:instrText xml:space="preserve"> PAGEREF _Toc232086065 \h </w:instrText>
+              <w:instrText xml:space="preserve"> PAGEREF _Toc232163653 \h </w:instrText>
             </w:r>
             <w:r>
               <w:rPr>
@@ -2033,7 +2033,7 @@
               <w:rPr>
                 <w:noProof/>
               </w:rPr>
-              <w:t>17</w:t>
+              <w:t>13</w:t>
             </w:r>
             <w:r>
               <w:rPr>
@@ -2057,7 +2057,7 @@
               <w14:ligatures w14:val="standardContextual"/>
             </w:rPr>
           </w:pPr>
-          <w:hyperlink w:anchor="_Toc232086066" w:history="1">
+          <w:hyperlink w:anchor="_Toc232163654" w:history="1">
             <w:r>
               <w:rPr>
                 <w:rStyle w:val="Hyperlink"/>
@@ -2081,7 +2081,7 @@
               <w:rPr>
                 <w:noProof/>
               </w:rPr>
-              <w:instrText xml:space="preserve"> PAGEREF _Toc232086066 \h </w:instrText>
+              <w:instrText xml:space="preserve"> PAGEREF _Toc232163654 \h </w:instrText>
             </w:r>
             <w:r>
               <w:rPr>
@@ -2098,7 +2098,7 @@
               <w:rPr>
                 <w:noProof/>
               </w:rPr>
-              <w:t>17</w:t>
+              <w:t>13</w:t>
             </w:r>
             <w:r>
               <w:rPr>
@@ -2122,7 +2122,7 @@
               <w14:ligatures w14:val="standardContextual"/>
             </w:rPr>
           </w:pPr>
-          <w:hyperlink w:anchor="_Toc232086067" w:history="1">
+          <w:hyperlink w:anchor="_Toc232163655" w:history="1">
             <w:r>
               <w:rPr>
                 <w:rStyle w:val="Hyperlink"/>
@@ -2146,7 +2146,7 @@
               <w:rPr>
                 <w:noProof/>
               </w:rPr>
-              <w:instrText xml:space="preserve"> PAGEREF _Toc232086067 \h </w:instrText>
+              <w:instrText xml:space="preserve"> PAGEREF _Toc232163655 \h </w:instrText>
             </w:r>
             <w:r>
               <w:rPr>
@@ -2163,7 +2163,7 @@
               <w:rPr>
                 <w:noProof/>
               </w:rPr>
-              <w:t>27</w:t>
+              <w:t>19</w:t>
             </w:r>
             <w:r>
               <w:rPr>
@@ -2187,7 +2187,7 @@
               <w14:ligatures w14:val="standardContextual"/>
             </w:rPr>
           </w:pPr>
-          <w:hyperlink w:anchor="_Toc232086068" w:history="1">
+          <w:hyperlink w:anchor="_Toc232163656" w:history="1">
             <w:r>
               <w:rPr>
                 <w:rStyle w:val="Hyperlink"/>
@@ -2211,7 +2211,7 @@
               <w:rPr>
                 <w:noProof/>
               </w:rPr>
-              <w:instrText xml:space="preserve"> PAGEREF _Toc232086068 \h </w:instrText>
+              <w:instrText xml:space="preserve"> PAGEREF _Toc232163656 \h </w:instrText>
             </w:r>
             <w:r>
               <w:rPr>
@@ -2228,7 +2228,7 @@
               <w:rPr>
                 <w:noProof/>
               </w:rPr>
-              <w:t>28</w:t>
+              <w:t>20</w:t>
             </w:r>
             <w:r>
               <w:rPr>
@@ -2252,7 +2252,7 @@
               <w14:ligatures w14:val="standardContextual"/>
             </w:rPr>
           </w:pPr>
-          <w:hyperlink w:anchor="_Toc232086069" w:history="1">
+          <w:hyperlink w:anchor="_Toc232163657" w:history="1">
             <w:r>
               <w:rPr>
                 <w:rStyle w:val="Hyperlink"/>
@@ -2276,7 +2276,7 @@
               <w:rPr>
                 <w:noProof/>
               </w:rPr>
-              <w:instrText xml:space="preserve"> PAGEREF _Toc232086069 \h </w:instrText>
+              <w:instrText xml:space="preserve"> PAGEREF _Toc232163657 \h </w:instrText>
             </w:r>
             <w:r>
               <w:rPr>
@@ -2293,7 +2293,7 @@
               <w:rPr>
                 <w:noProof/>
               </w:rPr>
-              <w:t>28</w:t>
+              <w:t>20</w:t>
             </w:r>
             <w:r>
               <w:rPr>
@@ -2317,7 +2317,7 @@
               <w14:ligatures w14:val="standardContextual"/>
             </w:rPr>
           </w:pPr>
-          <w:hyperlink w:anchor="_Toc232086070" w:history="1">
+          <w:hyperlink w:anchor="_Toc232163658" w:history="1">
             <w:r>
               <w:rPr>
                 <w:rStyle w:val="Hyperlink"/>
@@ -2341,7 +2341,7 @@
               <w:rPr>
                 <w:noProof/>
               </w:rPr>
-              <w:instrText xml:space="preserve"> PAGEREF _Toc232086070 \h </w:instrText>
+              <w:instrText xml:space="preserve"> PAGEREF _Toc232163658 \h </w:instrText>
             </w:r>
             <w:r>
               <w:rPr>
@@ -2358,7 +2358,7 @@
               <w:rPr>
                 <w:noProof/>
               </w:rPr>
-              <w:t>36</w:t>
+              <w:t>28</w:t>
             </w:r>
             <w:r>
               <w:rPr>
@@ -2382,7 +2382,7 @@
               <w14:ligatures w14:val="standardContextual"/>
             </w:rPr>
           </w:pPr>
-          <w:hyperlink w:anchor="_Toc232086071" w:history="1">
+          <w:hyperlink w:anchor="_Toc232163659" w:history="1">
             <w:r>
               <w:rPr>
                 <w:rStyle w:val="Hyperlink"/>
@@ -2406,7 +2406,7 @@
               <w:rPr>
                 <w:noProof/>
               </w:rPr>
-              <w:instrText xml:space="preserve"> PAGEREF _Toc232086071 \h </w:instrText>
+              <w:instrText xml:space="preserve"> PAGEREF _Toc232163659 \h </w:instrText>
             </w:r>
             <w:r>
               <w:rPr>
@@ -2423,7 +2423,7 @@
               <w:rPr>
                 <w:noProof/>
               </w:rPr>
-              <w:t>37</w:t>
+              <w:t>29</w:t>
             </w:r>
             <w:r>
               <w:rPr>
@@ -2447,7 +2447,7 @@
               <w14:ligatures w14:val="standardContextual"/>
             </w:rPr>
           </w:pPr>
-          <w:hyperlink w:anchor="_Toc232086072" w:history="1">
+          <w:hyperlink w:anchor="_Toc232163660" w:history="1">
             <w:r>
               <w:rPr>
                 <w:rStyle w:val="Hyperlink"/>
@@ -2471,7 +2471,7 @@
               <w:rPr>
                 <w:noProof/>
               </w:rPr>
-              <w:instrText xml:space="preserve"> PAGEREF _Toc232086072 \h </w:instrText>
+              <w:instrText xml:space="preserve"> PAGEREF _Toc232163660 \h </w:instrText>
             </w:r>
             <w:r>
               <w:rPr>
@@ -2488,7 +2488,7 @@
               <w:rPr>
                 <w:noProof/>
               </w:rPr>
-              <w:t>38</w:t>
+              <w:t>30</w:t>
             </w:r>
             <w:r>
               <w:rPr>
@@ -2512,7 +2512,7 @@
               <w14:ligatures w14:val="standardContextual"/>
             </w:rPr>
           </w:pPr>
-          <w:hyperlink w:anchor="_Toc232086073" w:history="1">
+          <w:hyperlink w:anchor="_Toc232163661" w:history="1">
             <w:r>
               <w:rPr>
                 <w:rStyle w:val="Hyperlink"/>
@@ -2536,7 +2536,7 @@
               <w:rPr>
                 <w:noProof/>
               </w:rPr>
-              <w:instrText xml:space="preserve"> PAGEREF _Toc232086073 \h </w:instrText>
+              <w:instrText xml:space="preserve"> PAGEREF _Toc232163661 \h </w:instrText>
             </w:r>
             <w:r>
               <w:rPr>
@@ -2553,7 +2553,7 @@
               <w:rPr>
                 <w:noProof/>
               </w:rPr>
-              <w:t>38</w:t>
+              <w:t>30</w:t>
             </w:r>
             <w:r>
               <w:rPr>
@@ -2577,7 +2577,7 @@
               <w14:ligatures w14:val="standardContextual"/>
             </w:rPr>
           </w:pPr>
-          <w:hyperlink w:anchor="_Toc232086074" w:history="1">
+          <w:hyperlink w:anchor="_Toc232163662" w:history="1">
             <w:r>
               <w:rPr>
                 <w:rStyle w:val="Hyperlink"/>
@@ -2601,7 +2601,7 @@
               <w:rPr>
                 <w:noProof/>
               </w:rPr>
-              <w:instrText xml:space="preserve"> PAGEREF _Toc232086074 \h </w:instrText>
+              <w:instrText xml:space="preserve"> PAGEREF _Toc232163662 \h </w:instrText>
             </w:r>
             <w:r>
               <w:rPr>
@@ -2618,7 +2618,7 @@
               <w:rPr>
                 <w:noProof/>
               </w:rPr>
-              <w:t>39</w:t>
+              <w:t>31</w:t>
             </w:r>
             <w:r>
               <w:rPr>
@@ -2666,7 +2666,7 @@
           <w:numId w:val="4"/>
         </w:numPr>
       </w:pPr>
-      <w:bookmarkStart w:id="0" w:name="_Toc232086048"/>
+      <w:bookmarkStart w:id="0" w:name="_Toc232163636"/>
       <w:r>
         <w:lastRenderedPageBreak/>
         <w:t>INTRODUÇÃO</w:t>
@@ -2681,7 +2681,7 @@
           <w:numId w:val="5"/>
         </w:numPr>
       </w:pPr>
-      <w:bookmarkStart w:id="1" w:name="_Toc232086049"/>
+      <w:bookmarkStart w:id="1" w:name="_Toc232163637"/>
       <w:r>
         <w:t>Contexto e Problema</w:t>
       </w:r>
@@ -2727,7 +2727,7 @@
           <w:numId w:val="5"/>
         </w:numPr>
       </w:pPr>
-      <w:bookmarkStart w:id="2" w:name="_Toc232086050"/>
+      <w:bookmarkStart w:id="2" w:name="_Toc232163638"/>
       <w:r>
         <w:t>Objetivos</w:t>
       </w:r>
@@ -2741,7 +2741,7 @@
           <w:numId w:val="5"/>
         </w:numPr>
       </w:pPr>
-      <w:bookmarkStart w:id="3" w:name="_Toc232086051"/>
+      <w:bookmarkStart w:id="3" w:name="_Toc232163639"/>
       <w:r>
         <w:t>Objetivos Gerais</w:t>
       </w:r>
@@ -2756,7 +2756,7 @@
       <w:pPr>
         <w:pStyle w:val="Ttulo3"/>
       </w:pPr>
-      <w:bookmarkStart w:id="4" w:name="_Toc232086052"/>
+      <w:bookmarkStart w:id="4" w:name="_Toc232163640"/>
       <w:r>
         <w:t>1.2.2</w:t>
       </w:r>
@@ -2803,7 +2803,7 @@
           <w:numId w:val="5"/>
         </w:numPr>
       </w:pPr>
-      <w:bookmarkStart w:id="5" w:name="_Toc232086053"/>
+      <w:bookmarkStart w:id="5" w:name="_Toc232163641"/>
       <w:r>
         <w:t>Escopo</w:t>
       </w:r>
@@ -2817,7 +2817,7 @@
           <w:numId w:val="5"/>
         </w:numPr>
       </w:pPr>
-      <w:bookmarkStart w:id="6" w:name="_Toc232086054"/>
+      <w:bookmarkStart w:id="6" w:name="_Toc232163642"/>
       <w:r>
         <w:t>Dentro do Escopo</w:t>
       </w:r>
@@ -2880,7 +2880,7 @@
           <w:numId w:val="5"/>
         </w:numPr>
       </w:pPr>
-      <w:bookmarkStart w:id="7" w:name="_Toc232086055"/>
+      <w:bookmarkStart w:id="7" w:name="_Toc232163643"/>
       <w:r>
         <w:t>Fora do Escopo</w:t>
       </w:r>
@@ -2982,7 +2982,7 @@
       <w:pPr>
         <w:pStyle w:val="Ttulo1"/>
       </w:pPr>
-      <w:bookmarkStart w:id="8" w:name="_Toc232086056"/>
+      <w:bookmarkStart w:id="8" w:name="_Toc232163644"/>
       <w:r>
         <w:lastRenderedPageBreak/>
         <w:t>2 DESENVOLVIMENTO</w:t>
@@ -2993,7 +2993,7 @@
       <w:pPr>
         <w:pStyle w:val="Ttulo2"/>
       </w:pPr>
-      <w:bookmarkStart w:id="9" w:name="_Toc232086057"/>
+      <w:bookmarkStart w:id="9" w:name="_Toc232163645"/>
       <w:r>
         <w:t>2.</w:t>
       </w:r>
@@ -3834,7 +3834,7 @@
       <w:pPr>
         <w:pStyle w:val="Ttulo2"/>
       </w:pPr>
-      <w:bookmarkStart w:id="10" w:name="_Toc232086058"/>
+      <w:bookmarkStart w:id="10" w:name="_Toc232163646"/>
       <w:r>
         <w:t>2.</w:t>
       </w:r>
@@ -4046,7 +4046,7 @@
       <w:pPr>
         <w:pStyle w:val="Ttulo2"/>
       </w:pPr>
-      <w:bookmarkStart w:id="11" w:name="_Toc232086059"/>
+      <w:bookmarkStart w:id="11" w:name="_Toc232163647"/>
       <w:r>
         <w:lastRenderedPageBreak/>
         <w:t>2.</w:t>
@@ -4305,131 +4305,13 @@
     </w:p>
     <w:p>
       <w:pPr>
-        <w:pStyle w:val="font-claude-response-body"/>
-        <w:rPr>
-          <w:rFonts w:ascii="Calibri" w:hAnsi="Calibri" w:cs="Calibri"/>
-          <w:lang w:val="pt-BR"/>
-        </w:rPr>
-      </w:pPr>
-    </w:p>
-    <w:p>
-      <w:pPr>
-        <w:pStyle w:val="font-claude-response-body"/>
-        <w:rPr>
-          <w:rFonts w:ascii="Calibri" w:hAnsi="Calibri" w:cs="Calibri"/>
-          <w:lang w:val="pt-BR"/>
-        </w:rPr>
-      </w:pPr>
-    </w:p>
-    <w:p>
-      <w:pPr>
-        <w:pStyle w:val="font-claude-response-body"/>
-        <w:rPr>
-          <w:rFonts w:ascii="Calibri" w:hAnsi="Calibri" w:cs="Calibri"/>
-          <w:lang w:val="pt-BR"/>
-        </w:rPr>
-      </w:pPr>
-    </w:p>
-    <w:p>
-      <w:pPr>
-        <w:pStyle w:val="font-claude-response-body"/>
-        <w:rPr>
-          <w:rFonts w:ascii="Calibri" w:hAnsi="Calibri" w:cs="Calibri"/>
-          <w:lang w:val="pt-BR"/>
-        </w:rPr>
-      </w:pPr>
-    </w:p>
-    <w:p>
-      <w:pPr>
-        <w:pStyle w:val="font-claude-response-body"/>
-        <w:rPr>
-          <w:rFonts w:ascii="Calibri" w:hAnsi="Calibri" w:cs="Calibri"/>
-          <w:lang w:val="pt-BR"/>
-        </w:rPr>
-      </w:pPr>
-    </w:p>
-    <w:p>
-      <w:pPr>
-        <w:pStyle w:val="font-claude-response-body"/>
-        <w:rPr>
-          <w:rFonts w:ascii="Calibri" w:hAnsi="Calibri" w:cs="Calibri"/>
-          <w:lang w:val="pt-BR"/>
-        </w:rPr>
-      </w:pPr>
-    </w:p>
-    <w:p>
-      <w:pPr>
-        <w:pStyle w:val="font-claude-response-body"/>
-        <w:rPr>
-          <w:rFonts w:ascii="Calibri" w:hAnsi="Calibri" w:cs="Calibri"/>
-          <w:lang w:val="pt-BR"/>
-        </w:rPr>
-      </w:pPr>
-    </w:p>
-    <w:p>
-      <w:pPr>
-        <w:pStyle w:val="font-claude-response-body"/>
-        <w:rPr>
-          <w:rFonts w:ascii="Calibri" w:hAnsi="Calibri" w:cs="Calibri"/>
-          <w:lang w:val="pt-BR"/>
-        </w:rPr>
-      </w:pPr>
-    </w:p>
-    <w:p>
-      <w:pPr>
-        <w:pStyle w:val="font-claude-response-body"/>
-        <w:rPr>
-          <w:rFonts w:ascii="Calibri" w:hAnsi="Calibri" w:cs="Calibri"/>
-          <w:lang w:val="pt-BR"/>
-        </w:rPr>
-      </w:pPr>
-    </w:p>
-    <w:p>
-      <w:pPr>
-        <w:pStyle w:val="font-claude-response-body"/>
-        <w:rPr>
-          <w:rFonts w:ascii="Calibri" w:hAnsi="Calibri" w:cs="Calibri"/>
-          <w:lang w:val="pt-BR"/>
-        </w:rPr>
-      </w:pPr>
-    </w:p>
-    <w:p>
-      <w:pPr>
-        <w:pStyle w:val="font-claude-response-body"/>
-        <w:rPr>
-          <w:rFonts w:ascii="Calibri" w:hAnsi="Calibri" w:cs="Calibri"/>
-          <w:lang w:val="pt-BR"/>
-        </w:rPr>
-      </w:pPr>
-    </w:p>
-    <w:p>
-      <w:pPr>
-        <w:pStyle w:val="font-claude-response-body"/>
-        <w:rPr>
-          <w:rFonts w:ascii="Calibri" w:hAnsi="Calibri" w:cs="Calibri"/>
-          <w:lang w:val="pt-BR"/>
-        </w:rPr>
-      </w:pPr>
-    </w:p>
-    <w:p>
-      <w:pPr>
-        <w:pStyle w:val="font-claude-response-body"/>
-        <w:rPr>
-          <w:rFonts w:ascii="Calibri" w:hAnsi="Calibri" w:cs="Calibri"/>
-          <w:lang w:val="pt-BR"/>
-        </w:rPr>
-      </w:pPr>
-    </w:p>
-    <w:p>
-      <w:pPr>
         <w:pStyle w:val="Ttulo2"/>
         <w:rPr>
           <w:b w:val="0"/>
         </w:rPr>
       </w:pPr>
-      <w:bookmarkStart w:id="12" w:name="_Toc232086060"/>
-      <w:r>
-        <w:lastRenderedPageBreak/>
+      <w:bookmarkStart w:id="12" w:name="_Toc232163648"/>
+      <w:r>
         <w:t>2</w:t>
       </w:r>
       <w:r>
@@ -4470,15 +4352,16 @@
       <w:pPr>
         <w:keepNext/>
         <w:ind w:firstLine="0"/>
+        <w:jc w:val="center"/>
       </w:pPr>
       <w:r>
         <w:rPr>
           <w:noProof/>
         </w:rPr>
         <w:drawing>
-          <wp:inline distT="0" distB="0" distL="0" distR="0" wp14:anchorId="704A1879" wp14:editId="652D3CBC">
-            <wp:extent cx="5760085" cy="6385220"/>
-            <wp:effectExtent l="0" t="0" r="0" b="0"/>
+          <wp:inline distT="0" distB="0" distL="0" distR="0" wp14:anchorId="704A1879" wp14:editId="7D3D59AA">
+            <wp:extent cx="3360420" cy="3725122"/>
+            <wp:effectExtent l="0" t="0" r="0" b="8890"/>
             <wp:docPr id="311193092" name="Imagem 1"/>
             <wp:cNvGraphicFramePr>
               <a:graphicFrameLocks xmlns:a="http://schemas.openxmlformats.org/drawingml/2006/main" noChangeAspect="1"/>
@@ -4499,7 +4382,7 @@
                   <pic:spPr>
                     <a:xfrm>
                       <a:off x="0" y="0"/>
-                      <a:ext cx="5760085" cy="6385220"/>
+                      <a:ext cx="3389661" cy="3757537"/>
                     </a:xfrm>
                     <a:prstGeom prst="rect">
                       <a:avLst/>
@@ -4515,7 +4398,6 @@
     <w:p>
       <w:pPr>
         <w:pStyle w:val="Legenda"/>
-        <w:jc w:val="both"/>
       </w:pPr>
       <w:r>
         <w:t xml:space="preserve">Figura </w:t>
@@ -4555,124 +4437,11 @@
     </w:p>
     <w:p>
       <w:pPr>
-        <w:pStyle w:val="Legenda"/>
-        <w:jc w:val="both"/>
-      </w:pPr>
-    </w:p>
-    <w:p>
-      <w:pPr>
-        <w:ind w:firstLine="0"/>
-        <w:rPr>
-          <w:rFonts w:eastAsia="Arial"/>
-          <w:b/>
-          <w:bCs/>
-          <w:i/>
-          <w:iCs/>
-        </w:rPr>
-      </w:pPr>
-    </w:p>
-    <w:p>
-      <w:pPr>
-        <w:ind w:firstLine="0"/>
-        <w:rPr>
-          <w:rFonts w:eastAsia="Arial"/>
-          <w:b/>
-          <w:bCs/>
-          <w:i/>
-          <w:iCs/>
-        </w:rPr>
-      </w:pPr>
-    </w:p>
-    <w:p>
-      <w:pPr>
-        <w:ind w:firstLine="0"/>
-        <w:rPr>
-          <w:rFonts w:eastAsia="Arial"/>
-          <w:b/>
-          <w:bCs/>
-          <w:i/>
-          <w:iCs/>
-        </w:rPr>
-      </w:pPr>
-    </w:p>
-    <w:p>
-      <w:pPr>
-        <w:ind w:firstLine="0"/>
-        <w:rPr>
-          <w:rFonts w:eastAsia="Arial"/>
-          <w:b/>
-          <w:bCs/>
-          <w:i/>
-          <w:iCs/>
-        </w:rPr>
-      </w:pPr>
-    </w:p>
-    <w:p>
-      <w:pPr>
-        <w:ind w:firstLine="0"/>
-        <w:rPr>
-          <w:rFonts w:eastAsia="Arial"/>
-          <w:b/>
-          <w:bCs/>
-          <w:i/>
-          <w:iCs/>
-        </w:rPr>
-      </w:pPr>
-    </w:p>
-    <w:p>
-      <w:pPr>
-        <w:ind w:firstLine="0"/>
-        <w:rPr>
-          <w:rFonts w:eastAsia="Arial"/>
-          <w:b/>
-          <w:bCs/>
-          <w:i/>
-          <w:iCs/>
-        </w:rPr>
-      </w:pPr>
-    </w:p>
-    <w:p>
-      <w:pPr>
-        <w:ind w:firstLine="0"/>
-        <w:rPr>
-          <w:rFonts w:eastAsia="Arial"/>
-          <w:b/>
-          <w:bCs/>
-          <w:i/>
-          <w:iCs/>
-        </w:rPr>
-      </w:pPr>
-    </w:p>
-    <w:p>
-      <w:pPr>
-        <w:ind w:firstLine="0"/>
-        <w:rPr>
-          <w:rFonts w:eastAsia="Arial"/>
-          <w:b/>
-          <w:bCs/>
-          <w:i/>
-          <w:iCs/>
-        </w:rPr>
-      </w:pPr>
-    </w:p>
-    <w:p>
-      <w:pPr>
-        <w:ind w:firstLine="0"/>
-        <w:rPr>
-          <w:rFonts w:eastAsia="Arial"/>
-          <w:b/>
-          <w:bCs/>
-          <w:i/>
-          <w:iCs/>
-        </w:rPr>
-      </w:pPr>
-    </w:p>
-    <w:p>
-      <w:pPr>
         <w:pStyle w:val="Ttulo2"/>
       </w:pPr>
-      <w:bookmarkStart w:id="13" w:name="_Toc232086061"/>
-      <w:r>
+      <w:bookmarkStart w:id="13" w:name="_Toc232163649"/>
+      <w:r>
+        <w:lastRenderedPageBreak/>
         <w:t>2</w:t>
       </w:r>
       <w:r>
@@ -4765,7 +4534,6 @@
     <w:p>
       <w:pPr>
         <w:pStyle w:val="Legenda"/>
-        <w:jc w:val="both"/>
       </w:pPr>
       <w:r>
         <w:t xml:space="preserve">Figura </w:t>
@@ -4805,15 +4573,6 @@
       <w:r>
         <w:t>Fonte: Elaborado pelos autores (2026).</w:t>
       </w:r>
-    </w:p>
-    <w:p>
-      <w:pPr>
-        <w:pStyle w:val="Legenda"/>
-        <w:jc w:val="both"/>
-        <w:rPr>
-          <w:b/>
-        </w:rPr>
-      </w:pPr>
     </w:p>
     <w:p>
       <w:pPr>
@@ -4848,7 +4607,6 @@
         <w:rPr>
           <w:noProof/>
         </w:rPr>
-        <w:lastRenderedPageBreak/>
         <w:drawing>
           <wp:inline distT="0" distB="0" distL="0" distR="0" wp14:anchorId="1E8B7E5C" wp14:editId="687B3F4D">
             <wp:extent cx="4612640" cy="3743325"/>
@@ -4902,7 +4660,6 @@
     <w:p>
       <w:pPr>
         <w:pStyle w:val="Legenda"/>
-        <w:jc w:val="both"/>
       </w:pPr>
       <w:r>
         <w:t xml:space="preserve">Figura </w:t>
@@ -4945,44 +4702,11 @@
     </w:p>
     <w:p>
       <w:pPr>
-        <w:pStyle w:val="Legenda"/>
-        <w:jc w:val="both"/>
-        <w:rPr>
-          <w:rFonts w:eastAsiaTheme="majorEastAsia"/>
-          <w:b/>
-          <w:bCs/>
-          <w:color w:val="0F4761" w:themeColor="accent1" w:themeShade="BF"/>
-        </w:rPr>
-      </w:pPr>
-    </w:p>
-    <w:p>
-      <w:pPr>
-        <w:rPr>
-          <w:rFonts w:eastAsia="Arial"/>
-          <w:b/>
-          <w:bCs/>
-          <w:i/>
-          <w:iCs/>
-        </w:rPr>
-      </w:pPr>
-    </w:p>
-    <w:p>
-      <w:pPr>
-        <w:rPr>
-          <w:rFonts w:eastAsia="Arial"/>
-          <w:b/>
-          <w:bCs/>
-          <w:i/>
-          <w:iCs/>
-        </w:rPr>
-      </w:pPr>
-    </w:p>
-    <w:p>
-      <w:pPr>
         <w:pStyle w:val="Ttulo2"/>
       </w:pPr>
-      <w:bookmarkStart w:id="14" w:name="_Toc232086062"/>
-      <w:r>
+      <w:bookmarkStart w:id="14" w:name="_Toc232163650"/>
+      <w:r>
+        <w:lastRenderedPageBreak/>
         <w:t>2</w:t>
       </w:r>
       <w:r>
@@ -5026,12 +4750,8 @@
       <w:pPr>
         <w:pStyle w:val="Legenda"/>
         <w:keepNext/>
-      </w:pPr>
-    </w:p>
-    <w:p>
-      <w:pPr>
-        <w:pStyle w:val="Legenda"/>
-        <w:keepNext/>
+        <w:spacing w:before="0" w:after="0"/>
+        <w:ind w:right="-850"/>
       </w:pPr>
       <w:r>
         <w:t xml:space="preserve">Tabela </w:t>
@@ -5061,13 +4781,425 @@
     <w:tbl>
       <w:tblPr>
         <w:tblStyle w:val="Tabelacomgrade"/>
-        <w:tblW w:w="9061" w:type="dxa"/>
+        <w:tblW w:w="10060" w:type="dxa"/>
+        <w:jc w:val="center"/>
+        <w:tblCellMar>
+          <w:left w:w="0" w:type="dxa"/>
+          <w:right w:w="0" w:type="dxa"/>
+        </w:tblCellMar>
+        <w:tblLook w:val="04A0" w:firstRow="1" w:lastRow="0" w:firstColumn="1" w:lastColumn="0" w:noHBand="0" w:noVBand="1"/>
+      </w:tblPr>
+      <w:tblGrid>
+        <w:gridCol w:w="2127"/>
+        <w:gridCol w:w="7933"/>
+      </w:tblGrid>
+      <w:tr>
+        <w:trPr>
+          <w:trHeight w:val="20"/>
+          <w:jc w:val="center"/>
+        </w:trPr>
+        <w:tc>
+          <w:tcPr>
+            <w:tcW w:w="2127" w:type="dxa"/>
+            <w:vAlign w:val="center"/>
+          </w:tcPr>
+          <w:p>
+            <w:pPr>
+              <w:ind w:firstLine="0"/>
+              <w:jc w:val="left"/>
+            </w:pPr>
+            <w:r>
+              <w:t>Nome</w:t>
+            </w:r>
+          </w:p>
+        </w:tc>
+        <w:tc>
+          <w:tcPr>
+            <w:tcW w:w="7933" w:type="dxa"/>
+            <w:vAlign w:val="center"/>
+          </w:tcPr>
+          <w:p>
+            <w:pPr>
+              <w:ind w:firstLine="0"/>
+            </w:pPr>
+            <w:r>
+              <w:t>Iniciar Varredura</w:t>
+            </w:r>
+          </w:p>
+        </w:tc>
+      </w:tr>
+      <w:tr>
+        <w:trPr>
+          <w:trHeight w:val="20"/>
+          <w:jc w:val="center"/>
+        </w:trPr>
+        <w:tc>
+          <w:tcPr>
+            <w:tcW w:w="2127" w:type="dxa"/>
+            <w:vAlign w:val="center"/>
+          </w:tcPr>
+          <w:p>
+            <w:pPr>
+              <w:ind w:firstLine="0"/>
+              <w:jc w:val="left"/>
+            </w:pPr>
+            <w:r>
+              <w:t>Objetivo</w:t>
+            </w:r>
+          </w:p>
+        </w:tc>
+        <w:tc>
+          <w:tcPr>
+            <w:tcW w:w="7933" w:type="dxa"/>
+            <w:vAlign w:val="center"/>
+          </w:tcPr>
+          <w:p>
+            <w:pPr>
+              <w:ind w:firstLine="0"/>
+            </w:pPr>
+            <w:r>
+              <w:t>Realizar a Varredura de Softwares na máquina, retornando a log completa.</w:t>
+            </w:r>
+          </w:p>
+        </w:tc>
+      </w:tr>
+      <w:tr>
+        <w:trPr>
+          <w:trHeight w:val="20"/>
+          <w:jc w:val="center"/>
+        </w:trPr>
+        <w:tc>
+          <w:tcPr>
+            <w:tcW w:w="2127" w:type="dxa"/>
+            <w:vAlign w:val="center"/>
+          </w:tcPr>
+          <w:p>
+            <w:pPr>
+              <w:ind w:firstLine="0"/>
+              <w:jc w:val="left"/>
+            </w:pPr>
+            <w:r>
+              <w:t>Frequência estimada</w:t>
+            </w:r>
+          </w:p>
+        </w:tc>
+        <w:tc>
+          <w:tcPr>
+            <w:tcW w:w="7933" w:type="dxa"/>
+            <w:vAlign w:val="center"/>
+          </w:tcPr>
+          <w:p>
+            <w:pPr>
+              <w:ind w:firstLine="0"/>
+            </w:pPr>
+            <w:r>
+              <w:t>Uma vez por</w:t>
+            </w:r>
+            <w:r>
+              <w:t xml:space="preserve"> 5S eletrônico, em cada máquina</w:t>
+            </w:r>
+            <w:r>
+              <w:t>.</w:t>
+            </w:r>
+          </w:p>
+        </w:tc>
+      </w:tr>
+      <w:tr>
+        <w:trPr>
+          <w:trHeight w:val="20"/>
+          <w:jc w:val="center"/>
+        </w:trPr>
+        <w:tc>
+          <w:tcPr>
+            <w:tcW w:w="2127" w:type="dxa"/>
+            <w:vAlign w:val="center"/>
+          </w:tcPr>
+          <w:p>
+            <w:pPr>
+              <w:ind w:firstLine="0"/>
+              <w:jc w:val="left"/>
+            </w:pPr>
+            <w:r>
+              <w:t>Ator principal</w:t>
+            </w:r>
+          </w:p>
+        </w:tc>
+        <w:tc>
+          <w:tcPr>
+            <w:tcW w:w="7933" w:type="dxa"/>
+            <w:vAlign w:val="center"/>
+          </w:tcPr>
+          <w:p>
+            <w:pPr>
+              <w:ind w:firstLine="0"/>
+            </w:pPr>
+            <w:r>
+              <w:t>Aprendiz</w:t>
+            </w:r>
+            <w:r>
+              <w:t>.</w:t>
+            </w:r>
+          </w:p>
+        </w:tc>
+      </w:tr>
+      <w:tr>
+        <w:trPr>
+          <w:trHeight w:val="20"/>
+          <w:jc w:val="center"/>
+        </w:trPr>
+        <w:tc>
+          <w:tcPr>
+            <w:tcW w:w="2127" w:type="dxa"/>
+            <w:vAlign w:val="center"/>
+          </w:tcPr>
+          <w:p>
+            <w:pPr>
+              <w:ind w:firstLine="0"/>
+              <w:jc w:val="left"/>
+            </w:pPr>
+            <w:r>
+              <w:t>Cenário Principal</w:t>
+            </w:r>
+          </w:p>
+        </w:tc>
+        <w:tc>
+          <w:tcPr>
+            <w:tcW w:w="7933" w:type="dxa"/>
+            <w:vAlign w:val="center"/>
+          </w:tcPr>
+          <w:p>
+            <w:pPr>
+              <w:ind w:firstLine="0"/>
+            </w:pPr>
+            <w:r>
+              <w:t>A Varredura retorna o log sem erros ao usuário</w:t>
+            </w:r>
+            <w:r>
+              <w:t>.</w:t>
+            </w:r>
+          </w:p>
+        </w:tc>
+      </w:tr>
+      <w:tr>
+        <w:trPr>
+          <w:trHeight w:val="20"/>
+          <w:jc w:val="center"/>
+        </w:trPr>
+        <w:tc>
+          <w:tcPr>
+            <w:tcW w:w="2127" w:type="dxa"/>
+            <w:vAlign w:val="center"/>
+          </w:tcPr>
+          <w:p>
+            <w:pPr>
+              <w:ind w:firstLine="0"/>
+              <w:jc w:val="left"/>
+            </w:pPr>
+            <w:r>
+              <w:t>Cenário Alternativo</w:t>
+            </w:r>
+          </w:p>
+        </w:tc>
+        <w:tc>
+          <w:tcPr>
+            <w:tcW w:w="7933" w:type="dxa"/>
+            <w:vAlign w:val="center"/>
+          </w:tcPr>
+          <w:p>
+            <w:pPr>
+              <w:ind w:firstLine="0"/>
+              <w:jc w:val="left"/>
+            </w:pPr>
+            <w:r>
+              <w:t>Um ou mais Softwares são dados como Warning ou Not Found</w:t>
+            </w:r>
+            <w:r>
+              <w:t>.</w:t>
+            </w:r>
+            <w:r>
+              <w:t xml:space="preserve"> Log retorna </w:t>
+            </w:r>
+          </w:p>
+          <w:p>
+            <w:pPr>
+              <w:ind w:firstLine="0"/>
+              <w:jc w:val="left"/>
+            </w:pPr>
+            <w:r>
+              <w:t>inconsistências.</w:t>
+            </w:r>
+          </w:p>
+        </w:tc>
+      </w:tr>
+      <w:tr>
+        <w:trPr>
+          <w:trHeight w:val="20"/>
+          <w:jc w:val="center"/>
+        </w:trPr>
+        <w:tc>
+          <w:tcPr>
+            <w:tcW w:w="2127" w:type="dxa"/>
+            <w:vAlign w:val="center"/>
+          </w:tcPr>
+          <w:p>
+            <w:pPr>
+              <w:ind w:firstLine="0"/>
+              <w:jc w:val="left"/>
+            </w:pPr>
+            <w:r>
+              <w:t>Cenário de Exceção</w:t>
+            </w:r>
+          </w:p>
+        </w:tc>
+        <w:tc>
+          <w:tcPr>
+            <w:tcW w:w="7933" w:type="dxa"/>
+            <w:vAlign w:val="center"/>
+          </w:tcPr>
+          <w:p>
+            <w:pPr>
+              <w:ind w:firstLine="0"/>
+            </w:pPr>
+            <w:r>
+              <w:t>Servidor Backend indisponível.</w:t>
+            </w:r>
+          </w:p>
+        </w:tc>
+      </w:tr>
+      <w:tr>
+        <w:trPr>
+          <w:trHeight w:val="20"/>
+          <w:jc w:val="center"/>
+        </w:trPr>
+        <w:tc>
+          <w:tcPr>
+            <w:tcW w:w="2127" w:type="dxa"/>
+            <w:vAlign w:val="center"/>
+          </w:tcPr>
+          <w:p>
+            <w:pPr>
+              <w:ind w:firstLine="0"/>
+              <w:jc w:val="left"/>
+            </w:pPr>
+            <w:r>
+              <w:t>Pré-Condição</w:t>
+            </w:r>
+          </w:p>
+        </w:tc>
+        <w:tc>
+          <w:tcPr>
+            <w:tcW w:w="7933" w:type="dxa"/>
+            <w:vAlign w:val="center"/>
+          </w:tcPr>
+          <w:p>
+            <w:pPr>
+              <w:ind w:firstLine="0"/>
+            </w:pPr>
+            <w:r>
+              <w:t>Acesso à internet.</w:t>
+            </w:r>
+          </w:p>
+        </w:tc>
+      </w:tr>
+      <w:tr>
+        <w:trPr>
+          <w:trHeight w:val="20"/>
+          <w:jc w:val="center"/>
+        </w:trPr>
+        <w:tc>
+          <w:tcPr>
+            <w:tcW w:w="2127" w:type="dxa"/>
+            <w:vAlign w:val="center"/>
+          </w:tcPr>
+          <w:p>
+            <w:pPr>
+              <w:ind w:firstLine="0"/>
+              <w:jc w:val="left"/>
+            </w:pPr>
+            <w:r>
+              <w:t>Pós-Condição</w:t>
+            </w:r>
+          </w:p>
+        </w:tc>
+        <w:tc>
+          <w:tcPr>
+            <w:tcW w:w="7933" w:type="dxa"/>
+            <w:vAlign w:val="center"/>
+          </w:tcPr>
+          <w:p>
+            <w:pPr>
+              <w:ind w:firstLine="0"/>
+            </w:pPr>
+            <w:r>
+              <w:t>O resultado da Varredura e a função de copiar log disponível. Histórico registrado.</w:t>
+            </w:r>
+          </w:p>
+        </w:tc>
+      </w:tr>
+    </w:tbl>
+    <w:p>
+      <w:pPr>
+        <w:ind w:firstLine="0"/>
+        <w:rPr>
+          <w:b/>
+        </w:rPr>
+      </w:pPr>
+      <w:r>
+        <w:t>Fonte: Elaborado pelos autores (2026).</w:t>
+      </w:r>
+    </w:p>
+    <w:p>
+      <w:pPr>
+        <w:ind w:firstLine="0"/>
+        <w:rPr>
+          <w:rFonts w:eastAsia="Arial"/>
+          <w:b/>
+          <w:bCs/>
+          <w:i/>
+          <w:iCs/>
+        </w:rPr>
+      </w:pPr>
+    </w:p>
+    <w:p>
+      <w:pPr>
+        <w:pStyle w:val="Legenda"/>
+        <w:keepNext/>
+      </w:pPr>
+      <w:r>
+        <w:t xml:space="preserve">Tabela </w:t>
+      </w:r>
+      <w:r>
+        <w:fldChar w:fldCharType="begin"/>
+      </w:r>
+      <w:r>
+        <w:instrText xml:space="preserve"> SEQ Tabela \* ARABIC </w:instrText>
+      </w:r>
+      <w:r>
+        <w:fldChar w:fldCharType="separate"/>
+      </w:r>
+      <w:r>
+        <w:rPr>
+          <w:noProof/>
+        </w:rPr>
+        <w:t>2</w:t>
+      </w:r>
+      <w:r>
+        <w:fldChar w:fldCharType="end"/>
+      </w:r>
+      <w:r>
+        <w:t xml:space="preserve"> — Narrativa de Caso de Uso (CRUD de Softwares)</w:t>
+      </w:r>
+    </w:p>
+    <w:tbl>
+      <w:tblPr>
+        <w:tblStyle w:val="Tabelacomgrade"/>
+        <w:tblW w:w="10065" w:type="dxa"/>
         <w:jc w:val="center"/>
         <w:tblLook w:val="04A0" w:firstRow="1" w:lastRow="0" w:firstColumn="1" w:lastColumn="0" w:noHBand="0" w:noVBand="1"/>
       </w:tblPr>
       <w:tblGrid>
-        <w:gridCol w:w="2537"/>
-        <w:gridCol w:w="6524"/>
+        <w:gridCol w:w="2172"/>
+        <w:gridCol w:w="7893"/>
       </w:tblGrid>
       <w:tr>
         <w:trPr>
@@ -5075,10 +5207,13 @@
         </w:trPr>
         <w:tc>
           <w:tcPr>
-            <w:tcW w:w="0" w:type="auto"/>
+            <w:tcW w:w="2172" w:type="dxa"/>
             <w:vAlign w:val="center"/>
           </w:tcPr>
           <w:p>
+            <w:pPr>
+              <w:ind w:firstLine="0"/>
+            </w:pPr>
             <w:r>
               <w:t>Nome</w:t>
             </w:r>
@@ -5086,12 +5221,15 @@
         </w:tc>
         <w:tc>
           <w:tcPr>
-            <w:tcW w:w="0" w:type="auto"/>
+            <w:tcW w:w="7893" w:type="dxa"/>
             <w:vAlign w:val="center"/>
           </w:tcPr>
           <w:p>
-            <w:r>
-              <w:t>Iniciar Varredura</w:t>
+            <w:pPr>
+              <w:ind w:firstLine="0"/>
+            </w:pPr>
+            <w:r>
+              <w:t>Cadastro, Leitura, Atualização e Deleção de Softwares.</w:t>
             </w:r>
           </w:p>
         </w:tc>
@@ -5102,10 +5240,13 @@
         </w:trPr>
         <w:tc>
           <w:tcPr>
-            <w:tcW w:w="0" w:type="auto"/>
+            <w:tcW w:w="2172" w:type="dxa"/>
             <w:vAlign w:val="center"/>
           </w:tcPr>
           <w:p>
+            <w:pPr>
+              <w:ind w:firstLine="0"/>
+            </w:pPr>
             <w:r>
               <w:t>Objetivo</w:t>
             </w:r>
@@ -5113,12 +5254,18 @@
         </w:tc>
         <w:tc>
           <w:tcPr>
-            <w:tcW w:w="0" w:type="auto"/>
+            <w:tcW w:w="7893" w:type="dxa"/>
             <w:vAlign w:val="center"/>
           </w:tcPr>
           <w:p>
-            <w:r>
-              <w:t>Realizar a Varredura de Softwares na máquina, retornando a log completa.</w:t>
+            <w:pPr>
+              <w:ind w:firstLine="0"/>
+            </w:pPr>
+            <w:r>
+              <w:t>Gerenciamento de Softwares do sistema</w:t>
+            </w:r>
+            <w:r>
+              <w:t>.</w:t>
             </w:r>
           </w:p>
         </w:tc>
@@ -5129,10 +5276,13 @@
         </w:trPr>
         <w:tc>
           <w:tcPr>
-            <w:tcW w:w="0" w:type="auto"/>
+            <w:tcW w:w="2172" w:type="dxa"/>
             <w:vAlign w:val="center"/>
           </w:tcPr>
           <w:p>
+            <w:pPr>
+              <w:ind w:firstLine="0"/>
+            </w:pPr>
             <w:r>
               <w:t>Frequência estimada</w:t>
             </w:r>
@@ -5140,15 +5290,15 @@
         </w:tc>
         <w:tc>
           <w:tcPr>
-            <w:tcW w:w="0" w:type="auto"/>
+            <w:tcW w:w="7893" w:type="dxa"/>
             <w:vAlign w:val="center"/>
           </w:tcPr>
           <w:p>
-            <w:r>
-              <w:t>Uma vez por</w:t>
-            </w:r>
-            <w:r>
-              <w:t xml:space="preserve"> 5S eletrônico, em cada máquina</w:t>
+            <w:pPr>
+              <w:ind w:firstLine="0"/>
+            </w:pPr>
+            <w:r>
+              <w:t>Uma vez por semana</w:t>
             </w:r>
             <w:r>
               <w:t>.</w:t>
@@ -5162,10 +5312,13 @@
         </w:trPr>
         <w:tc>
           <w:tcPr>
-            <w:tcW w:w="0" w:type="auto"/>
+            <w:tcW w:w="2172" w:type="dxa"/>
             <w:vAlign w:val="center"/>
           </w:tcPr>
           <w:p>
+            <w:pPr>
+              <w:ind w:firstLine="0"/>
+            </w:pPr>
             <w:r>
               <w:t>Ator principal</w:t>
             </w:r>
@@ -5173,12 +5326,15 @@
         </w:tc>
         <w:tc>
           <w:tcPr>
-            <w:tcW w:w="0" w:type="auto"/>
+            <w:tcW w:w="7893" w:type="dxa"/>
             <w:vAlign w:val="center"/>
           </w:tcPr>
           <w:p>
-            <w:r>
-              <w:t>Aprendiz</w:t>
+            <w:pPr>
+              <w:ind w:firstLine="0"/>
+            </w:pPr>
+            <w:r>
+              <w:t>Instrutor</w:t>
             </w:r>
             <w:r>
               <w:t>.</w:t>
@@ -5192,10 +5348,13 @@
         </w:trPr>
         <w:tc>
           <w:tcPr>
-            <w:tcW w:w="0" w:type="auto"/>
+            <w:tcW w:w="2172" w:type="dxa"/>
             <w:vAlign w:val="center"/>
           </w:tcPr>
           <w:p>
+            <w:pPr>
+              <w:ind w:firstLine="0"/>
+            </w:pPr>
             <w:r>
               <w:t>Cenário Principal</w:t>
             </w:r>
@@ -5203,12 +5362,18 @@
         </w:tc>
         <w:tc>
           <w:tcPr>
-            <w:tcW w:w="0" w:type="auto"/>
+            <w:tcW w:w="7893" w:type="dxa"/>
             <w:vAlign w:val="center"/>
           </w:tcPr>
           <w:p>
-            <w:r>
-              <w:t>A Varredura retorna o log sem erros ao usuário</w:t>
+            <w:pPr>
+              <w:ind w:firstLine="0"/>
+            </w:pPr>
+            <w:r>
+              <w:t xml:space="preserve">Leitura ou Atualização efetuada com sucesso: retorno 200 feedback no </w:t>
+            </w:r>
+            <w:r>
+              <w:t>frontend</w:t>
             </w:r>
             <w:r>
               <w:t>.</w:t>
@@ -5222,10 +5387,13 @@
         </w:trPr>
         <w:tc>
           <w:tcPr>
-            <w:tcW w:w="0" w:type="auto"/>
+            <w:tcW w:w="2172" w:type="dxa"/>
             <w:vAlign w:val="center"/>
           </w:tcPr>
           <w:p>
+            <w:pPr>
+              <w:ind w:firstLine="0"/>
+            </w:pPr>
             <w:r>
               <w:t>Cenário Alternativo</w:t>
             </w:r>
@@ -5233,21 +5401,21 @@
         </w:tc>
         <w:tc>
           <w:tcPr>
-            <w:tcW w:w="0" w:type="auto"/>
+            <w:tcW w:w="7893" w:type="dxa"/>
             <w:vAlign w:val="center"/>
           </w:tcPr>
           <w:p>
             <w:pPr>
-              <w:jc w:val="left"/>
+              <w:ind w:firstLine="0"/>
             </w:pPr>
             <w:r>
-              <w:t>Um ou mais Softwares são dados como Warning ou Not Found</w:t>
+              <w:t>Cadastro</w:t>
+            </w:r>
+            <w:r>
+              <w:t xml:space="preserve"> ou Deleção efetuada com sucesso: retorno 201 ou nulo</w:t>
             </w:r>
             <w:r>
               <w:t>.</w:t>
-            </w:r>
-            <w:r>
-              <w:t xml:space="preserve"> Log retorna inconsistências.</w:t>
             </w:r>
           </w:p>
         </w:tc>
@@ -5258,10 +5426,13 @@
         </w:trPr>
         <w:tc>
           <w:tcPr>
-            <w:tcW w:w="0" w:type="auto"/>
+            <w:tcW w:w="2172" w:type="dxa"/>
             <w:vAlign w:val="center"/>
           </w:tcPr>
           <w:p>
+            <w:pPr>
+              <w:ind w:firstLine="0"/>
+            </w:pPr>
             <w:r>
               <w:t>Cenário de Exceção</w:t>
             </w:r>
@@ -5269,12 +5440,24 @@
         </w:tc>
         <w:tc>
           <w:tcPr>
-            <w:tcW w:w="0" w:type="auto"/>
+            <w:tcW w:w="7893" w:type="dxa"/>
             <w:vAlign w:val="center"/>
           </w:tcPr>
           <w:p>
-            <w:r>
-              <w:t>Servidor Backend indisponível.</w:t>
+            <w:pPr>
+              <w:ind w:firstLine="0"/>
+            </w:pPr>
+            <w:r>
+              <w:t>Not</w:t>
+            </w:r>
+            <w:r>
+              <w:t xml:space="preserve"> </w:t>
+            </w:r>
+            <w:r>
+              <w:t>Found, Software já existente, dados inválido</w:t>
+            </w:r>
+            <w:r>
+              <w:t>s</w:t>
             </w:r>
           </w:p>
         </w:tc>
@@ -5285,10 +5468,13 @@
         </w:trPr>
         <w:tc>
           <w:tcPr>
-            <w:tcW w:w="0" w:type="auto"/>
+            <w:tcW w:w="2172" w:type="dxa"/>
             <w:vAlign w:val="center"/>
           </w:tcPr>
           <w:p>
+            <w:pPr>
+              <w:ind w:firstLine="0"/>
+            </w:pPr>
             <w:r>
               <w:t>Pré-Condição</w:t>
             </w:r>
@@ -5296,12 +5482,15 @@
         </w:tc>
         <w:tc>
           <w:tcPr>
-            <w:tcW w:w="0" w:type="auto"/>
+            <w:tcW w:w="7893" w:type="dxa"/>
             <w:vAlign w:val="center"/>
           </w:tcPr>
           <w:p>
-            <w:r>
-              <w:t>Acesso à internet.</w:t>
+            <w:pPr>
+              <w:ind w:firstLine="0"/>
+            </w:pPr>
+            <w:r>
+              <w:t>Acesso à internet, permissões de instrutor no login do sistema Nexus.</w:t>
             </w:r>
           </w:p>
         </w:tc>
@@ -5312,10 +5501,13 @@
         </w:trPr>
         <w:tc>
           <w:tcPr>
-            <w:tcW w:w="0" w:type="auto"/>
+            <w:tcW w:w="2172" w:type="dxa"/>
             <w:vAlign w:val="center"/>
           </w:tcPr>
           <w:p>
+            <w:pPr>
+              <w:ind w:firstLine="0"/>
+            </w:pPr>
             <w:r>
               <w:t>Pós-Condição</w:t>
             </w:r>
@@ -5323,12 +5515,15 @@
         </w:tc>
         <w:tc>
           <w:tcPr>
-            <w:tcW w:w="0" w:type="auto"/>
+            <w:tcW w:w="7893" w:type="dxa"/>
             <w:vAlign w:val="center"/>
           </w:tcPr>
           <w:p>
-            <w:r>
-              <w:t>O resultado da Varredura e a função de copiar log disponível. Histórico registrado.</w:t>
+            <w:pPr>
+              <w:ind w:firstLine="0"/>
+            </w:pPr>
+            <w:r>
+              <w:t>Banco de dados atualizado com as informações.</w:t>
             </w:r>
           </w:p>
         </w:tc>
@@ -5337,7 +5532,6 @@
     <w:p>
       <w:pPr>
         <w:ind w:firstLine="0"/>
-        <w:jc w:val="center"/>
         <w:rPr>
           <w:b/>
         </w:rPr>
@@ -5379,31 +5573,39 @@
         <w:rPr>
           <w:noProof/>
         </w:rPr>
-        <w:t>2</w:t>
+        <w:t>3</w:t>
       </w:r>
       <w:r>
         <w:fldChar w:fldCharType="end"/>
       </w:r>
       <w:r>
-        <w:t xml:space="preserve"> — Narrativa de Caso de Uso (CRUD de Softwares)</w:t>
+        <w:t xml:space="preserve"> — Narrativa de Caso de Uso (Copiar log)</w:t>
       </w:r>
     </w:p>
     <w:tbl>
       <w:tblPr>
         <w:tblStyle w:val="Tabelacomgrade"/>
-        <w:tblW w:w="0" w:type="auto"/>
+        <w:tblW w:w="10060" w:type="dxa"/>
+        <w:jc w:val="center"/>
         <w:tblLook w:val="04A0" w:firstRow="1" w:lastRow="0" w:firstColumn="1" w:lastColumn="0" w:noHBand="0" w:noVBand="1"/>
       </w:tblPr>
       <w:tblGrid>
-        <w:gridCol w:w="4320"/>
-        <w:gridCol w:w="4320"/>
+        <w:gridCol w:w="2263"/>
+        <w:gridCol w:w="7797"/>
       </w:tblGrid>
       <w:tr>
+        <w:trPr>
+          <w:jc w:val="center"/>
+        </w:trPr>
         <w:tc>
           <w:tcPr>
-            <w:tcW w:w="4320" w:type="dxa"/>
+            <w:tcW w:w="2263" w:type="dxa"/>
+            <w:vAlign w:val="center"/>
           </w:tcPr>
           <w:p>
+            <w:pPr>
+              <w:ind w:firstLine="0"/>
+            </w:pPr>
             <w:r>
               <w:t>Nome</w:t>
             </w:r>
@@ -5411,47 +5613,63 @@
         </w:tc>
         <w:tc>
           <w:tcPr>
-            <w:tcW w:w="4320" w:type="dxa"/>
+            <w:tcW w:w="7797" w:type="dxa"/>
           </w:tcPr>
           <w:p>
-            <w:r>
-              <w:t>Cadastro, Leitura, Atualização e Deleção de Softwares.</w:t>
+            <w:pPr>
+              <w:ind w:firstLine="0"/>
+            </w:pPr>
+            <w:r>
+              <w:t>Copiar log</w:t>
             </w:r>
           </w:p>
         </w:tc>
       </w:tr>
       <w:tr>
+        <w:trPr>
+          <w:jc w:val="center"/>
+        </w:trPr>
         <w:tc>
           <w:tcPr>
-            <w:tcW w:w="4320" w:type="dxa"/>
+            <w:tcW w:w="2263" w:type="dxa"/>
+            <w:vAlign w:val="center"/>
           </w:tcPr>
           <w:p>
-            <w:r>
-              <w:lastRenderedPageBreak/>
+            <w:pPr>
+              <w:ind w:firstLine="0"/>
+            </w:pPr>
+            <w:r>
               <w:t>Objetivo</w:t>
             </w:r>
           </w:p>
         </w:tc>
         <w:tc>
           <w:tcPr>
-            <w:tcW w:w="4320" w:type="dxa"/>
+            <w:tcW w:w="7797" w:type="dxa"/>
           </w:tcPr>
           <w:p>
-            <w:r>
-              <w:t>Gerenciamento de Softwares do sistema</w:t>
-            </w:r>
-            <w:r>
-              <w:t>.</w:t>
+            <w:pPr>
+              <w:ind w:firstLine="0"/>
+            </w:pPr>
+            <w:r>
+              <w:t>Copiar registro da Varredura de softwares para a área de transferências.</w:t>
             </w:r>
           </w:p>
         </w:tc>
       </w:tr>
       <w:tr>
+        <w:trPr>
+          <w:jc w:val="center"/>
+        </w:trPr>
         <w:tc>
           <w:tcPr>
-            <w:tcW w:w="4320" w:type="dxa"/>
+            <w:tcW w:w="2263" w:type="dxa"/>
+            <w:vAlign w:val="center"/>
           </w:tcPr>
           <w:p>
+            <w:pPr>
+              <w:ind w:firstLine="0"/>
+            </w:pPr>
             <w:r>
               <w:t>Frequência estimada</w:t>
             </w:r>
@@ -5459,24 +5677,31 @@
         </w:tc>
         <w:tc>
           <w:tcPr>
-            <w:tcW w:w="4320" w:type="dxa"/>
+            <w:tcW w:w="7797" w:type="dxa"/>
           </w:tcPr>
           <w:p>
-            <w:r>
-              <w:t>Uma vez por semana</w:t>
-            </w:r>
-            <w:r>
-              <w:t>.</w:t>
+            <w:pPr>
+              <w:ind w:firstLine="0"/>
+            </w:pPr>
+            <w:r>
+              <w:t>Uma vez por 5S eletrônico com erros, por máquina.</w:t>
             </w:r>
           </w:p>
         </w:tc>
       </w:tr>
       <w:tr>
+        <w:trPr>
+          <w:jc w:val="center"/>
+        </w:trPr>
         <w:tc>
           <w:tcPr>
-            <w:tcW w:w="4320" w:type="dxa"/>
+            <w:tcW w:w="2263" w:type="dxa"/>
+            <w:vAlign w:val="center"/>
           </w:tcPr>
           <w:p>
+            <w:pPr>
+              <w:ind w:firstLine="0"/>
+            </w:pPr>
             <w:r>
               <w:t>Ator principal</w:t>
             </w:r>
@@ -5484,24 +5709,31 @@
         </w:tc>
         <w:tc>
           <w:tcPr>
-            <w:tcW w:w="4320" w:type="dxa"/>
+            <w:tcW w:w="7797" w:type="dxa"/>
           </w:tcPr>
           <w:p>
-            <w:r>
-              <w:t>Instrutor</w:t>
-            </w:r>
-            <w:r>
-              <w:t>.</w:t>
+            <w:pPr>
+              <w:ind w:firstLine="0"/>
+            </w:pPr>
+            <w:r>
+              <w:t>Aprendiz.</w:t>
             </w:r>
           </w:p>
         </w:tc>
       </w:tr>
       <w:tr>
+        <w:trPr>
+          <w:jc w:val="center"/>
+        </w:trPr>
         <w:tc>
           <w:tcPr>
-            <w:tcW w:w="4320" w:type="dxa"/>
+            <w:tcW w:w="2263" w:type="dxa"/>
+            <w:vAlign w:val="center"/>
           </w:tcPr>
           <w:p>
+            <w:pPr>
+              <w:ind w:firstLine="0"/>
+            </w:pPr>
             <w:r>
               <w:t>Cenário Principal</w:t>
             </w:r>
@@ -5509,27 +5741,39 @@
         </w:tc>
         <w:tc>
           <w:tcPr>
-            <w:tcW w:w="4320" w:type="dxa"/>
+            <w:tcW w:w="7797" w:type="dxa"/>
           </w:tcPr>
           <w:p>
-            <w:r>
-              <w:t xml:space="preserve">Leitura ou Atualização efetuada com sucesso: retorno 200 feedback no </w:t>
-            </w:r>
-            <w:r>
-              <w:t>frontend</w:t>
-            </w:r>
-            <w:r>
-              <w:t>.</w:t>
+            <w:pPr>
+              <w:ind w:firstLine="0"/>
+            </w:pPr>
+            <w:r>
+              <w:t xml:space="preserve">Log copiado para a área de transferência: um ou mais softwares com estado em </w:t>
+            </w:r>
+          </w:p>
+          <w:p>
+            <w:pPr>
+              <w:ind w:firstLine="0"/>
+            </w:pPr>
+            <w:r>
+              <w:t>Warning ou Not Found.</w:t>
             </w:r>
           </w:p>
         </w:tc>
       </w:tr>
       <w:tr>
+        <w:trPr>
+          <w:jc w:val="center"/>
+        </w:trPr>
         <w:tc>
           <w:tcPr>
-            <w:tcW w:w="4320" w:type="dxa"/>
+            <w:tcW w:w="2263" w:type="dxa"/>
+            <w:vAlign w:val="center"/>
           </w:tcPr>
           <w:p>
+            <w:pPr>
+              <w:ind w:firstLine="0"/>
+            </w:pPr>
             <w:r>
               <w:t>Cenário Alternativo</w:t>
             </w:r>
@@ -5537,27 +5781,39 @@
         </w:tc>
         <w:tc>
           <w:tcPr>
-            <w:tcW w:w="4320" w:type="dxa"/>
+            <w:tcW w:w="7797" w:type="dxa"/>
           </w:tcPr>
           <w:p>
-            <w:r>
-              <w:t>Cadastro</w:t>
-            </w:r>
-            <w:r>
-              <w:t xml:space="preserve"> ou Deleção efetuada com sucesso: retorno 201 ou nulo</w:t>
-            </w:r>
-            <w:r>
-              <w:t>.</w:t>
+            <w:pPr>
+              <w:ind w:firstLine="0"/>
+            </w:pPr>
+            <w:r>
+              <w:t xml:space="preserve">Log copiado para a área de transferência: um ou mais softwares com estado em </w:t>
+            </w:r>
+          </w:p>
+          <w:p>
+            <w:pPr>
+              <w:ind w:firstLine="0"/>
+            </w:pPr>
+            <w:r>
+              <w:t>Warning ou Not Found.</w:t>
             </w:r>
           </w:p>
         </w:tc>
       </w:tr>
       <w:tr>
+        <w:trPr>
+          <w:jc w:val="center"/>
+        </w:trPr>
         <w:tc>
           <w:tcPr>
-            <w:tcW w:w="4320" w:type="dxa"/>
+            <w:tcW w:w="2263" w:type="dxa"/>
+            <w:vAlign w:val="center"/>
           </w:tcPr>
           <w:p>
+            <w:pPr>
+              <w:ind w:firstLine="0"/>
+            </w:pPr>
             <w:r>
               <w:t>Cenário de Exceção</w:t>
             </w:r>
@@ -5565,30 +5821,31 @@
         </w:tc>
         <w:tc>
           <w:tcPr>
-            <w:tcW w:w="4320" w:type="dxa"/>
+            <w:tcW w:w="7797" w:type="dxa"/>
           </w:tcPr>
           <w:p>
-            <w:r>
-              <w:t>Not</w:t>
-            </w:r>
-            <w:r>
-              <w:t xml:space="preserve"> </w:t>
-            </w:r>
-            <w:r>
-              <w:t>Found, Software já existente, dados inválido</w:t>
-            </w:r>
-            <w:r>
-              <w:t>s</w:t>
+            <w:pPr>
+              <w:ind w:firstLine="0"/>
+            </w:pPr>
+            <w:r>
+              <w:t>Problemas com conflito de software impedem função de copiar e colar (bug)</w:t>
             </w:r>
           </w:p>
         </w:tc>
       </w:tr>
       <w:tr>
+        <w:trPr>
+          <w:jc w:val="center"/>
+        </w:trPr>
         <w:tc>
           <w:tcPr>
-            <w:tcW w:w="4320" w:type="dxa"/>
+            <w:tcW w:w="2263" w:type="dxa"/>
+            <w:vAlign w:val="center"/>
           </w:tcPr>
           <w:p>
+            <w:pPr>
+              <w:ind w:firstLine="0"/>
+            </w:pPr>
             <w:r>
               <w:t>Pré-Condição</w:t>
             </w:r>
@@ -5596,21 +5853,31 @@
         </w:tc>
         <w:tc>
           <w:tcPr>
-            <w:tcW w:w="4320" w:type="dxa"/>
+            <w:tcW w:w="7797" w:type="dxa"/>
           </w:tcPr>
           <w:p>
-            <w:r>
-              <w:t>Acesso à internet, permissões de instrutor no login do sistema Nexus.</w:t>
+            <w:pPr>
+              <w:ind w:firstLine="0"/>
+            </w:pPr>
+            <w:r>
+              <w:t>Varredura realizada.</w:t>
             </w:r>
           </w:p>
         </w:tc>
       </w:tr>
       <w:tr>
+        <w:trPr>
+          <w:jc w:val="center"/>
+        </w:trPr>
         <w:tc>
           <w:tcPr>
-            <w:tcW w:w="4320" w:type="dxa"/>
+            <w:tcW w:w="2263" w:type="dxa"/>
+            <w:vAlign w:val="center"/>
           </w:tcPr>
           <w:p>
+            <w:pPr>
+              <w:ind w:firstLine="0"/>
+            </w:pPr>
             <w:r>
               <w:t>Pós-Condição</w:t>
             </w:r>
@@ -5618,11 +5885,22 @@
         </w:tc>
         <w:tc>
           <w:tcPr>
-            <w:tcW w:w="4320" w:type="dxa"/>
+            <w:tcW w:w="7797" w:type="dxa"/>
           </w:tcPr>
           <w:p>
-            <w:r>
-              <w:t>Banco de dados atualizado com as informações.</w:t>
+            <w:pPr>
+              <w:ind w:firstLine="0"/>
+            </w:pPr>
+            <w:r>
+              <w:t xml:space="preserve">Conteúdo de log copiado para a área de transferência, pronto para ser </w:t>
+            </w:r>
+          </w:p>
+          <w:p>
+            <w:pPr>
+              <w:ind w:firstLine="0"/>
+            </w:pPr>
+            <w:r>
+              <w:t>enviado ao instrutor.</w:t>
             </w:r>
           </w:p>
         </w:tc>
@@ -5631,18 +5909,21 @@
     <w:p>
       <w:pPr>
         <w:ind w:firstLine="0"/>
+      </w:pPr>
+      <w:r>
+        <w:t>Fonte: Elaborado pelos autores (2026).</w:t>
+      </w:r>
+      <w:r>
+        <w:rPr>
+          <w:b/>
+        </w:rPr>
+        <w:t xml:space="preserve"> </w:t>
+      </w:r>
+    </w:p>
+    <w:p>
+      <w:pPr>
+        <w:ind w:firstLine="0"/>
         <w:jc w:val="center"/>
-        <w:rPr>
-          <w:b/>
-        </w:rPr>
-      </w:pPr>
-      <w:r>
-        <w:t>Fonte: Elaborado pelos autores (2026).</w:t>
-      </w:r>
-    </w:p>
-    <w:p>
-      <w:pPr>
-        <w:ind w:firstLine="0"/>
         <w:rPr>
           <w:rFonts w:eastAsia="Arial"/>
           <w:b/>
@@ -5719,85 +6000,11 @@
     </w:p>
     <w:p>
       <w:pPr>
-        <w:ind w:firstLine="0"/>
-        <w:jc w:val="center"/>
-        <w:rPr>
-          <w:rFonts w:eastAsia="Arial"/>
-          <w:b/>
-          <w:bCs/>
-          <w:i/>
-          <w:iCs/>
-        </w:rPr>
-      </w:pPr>
-    </w:p>
-    <w:p>
-      <w:pPr>
-        <w:ind w:firstLine="0"/>
-        <w:jc w:val="center"/>
-        <w:rPr>
-          <w:rFonts w:eastAsia="Arial"/>
-          <w:b/>
-          <w:bCs/>
-          <w:i/>
-          <w:iCs/>
-        </w:rPr>
-      </w:pPr>
-    </w:p>
-    <w:p>
-      <w:pPr>
-        <w:ind w:firstLine="0"/>
-        <w:rPr>
-          <w:rFonts w:eastAsia="Arial"/>
-          <w:b/>
-          <w:bCs/>
-          <w:i/>
-          <w:iCs/>
-        </w:rPr>
-      </w:pPr>
-    </w:p>
-    <w:p>
-      <w:pPr>
-        <w:ind w:firstLine="0"/>
-        <w:rPr>
-          <w:rFonts w:eastAsia="Arial"/>
-          <w:b/>
-          <w:bCs/>
-          <w:i/>
-          <w:iCs/>
-        </w:rPr>
-      </w:pPr>
-    </w:p>
-    <w:p>
-      <w:pPr>
-        <w:ind w:firstLine="0"/>
-        <w:jc w:val="center"/>
-        <w:rPr>
-          <w:rFonts w:eastAsia="Arial"/>
-          <w:b/>
-          <w:bCs/>
-          <w:i/>
-          <w:iCs/>
-        </w:rPr>
-      </w:pPr>
-    </w:p>
-    <w:p>
-      <w:pPr>
-        <w:ind w:firstLine="0"/>
-        <w:rPr>
-          <w:rFonts w:eastAsia="Arial"/>
-          <w:b/>
-          <w:bCs/>
-          <w:i/>
-          <w:iCs/>
-        </w:rPr>
-      </w:pPr>
-    </w:p>
-    <w:p>
-      <w:pPr>
         <w:pStyle w:val="Legenda"/>
         <w:keepNext/>
       </w:pPr>
       <w:r>
+        <w:lastRenderedPageBreak/>
         <w:t xml:space="preserve">Tabela </w:t>
       </w:r>
       <w:r>
@@ -5813,31 +6020,39 @@
         <w:rPr>
           <w:noProof/>
         </w:rPr>
-        <w:t>3</w:t>
+        <w:t>4</w:t>
       </w:r>
       <w:r>
         <w:fldChar w:fldCharType="end"/>
       </w:r>
       <w:r>
-        <w:t xml:space="preserve"> — Narrativa de Caso de Uso (Copiar log)</w:t>
+        <w:t xml:space="preserve"> — Narrativa de Caso de Uso (Acessar histórico)</w:t>
       </w:r>
     </w:p>
     <w:tbl>
       <w:tblPr>
         <w:tblStyle w:val="Tabelacomgrade"/>
-        <w:tblW w:w="0" w:type="auto"/>
+        <w:tblW w:w="10059" w:type="dxa"/>
+        <w:jc w:val="center"/>
         <w:tblLook w:val="04A0" w:firstRow="1" w:lastRow="0" w:firstColumn="1" w:lastColumn="0" w:noHBand="0" w:noVBand="1"/>
       </w:tblPr>
       <w:tblGrid>
-        <w:gridCol w:w="4320"/>
-        <w:gridCol w:w="4320"/>
+        <w:gridCol w:w="2263"/>
+        <w:gridCol w:w="7796"/>
       </w:tblGrid>
       <w:tr>
+        <w:trPr>
+          <w:jc w:val="center"/>
+        </w:trPr>
         <w:tc>
           <w:tcPr>
-            <w:tcW w:w="4320" w:type="dxa"/>
+            <w:tcW w:w="2263" w:type="dxa"/>
+            <w:vAlign w:val="center"/>
           </w:tcPr>
           <w:p>
+            <w:pPr>
+              <w:ind w:firstLine="0"/>
+            </w:pPr>
             <w:r>
               <w:t>Nome</w:t>
             </w:r>
@@ -5845,21 +6060,31 @@
         </w:tc>
         <w:tc>
           <w:tcPr>
-            <w:tcW w:w="4320" w:type="dxa"/>
+            <w:tcW w:w="7796" w:type="dxa"/>
           </w:tcPr>
           <w:p>
-            <w:r>
-              <w:t>Copiar log</w:t>
+            <w:pPr>
+              <w:ind w:firstLine="0"/>
+            </w:pPr>
+            <w:r>
+              <w:t>Acessar histórico</w:t>
             </w:r>
           </w:p>
         </w:tc>
       </w:tr>
       <w:tr>
+        <w:trPr>
+          <w:jc w:val="center"/>
+        </w:trPr>
         <w:tc>
           <w:tcPr>
-            <w:tcW w:w="4320" w:type="dxa"/>
+            <w:tcW w:w="2263" w:type="dxa"/>
+            <w:vAlign w:val="center"/>
           </w:tcPr>
           <w:p>
+            <w:pPr>
+              <w:ind w:firstLine="0"/>
+            </w:pPr>
             <w:r>
               <w:t>Objetivo</w:t>
             </w:r>
@@ -5867,21 +6092,31 @@
         </w:tc>
         <w:tc>
           <w:tcPr>
-            <w:tcW w:w="4320" w:type="dxa"/>
+            <w:tcW w:w="7796" w:type="dxa"/>
           </w:tcPr>
           <w:p>
-            <w:r>
-              <w:t>Copiar registro da Varredura de softwares para a área de transferências.</w:t>
+            <w:pPr>
+              <w:ind w:firstLine="0"/>
+            </w:pPr>
+            <w:r>
+              <w:t>Segurança, Auditoria, Gerenciamento de softwares.</w:t>
             </w:r>
           </w:p>
         </w:tc>
       </w:tr>
       <w:tr>
+        <w:trPr>
+          <w:jc w:val="center"/>
+        </w:trPr>
         <w:tc>
           <w:tcPr>
-            <w:tcW w:w="4320" w:type="dxa"/>
+            <w:tcW w:w="2263" w:type="dxa"/>
+            <w:vAlign w:val="center"/>
           </w:tcPr>
           <w:p>
+            <w:pPr>
+              <w:ind w:firstLine="0"/>
+            </w:pPr>
             <w:r>
               <w:t>Frequência estimada</w:t>
             </w:r>
@@ -5889,21 +6124,34 @@
         </w:tc>
         <w:tc>
           <w:tcPr>
-            <w:tcW w:w="4320" w:type="dxa"/>
+            <w:tcW w:w="7796" w:type="dxa"/>
           </w:tcPr>
           <w:p>
-            <w:r>
-              <w:t>Uma vez por 5S eletrônico com erros, por máquina.</w:t>
+            <w:pPr>
+              <w:ind w:firstLine="0"/>
+            </w:pPr>
+            <w:r>
+              <w:t>Uma vez por mês</w:t>
+            </w:r>
+            <w:r>
+              <w:t>.</w:t>
             </w:r>
           </w:p>
         </w:tc>
       </w:tr>
       <w:tr>
+        <w:trPr>
+          <w:jc w:val="center"/>
+        </w:trPr>
         <w:tc>
           <w:tcPr>
-            <w:tcW w:w="4320" w:type="dxa"/>
+            <w:tcW w:w="2263" w:type="dxa"/>
+            <w:vAlign w:val="center"/>
           </w:tcPr>
           <w:p>
+            <w:pPr>
+              <w:ind w:firstLine="0"/>
+            </w:pPr>
             <w:r>
               <w:t>Ator principal</w:t>
             </w:r>
@@ -5911,21 +6159,34 @@
         </w:tc>
         <w:tc>
           <w:tcPr>
-            <w:tcW w:w="4320" w:type="dxa"/>
+            <w:tcW w:w="7796" w:type="dxa"/>
           </w:tcPr>
           <w:p>
-            <w:r>
-              <w:t>Aprendiz.</w:t>
+            <w:pPr>
+              <w:ind w:firstLine="0"/>
+            </w:pPr>
+            <w:r>
+              <w:t>Instrutor</w:t>
+            </w:r>
+            <w:r>
+              <w:t>.</w:t>
             </w:r>
           </w:p>
         </w:tc>
       </w:tr>
       <w:tr>
+        <w:trPr>
+          <w:jc w:val="center"/>
+        </w:trPr>
         <w:tc>
           <w:tcPr>
-            <w:tcW w:w="4320" w:type="dxa"/>
+            <w:tcW w:w="2263" w:type="dxa"/>
+            <w:vAlign w:val="center"/>
           </w:tcPr>
           <w:p>
+            <w:pPr>
+              <w:ind w:firstLine="0"/>
+            </w:pPr>
             <w:r>
               <w:t>Cenário Principal</w:t>
             </w:r>
@@ -5933,21 +6194,31 @@
         </w:tc>
         <w:tc>
           <w:tcPr>
-            <w:tcW w:w="4320" w:type="dxa"/>
+            <w:tcW w:w="7796" w:type="dxa"/>
           </w:tcPr>
           <w:p>
-            <w:r>
-              <w:t>Log copiado para a área de transferência: um ou mais softwares com estado em Warning ou Not Found.</w:t>
+            <w:pPr>
+              <w:ind w:firstLine="0"/>
+            </w:pPr>
+            <w:r>
+              <w:t>Exibição do histórico. Aplicação de filtros para auditoria específica.</w:t>
             </w:r>
           </w:p>
         </w:tc>
       </w:tr>
       <w:tr>
+        <w:trPr>
+          <w:jc w:val="center"/>
+        </w:trPr>
         <w:tc>
           <w:tcPr>
-            <w:tcW w:w="4320" w:type="dxa"/>
+            <w:tcW w:w="2263" w:type="dxa"/>
+            <w:vAlign w:val="center"/>
           </w:tcPr>
           <w:p>
+            <w:pPr>
+              <w:ind w:firstLine="0"/>
+            </w:pPr>
             <w:r>
               <w:t>Cenário Alternativo</w:t>
             </w:r>
@@ -5955,21 +6226,39 @@
         </w:tc>
         <w:tc>
           <w:tcPr>
-            <w:tcW w:w="4320" w:type="dxa"/>
+            <w:tcW w:w="7796" w:type="dxa"/>
           </w:tcPr>
           <w:p>
-            <w:r>
-              <w:t>Log copiado para a área de transferência: um ou mais softwares com estado em Warning ou Not Found.</w:t>
+            <w:pPr>
+              <w:ind w:firstLine="0"/>
+            </w:pPr>
+            <w:r>
+              <w:t xml:space="preserve">Histórico vazio para o filtro aplicado ou histórico grande demais. Manter na tela </w:t>
+            </w:r>
+          </w:p>
+          <w:p>
+            <w:pPr>
+              <w:ind w:firstLine="0"/>
+            </w:pPr>
+            <w:r>
+              <w:t>apenas a última varredura feita por cada máquina.</w:t>
             </w:r>
           </w:p>
         </w:tc>
       </w:tr>
       <w:tr>
+        <w:trPr>
+          <w:jc w:val="center"/>
+        </w:trPr>
         <w:tc>
           <w:tcPr>
-            <w:tcW w:w="4320" w:type="dxa"/>
+            <w:tcW w:w="2263" w:type="dxa"/>
+            <w:vAlign w:val="center"/>
           </w:tcPr>
           <w:p>
+            <w:pPr>
+              <w:ind w:firstLine="0"/>
+            </w:pPr>
             <w:r>
               <w:t>Cenário de Exceção</w:t>
             </w:r>
@@ -5977,21 +6266,31 @@
         </w:tc>
         <w:tc>
           <w:tcPr>
-            <w:tcW w:w="4320" w:type="dxa"/>
+            <w:tcW w:w="7796" w:type="dxa"/>
           </w:tcPr>
           <w:p>
-            <w:r>
-              <w:t>Problemas com conflito de software impedem função de copiar e colar (bug)</w:t>
+            <w:pPr>
+              <w:ind w:firstLine="0"/>
+            </w:pPr>
+            <w:r>
+              <w:t>Servidor Backend indisponível.</w:t>
             </w:r>
           </w:p>
         </w:tc>
       </w:tr>
       <w:tr>
+        <w:trPr>
+          <w:jc w:val="center"/>
+        </w:trPr>
         <w:tc>
           <w:tcPr>
-            <w:tcW w:w="4320" w:type="dxa"/>
+            <w:tcW w:w="2263" w:type="dxa"/>
+            <w:vAlign w:val="center"/>
           </w:tcPr>
           <w:p>
+            <w:pPr>
+              <w:ind w:firstLine="0"/>
+            </w:pPr>
             <w:r>
               <w:t>Pré-Condição</w:t>
             </w:r>
@@ -5999,21 +6298,31 @@
         </w:tc>
         <w:tc>
           <w:tcPr>
-            <w:tcW w:w="4320" w:type="dxa"/>
+            <w:tcW w:w="7796" w:type="dxa"/>
           </w:tcPr>
           <w:p>
-            <w:r>
-              <w:t>Varredura realizada.</w:t>
+            <w:pPr>
+              <w:ind w:firstLine="0"/>
+            </w:pPr>
+            <w:r>
+              <w:t>Acesso à internet, permissões de instrutor no login do sistema Nexus.</w:t>
             </w:r>
           </w:p>
         </w:tc>
       </w:tr>
       <w:tr>
+        <w:trPr>
+          <w:jc w:val="center"/>
+        </w:trPr>
         <w:tc>
           <w:tcPr>
-            <w:tcW w:w="4320" w:type="dxa"/>
+            <w:tcW w:w="2263" w:type="dxa"/>
+            <w:vAlign w:val="center"/>
           </w:tcPr>
           <w:p>
+            <w:pPr>
+              <w:ind w:firstLine="0"/>
+            </w:pPr>
             <w:r>
               <w:t>Pós-Condição</w:t>
             </w:r>
@@ -6021,11 +6330,14 @@
         </w:tc>
         <w:tc>
           <w:tcPr>
-            <w:tcW w:w="4320" w:type="dxa"/>
+            <w:tcW w:w="7796" w:type="dxa"/>
           </w:tcPr>
           <w:p>
-            <w:r>
-              <w:t>Conteúdo de log copiado para a área de transferência, pronto para ser enviado ao instrutor.</w:t>
+            <w:pPr>
+              <w:ind w:firstLine="0"/>
+            </w:pPr>
+            <w:r>
+              <w:t>Leitura completa do histórico.</w:t>
             </w:r>
           </w:p>
         </w:tc>
@@ -6033,7 +6345,7 @@
     </w:tbl>
     <w:p>
       <w:pPr>
-        <w:ind w:firstLine="709"/>
+        <w:ind w:firstLine="0"/>
       </w:pPr>
       <w:r>
         <w:t>Fonte: Elaborado pelos autores (2026).</w:t>
@@ -6048,7 +6360,6 @@
     <w:p>
       <w:pPr>
         <w:ind w:firstLine="0"/>
-        <w:jc w:val="center"/>
         <w:rPr>
           <w:rFonts w:eastAsia="Arial"/>
           <w:b/>
@@ -6079,31 +6390,40 @@
         <w:rPr>
           <w:noProof/>
         </w:rPr>
-        <w:t>4</w:t>
+        <w:t>5</w:t>
       </w:r>
       <w:r>
         <w:fldChar w:fldCharType="end"/>
       </w:r>
       <w:r>
-        <w:t xml:space="preserve"> — Narrativa de Caso de Uso (Acessar histórico)</w:t>
+        <w:t xml:space="preserve"> — Narrativa de Caso de Uso (Registrar histórico)</w:t>
       </w:r>
     </w:p>
     <w:tbl>
       <w:tblPr>
         <w:tblStyle w:val="Tabelacomgrade"/>
-        <w:tblW w:w="0" w:type="auto"/>
+        <w:tblW w:w="10059" w:type="dxa"/>
+        <w:jc w:val="center"/>
+        <w:tblLayout w:type="fixed"/>
         <w:tblLook w:val="04A0" w:firstRow="1" w:lastRow="0" w:firstColumn="1" w:lastColumn="0" w:noHBand="0" w:noVBand="1"/>
       </w:tblPr>
       <w:tblGrid>
-        <w:gridCol w:w="4320"/>
-        <w:gridCol w:w="4320"/>
+        <w:gridCol w:w="2263"/>
+        <w:gridCol w:w="7796"/>
       </w:tblGrid>
       <w:tr>
+        <w:trPr>
+          <w:jc w:val="center"/>
+        </w:trPr>
         <w:tc>
           <w:tcPr>
-            <w:tcW w:w="4320" w:type="dxa"/>
+            <w:tcW w:w="2263" w:type="dxa"/>
+            <w:vAlign w:val="center"/>
           </w:tcPr>
           <w:p>
+            <w:pPr>
+              <w:ind w:firstLine="0"/>
+            </w:pPr>
             <w:r>
               <w:t>Nome</w:t>
             </w:r>
@@ -6111,44 +6431,68 @@
         </w:tc>
         <w:tc>
           <w:tcPr>
-            <w:tcW w:w="4320" w:type="dxa"/>
+            <w:tcW w:w="7796" w:type="dxa"/>
+            <w:vAlign w:val="center"/>
           </w:tcPr>
           <w:p>
-            <w:r>
-              <w:t>Acessar histórico</w:t>
+            <w:pPr>
+              <w:ind w:firstLine="0"/>
+            </w:pPr>
+            <w:r>
+              <w:t>Registrar</w:t>
+            </w:r>
+            <w:r>
+              <w:t xml:space="preserve"> histórico</w:t>
             </w:r>
           </w:p>
         </w:tc>
       </w:tr>
       <w:tr>
+        <w:trPr>
+          <w:jc w:val="center"/>
+        </w:trPr>
         <w:tc>
           <w:tcPr>
-            <w:tcW w:w="4320" w:type="dxa"/>
+            <w:tcW w:w="2263" w:type="dxa"/>
+            <w:vAlign w:val="center"/>
           </w:tcPr>
           <w:p>
-            <w:r>
-              <w:lastRenderedPageBreak/>
+            <w:pPr>
+              <w:ind w:firstLine="0"/>
+            </w:pPr>
+            <w:r>
               <w:t>Objetivo</w:t>
             </w:r>
           </w:p>
         </w:tc>
         <w:tc>
           <w:tcPr>
-            <w:tcW w:w="4320" w:type="dxa"/>
+            <w:tcW w:w="7796" w:type="dxa"/>
+            <w:vAlign w:val="center"/>
           </w:tcPr>
           <w:p>
-            <w:r>
-              <w:t>Segurança, Auditoria, Gerenciamento de softwares.</w:t>
+            <w:pPr>
+              <w:ind w:firstLine="0"/>
+            </w:pPr>
+            <w:r>
+              <w:t>Cadastrar no banco de dados informações da varredura realizada</w:t>
             </w:r>
           </w:p>
         </w:tc>
       </w:tr>
       <w:tr>
+        <w:trPr>
+          <w:jc w:val="center"/>
+        </w:trPr>
         <w:tc>
           <w:tcPr>
-            <w:tcW w:w="4320" w:type="dxa"/>
+            <w:tcW w:w="2263" w:type="dxa"/>
+            <w:vAlign w:val="center"/>
           </w:tcPr>
           <w:p>
+            <w:pPr>
+              <w:ind w:firstLine="0"/>
+            </w:pPr>
             <w:r>
               <w:t>Frequência estimada</w:t>
             </w:r>
@@ -6156,24 +6500,32 @@
         </w:tc>
         <w:tc>
           <w:tcPr>
-            <w:tcW w:w="4320" w:type="dxa"/>
+            <w:tcW w:w="7796" w:type="dxa"/>
+            <w:vAlign w:val="center"/>
           </w:tcPr>
           <w:p>
-            <w:r>
-              <w:t>Uma vez por mês</w:t>
-            </w:r>
-            <w:r>
-              <w:t>.</w:t>
+            <w:pPr>
+              <w:ind w:firstLine="0"/>
+            </w:pPr>
+            <w:r>
+              <w:t>Todas as vezes em que a Varredura for completa.</w:t>
             </w:r>
           </w:p>
         </w:tc>
       </w:tr>
       <w:tr>
+        <w:trPr>
+          <w:jc w:val="center"/>
+        </w:trPr>
         <w:tc>
           <w:tcPr>
-            <w:tcW w:w="4320" w:type="dxa"/>
+            <w:tcW w:w="2263" w:type="dxa"/>
+            <w:vAlign w:val="center"/>
           </w:tcPr>
           <w:p>
+            <w:pPr>
+              <w:ind w:firstLine="0"/>
+            </w:pPr>
             <w:r>
               <w:t>Ator principal</w:t>
             </w:r>
@@ -6181,24 +6533,32 @@
         </w:tc>
         <w:tc>
           <w:tcPr>
-            <w:tcW w:w="4320" w:type="dxa"/>
+            <w:tcW w:w="7796" w:type="dxa"/>
+            <w:vAlign w:val="center"/>
           </w:tcPr>
           <w:p>
-            <w:r>
-              <w:t>Instrutor</w:t>
-            </w:r>
-            <w:r>
-              <w:t>.</w:t>
+            <w:pPr>
+              <w:ind w:firstLine="0"/>
+            </w:pPr>
+            <w:r>
+              <w:t>Aprendiz.</w:t>
             </w:r>
           </w:p>
         </w:tc>
       </w:tr>
       <w:tr>
+        <w:trPr>
+          <w:jc w:val="center"/>
+        </w:trPr>
         <w:tc>
           <w:tcPr>
-            <w:tcW w:w="4320" w:type="dxa"/>
+            <w:tcW w:w="2263" w:type="dxa"/>
+            <w:vAlign w:val="center"/>
           </w:tcPr>
           <w:p>
+            <w:pPr>
+              <w:ind w:firstLine="0"/>
+            </w:pPr>
             <w:r>
               <w:t>Cenário Principal</w:t>
             </w:r>
@@ -6206,21 +6566,40 @@
         </w:tc>
         <w:tc>
           <w:tcPr>
-            <w:tcW w:w="4320" w:type="dxa"/>
+            <w:tcW w:w="7796" w:type="dxa"/>
+            <w:vAlign w:val="center"/>
           </w:tcPr>
           <w:p>
-            <w:r>
-              <w:t>Exibição do histórico. Aplicação de filtros para auditoria específica.</w:t>
+            <w:pPr>
+              <w:ind w:firstLine="0"/>
+            </w:pPr>
+            <w:r>
+              <w:t xml:space="preserve">Cadastro do Histórico sem erros, com chave estrangeira mencionando a </w:t>
+            </w:r>
+          </w:p>
+          <w:p>
+            <w:pPr>
+              <w:ind w:firstLine="0"/>
+            </w:pPr>
+            <w:r>
+              <w:t>máquina.</w:t>
             </w:r>
           </w:p>
         </w:tc>
       </w:tr>
       <w:tr>
+        <w:trPr>
+          <w:jc w:val="center"/>
+        </w:trPr>
         <w:tc>
           <w:tcPr>
-            <w:tcW w:w="4320" w:type="dxa"/>
+            <w:tcW w:w="2263" w:type="dxa"/>
+            <w:vAlign w:val="center"/>
           </w:tcPr>
           <w:p>
+            <w:pPr>
+              <w:ind w:firstLine="0"/>
+            </w:pPr>
             <w:r>
               <w:t>Cenário Alternativo</w:t>
             </w:r>
@@ -6228,21 +6607,33 @@
         </w:tc>
         <w:tc>
           <w:tcPr>
-            <w:tcW w:w="4320" w:type="dxa"/>
+            <w:tcW w:w="7796" w:type="dxa"/>
+            <w:vAlign w:val="center"/>
           </w:tcPr>
           <w:p>
-            <w:r>
-              <w:t>Histórico vazio para o filtro aplicado ou histórico grande demais. Manter na tela apenas a última varredura feita por cada máquina.</w:t>
+            <w:pPr>
+              <w:ind w:firstLine="0"/>
+              <w:jc w:val="left"/>
+            </w:pPr>
+            <w:r>
+              <w:t>Cadastro do Histórico com algumas inconsistências, com chave estrangeira mencionando a máquina.</w:t>
             </w:r>
           </w:p>
         </w:tc>
       </w:tr>
       <w:tr>
+        <w:trPr>
+          <w:jc w:val="center"/>
+        </w:trPr>
         <w:tc>
           <w:tcPr>
-            <w:tcW w:w="4320" w:type="dxa"/>
+            <w:tcW w:w="2263" w:type="dxa"/>
+            <w:vAlign w:val="center"/>
           </w:tcPr>
           <w:p>
+            <w:pPr>
+              <w:ind w:firstLine="0"/>
+            </w:pPr>
             <w:r>
               <w:t>Cenário de Exceção</w:t>
             </w:r>
@@ -6250,9 +6641,13 @@
         </w:tc>
         <w:tc>
           <w:tcPr>
-            <w:tcW w:w="4320" w:type="dxa"/>
+            <w:tcW w:w="7796" w:type="dxa"/>
+            <w:vAlign w:val="center"/>
           </w:tcPr>
           <w:p>
+            <w:pPr>
+              <w:ind w:firstLine="0"/>
+            </w:pPr>
             <w:r>
               <w:t>Servidor Backend indisponível.</w:t>
             </w:r>
@@ -6260,11 +6655,18 @@
         </w:tc>
       </w:tr>
       <w:tr>
+        <w:trPr>
+          <w:jc w:val="center"/>
+        </w:trPr>
         <w:tc>
           <w:tcPr>
-            <w:tcW w:w="4320" w:type="dxa"/>
+            <w:tcW w:w="2263" w:type="dxa"/>
+            <w:vAlign w:val="center"/>
           </w:tcPr>
           <w:p>
+            <w:pPr>
+              <w:ind w:firstLine="0"/>
+            </w:pPr>
             <w:r>
               <w:t>Pré-Condição</w:t>
             </w:r>
@@ -6272,21 +6674,35 @@
         </w:tc>
         <w:tc>
           <w:tcPr>
-            <w:tcW w:w="4320" w:type="dxa"/>
+            <w:tcW w:w="7796" w:type="dxa"/>
+            <w:vAlign w:val="center"/>
           </w:tcPr>
           <w:p>
-            <w:r>
-              <w:t>Acesso à internet, permissões de instrutor no login do sistema Nexus.</w:t>
+            <w:pPr>
+              <w:ind w:firstLine="0"/>
+            </w:pPr>
+            <w:r>
+              <w:t xml:space="preserve">Acesso à internet, </w:t>
+            </w:r>
+            <w:r>
+              <w:t>Varredura finalizada.</w:t>
             </w:r>
           </w:p>
         </w:tc>
       </w:tr>
       <w:tr>
+        <w:trPr>
+          <w:jc w:val="center"/>
+        </w:trPr>
         <w:tc>
           <w:tcPr>
-            <w:tcW w:w="4320" w:type="dxa"/>
+            <w:tcW w:w="2263" w:type="dxa"/>
+            <w:vAlign w:val="center"/>
           </w:tcPr>
           <w:p>
+            <w:pPr>
+              <w:ind w:firstLine="0"/>
+            </w:pPr>
             <w:r>
               <w:t>Pós-Condição</w:t>
             </w:r>
@@ -6294,11 +6710,18 @@
         </w:tc>
         <w:tc>
           <w:tcPr>
-            <w:tcW w:w="4320" w:type="dxa"/>
+            <w:tcW w:w="7796" w:type="dxa"/>
+            <w:vAlign w:val="center"/>
           </w:tcPr>
           <w:p>
-            <w:r>
-              <w:t>Leitura completa do histórico.</w:t>
+            <w:pPr>
+              <w:ind w:firstLine="0"/>
+            </w:pPr>
+            <w:r>
+              <w:t>Post finalizado, registro no banco de dados com retorno 201</w:t>
+            </w:r>
+            <w:r>
+              <w:t>.</w:t>
             </w:r>
           </w:p>
         </w:tc>
@@ -6306,7 +6729,10 @@
     </w:tbl>
     <w:p>
       <w:pPr>
-        <w:ind w:firstLine="709"/>
+        <w:ind w:firstLine="0"/>
+        <w:rPr>
+          <w:b/>
+        </w:rPr>
       </w:pPr>
       <w:r>
         <w:t>Fonte: Elaborado pelos autores (2026).</w:t>
@@ -6320,442 +6746,9 @@
     </w:p>
     <w:p>
       <w:pPr>
-        <w:ind w:firstLine="0"/>
-        <w:jc w:val="center"/>
-        <w:rPr>
-          <w:rFonts w:eastAsia="Arial"/>
-          <w:b/>
-          <w:bCs/>
-          <w:i/>
-          <w:iCs/>
-        </w:rPr>
-      </w:pPr>
-    </w:p>
-    <w:p>
-      <w:pPr>
-        <w:ind w:firstLine="0"/>
-        <w:jc w:val="center"/>
-        <w:rPr>
-          <w:rFonts w:eastAsia="Arial"/>
-          <w:b/>
-          <w:bCs/>
-          <w:i/>
-          <w:iCs/>
-        </w:rPr>
-      </w:pPr>
-    </w:p>
-    <w:p>
-      <w:pPr>
-        <w:ind w:firstLine="0"/>
-        <w:jc w:val="center"/>
-        <w:rPr>
-          <w:rFonts w:eastAsia="Arial"/>
-          <w:b/>
-          <w:bCs/>
-          <w:i/>
-          <w:iCs/>
-        </w:rPr>
-      </w:pPr>
-    </w:p>
-    <w:p>
-      <w:pPr>
-        <w:ind w:firstLine="0"/>
-        <w:jc w:val="center"/>
-        <w:rPr>
-          <w:rFonts w:eastAsia="Arial"/>
-          <w:b/>
-          <w:bCs/>
-          <w:i/>
-          <w:iCs/>
-        </w:rPr>
-      </w:pPr>
-    </w:p>
-    <w:p>
-      <w:pPr>
-        <w:ind w:firstLine="0"/>
-        <w:jc w:val="center"/>
-        <w:rPr>
-          <w:rFonts w:eastAsia="Arial"/>
-          <w:b/>
-          <w:bCs/>
-          <w:i/>
-          <w:iCs/>
-        </w:rPr>
-      </w:pPr>
-    </w:p>
-    <w:p>
-      <w:pPr>
-        <w:ind w:firstLine="0"/>
-        <w:jc w:val="center"/>
-        <w:rPr>
-          <w:rFonts w:eastAsia="Arial"/>
-          <w:b/>
-          <w:bCs/>
-          <w:i/>
-          <w:iCs/>
-        </w:rPr>
-      </w:pPr>
-    </w:p>
-    <w:p>
-      <w:pPr>
-        <w:ind w:firstLine="0"/>
-        <w:jc w:val="center"/>
-        <w:rPr>
-          <w:rFonts w:eastAsia="Arial"/>
-          <w:b/>
-          <w:bCs/>
-          <w:i/>
-          <w:iCs/>
-        </w:rPr>
-      </w:pPr>
-    </w:p>
-    <w:p>
-      <w:pPr>
-        <w:ind w:firstLine="0"/>
-        <w:jc w:val="center"/>
-        <w:rPr>
-          <w:rFonts w:eastAsia="Arial"/>
-          <w:b/>
-          <w:bCs/>
-          <w:i/>
-          <w:iCs/>
-        </w:rPr>
-      </w:pPr>
-    </w:p>
-    <w:p>
-      <w:pPr>
-        <w:ind w:firstLine="0"/>
-        <w:jc w:val="center"/>
-        <w:rPr>
-          <w:rFonts w:eastAsia="Arial"/>
-          <w:b/>
-          <w:bCs/>
-          <w:i/>
-          <w:iCs/>
-        </w:rPr>
-      </w:pPr>
-    </w:p>
-    <w:p>
-      <w:pPr>
-        <w:ind w:firstLine="0"/>
-        <w:jc w:val="center"/>
-        <w:rPr>
-          <w:rFonts w:eastAsia="Arial"/>
-          <w:b/>
-          <w:bCs/>
-          <w:i/>
-          <w:iCs/>
-        </w:rPr>
-      </w:pPr>
-    </w:p>
-    <w:p>
-      <w:pPr>
-        <w:ind w:firstLine="0"/>
-        <w:jc w:val="center"/>
-        <w:rPr>
-          <w:rFonts w:eastAsia="Arial"/>
-          <w:b/>
-          <w:bCs/>
-          <w:i/>
-          <w:iCs/>
-        </w:rPr>
-      </w:pPr>
-    </w:p>
-    <w:p>
-      <w:pPr>
-        <w:ind w:firstLine="0"/>
-        <w:jc w:val="center"/>
-        <w:rPr>
-          <w:rFonts w:eastAsia="Arial"/>
-          <w:b/>
-          <w:bCs/>
-          <w:i/>
-          <w:iCs/>
-        </w:rPr>
-      </w:pPr>
-    </w:p>
-    <w:p>
-      <w:pPr>
-        <w:ind w:firstLine="0"/>
-        <w:jc w:val="center"/>
-        <w:rPr>
-          <w:rFonts w:eastAsia="Arial"/>
-          <w:b/>
-          <w:bCs/>
-          <w:i/>
-          <w:iCs/>
-        </w:rPr>
-      </w:pPr>
-    </w:p>
-    <w:p>
-      <w:pPr>
-        <w:pStyle w:val="Legenda"/>
-        <w:keepNext/>
-      </w:pPr>
-      <w:r>
-        <w:t xml:space="preserve">Tabela </w:t>
-      </w:r>
-      <w:r>
-        <w:fldChar w:fldCharType="begin"/>
-      </w:r>
-      <w:r>
-        <w:instrText xml:space="preserve"> SEQ Tabela \* ARABIC </w:instrText>
-      </w:r>
-      <w:r>
-        <w:fldChar w:fldCharType="separate"/>
-      </w:r>
-      <w:r>
-        <w:rPr>
-          <w:noProof/>
-        </w:rPr>
-        <w:t>5</w:t>
-      </w:r>
-      <w:r>
-        <w:fldChar w:fldCharType="end"/>
-      </w:r>
-      <w:r>
-        <w:t xml:space="preserve"> — Narrativa de Caso de Uso (Registrar histórico)</w:t>
-      </w:r>
-    </w:p>
-    <w:tbl>
-      <w:tblPr>
-        <w:tblStyle w:val="Tabelacomgrade"/>
-        <w:tblW w:w="0" w:type="auto"/>
-        <w:tblLook w:val="04A0" w:firstRow="1" w:lastRow="0" w:firstColumn="1" w:lastColumn="0" w:noHBand="0" w:noVBand="1"/>
-      </w:tblPr>
-      <w:tblGrid>
-        <w:gridCol w:w="4320"/>
-        <w:gridCol w:w="4320"/>
-      </w:tblGrid>
-      <w:tr>
-        <w:tc>
-          <w:tcPr>
-            <w:tcW w:w="4320" w:type="dxa"/>
-          </w:tcPr>
-          <w:p>
-            <w:r>
-              <w:t>Nome</w:t>
-            </w:r>
-          </w:p>
-        </w:tc>
-        <w:tc>
-          <w:tcPr>
-            <w:tcW w:w="4320" w:type="dxa"/>
-          </w:tcPr>
-          <w:p>
-            <w:r>
-              <w:t>Registrar</w:t>
-            </w:r>
-            <w:r>
-              <w:t xml:space="preserve"> histórico</w:t>
-            </w:r>
-          </w:p>
-        </w:tc>
-      </w:tr>
-      <w:tr>
-        <w:tc>
-          <w:tcPr>
-            <w:tcW w:w="4320" w:type="dxa"/>
-          </w:tcPr>
-          <w:p>
-            <w:r>
-              <w:t>Objetivo</w:t>
-            </w:r>
-          </w:p>
-        </w:tc>
-        <w:tc>
-          <w:tcPr>
-            <w:tcW w:w="4320" w:type="dxa"/>
-          </w:tcPr>
-          <w:p>
-            <w:r>
-              <w:t>Cadastrar no banco de dados informações da varredura realizada</w:t>
-            </w:r>
-          </w:p>
-        </w:tc>
-      </w:tr>
-      <w:tr>
-        <w:tc>
-          <w:tcPr>
-            <w:tcW w:w="4320" w:type="dxa"/>
-          </w:tcPr>
-          <w:p>
-            <w:r>
-              <w:t>Frequência estimada</w:t>
-            </w:r>
-          </w:p>
-        </w:tc>
-        <w:tc>
-          <w:tcPr>
-            <w:tcW w:w="4320" w:type="dxa"/>
-          </w:tcPr>
-          <w:p>
-            <w:r>
-              <w:t>Todas as vezes em que a Varredura for completa.</w:t>
-            </w:r>
-          </w:p>
-        </w:tc>
-      </w:tr>
-      <w:tr>
-        <w:tc>
-          <w:tcPr>
-            <w:tcW w:w="4320" w:type="dxa"/>
-          </w:tcPr>
-          <w:p>
-            <w:r>
-              <w:t>Ator principal</w:t>
-            </w:r>
-          </w:p>
-        </w:tc>
-        <w:tc>
-          <w:tcPr>
-            <w:tcW w:w="4320" w:type="dxa"/>
-          </w:tcPr>
-          <w:p>
-            <w:r>
-              <w:t>Aprendiz.</w:t>
-            </w:r>
-          </w:p>
-        </w:tc>
-      </w:tr>
-      <w:tr>
-        <w:tc>
-          <w:tcPr>
-            <w:tcW w:w="4320" w:type="dxa"/>
-          </w:tcPr>
-          <w:p>
-            <w:r>
-              <w:t>Cenário Principal</w:t>
-            </w:r>
-          </w:p>
-        </w:tc>
-        <w:tc>
-          <w:tcPr>
-            <w:tcW w:w="4320" w:type="dxa"/>
-          </w:tcPr>
-          <w:p>
-            <w:r>
-              <w:t>Cadastro do Histórico sem erros, com chave estrangeira mencionando a máquina.</w:t>
-            </w:r>
-          </w:p>
-        </w:tc>
-      </w:tr>
-      <w:tr>
-        <w:tc>
-          <w:tcPr>
-            <w:tcW w:w="4320" w:type="dxa"/>
-          </w:tcPr>
-          <w:p>
-            <w:r>
-              <w:t>Cenário Alternativo</w:t>
-            </w:r>
-          </w:p>
-        </w:tc>
-        <w:tc>
-          <w:tcPr>
-            <w:tcW w:w="4320" w:type="dxa"/>
-          </w:tcPr>
-          <w:p>
-            <w:r>
-              <w:t>Cadastro do Histórico com algumas inconsistências, com chave estrangeira mencionando a máquina.</w:t>
-            </w:r>
-          </w:p>
-        </w:tc>
-      </w:tr>
-      <w:tr>
-        <w:tc>
-          <w:tcPr>
-            <w:tcW w:w="4320" w:type="dxa"/>
-          </w:tcPr>
-          <w:p>
-            <w:r>
-              <w:t>Cenário de Exceção</w:t>
-            </w:r>
-          </w:p>
-        </w:tc>
-        <w:tc>
-          <w:tcPr>
-            <w:tcW w:w="4320" w:type="dxa"/>
-          </w:tcPr>
-          <w:p>
-            <w:r>
-              <w:t>Servidor Backend indisponível.</w:t>
-            </w:r>
-          </w:p>
-        </w:tc>
-      </w:tr>
-      <w:tr>
-        <w:tc>
-          <w:tcPr>
-            <w:tcW w:w="4320" w:type="dxa"/>
-          </w:tcPr>
-          <w:p>
-            <w:r>
-              <w:t>Pré-Condição</w:t>
-            </w:r>
-          </w:p>
-        </w:tc>
-        <w:tc>
-          <w:tcPr>
-            <w:tcW w:w="4320" w:type="dxa"/>
-          </w:tcPr>
-          <w:p>
-            <w:r>
-              <w:t xml:space="preserve">Acesso à internet, </w:t>
-            </w:r>
-            <w:r>
-              <w:t>Varredura finalizada.</w:t>
-            </w:r>
-          </w:p>
-        </w:tc>
-      </w:tr>
-      <w:tr>
-        <w:tc>
-          <w:tcPr>
-            <w:tcW w:w="4320" w:type="dxa"/>
-          </w:tcPr>
-          <w:p>
-            <w:r>
-              <w:t>Pós-Condição</w:t>
-            </w:r>
-          </w:p>
-        </w:tc>
-        <w:tc>
-          <w:tcPr>
-            <w:tcW w:w="4320" w:type="dxa"/>
-          </w:tcPr>
-          <w:p>
-            <w:r>
-              <w:t>Post finalizado, registro no banco de dados com retorno 201</w:t>
-            </w:r>
-            <w:r>
-              <w:t>.</w:t>
-            </w:r>
-          </w:p>
-        </w:tc>
-      </w:tr>
-    </w:tbl>
-    <w:p>
-      <w:pPr>
-        <w:rPr>
-          <w:b/>
-        </w:rPr>
-      </w:pPr>
-      <w:r>
-        <w:t>Fonte: Elaborado pelos autores (2026).</w:t>
-      </w:r>
-      <w:r>
-        <w:rPr>
-          <w:b/>
-        </w:rPr>
-        <w:t xml:space="preserve"> </w:t>
-      </w:r>
-    </w:p>
-    <w:p>
-      <w:pPr>
         <w:pStyle w:val="Ttulo2"/>
       </w:pPr>
-      <w:bookmarkStart w:id="15" w:name="_Toc232086063"/>
+      <w:bookmarkStart w:id="15" w:name="_Toc232163651"/>
       <w:r>
         <w:t>2.</w:t>
       </w:r>
@@ -6769,7 +6762,20 @@
     </w:p>
     <w:p>
       <w:r>
-        <w:t>Conforme apresentado na Figura 1, a arquitetura do sistema é composta por três camadas: frontend, backend e banco de dados.</w:t>
+        <w:t xml:space="preserve">As 3 camadas mencionadas </w:t>
+      </w:r>
+      <w:r>
+        <w:t xml:space="preserve">na </w:t>
+      </w:r>
+      <w:r>
+        <w:rPr>
+          <w:b/>
+          <w:bCs/>
+        </w:rPr>
+        <w:t>Figura 1</w:t>
+      </w:r>
+      <w:r>
+        <w:t xml:space="preserve"> estão aprofundadas na Figura a seguir.</w:t>
       </w:r>
     </w:p>
     <w:p>
@@ -6786,7 +6792,6 @@
           <w:noProof/>
           <w:color w:val="888888"/>
         </w:rPr>
-        <w:lastRenderedPageBreak/>
         <w:drawing>
           <wp:inline distT="0" distB="0" distL="0" distR="0" wp14:anchorId="573E8F2C" wp14:editId="29D01856">
             <wp:extent cx="5753100" cy="3136900"/>
@@ -6879,96 +6884,11 @@
     </w:p>
     <w:p>
       <w:pPr>
-        <w:pStyle w:val="Legenda"/>
-        <w:jc w:val="both"/>
-        <w:rPr>
-          <w:b/>
-          <w:bCs/>
-        </w:rPr>
-      </w:pPr>
-    </w:p>
-    <w:p>
-      <w:pPr>
-        <w:spacing w:after="60"/>
-        <w:ind w:firstLine="0"/>
-        <w:rPr>
-          <w:b/>
-          <w:bCs/>
-        </w:rPr>
-      </w:pPr>
-    </w:p>
-    <w:p>
-      <w:pPr>
-        <w:spacing w:after="60"/>
-        <w:ind w:firstLine="0"/>
-        <w:jc w:val="center"/>
-        <w:rPr>
-          <w:b/>
-          <w:bCs/>
-        </w:rPr>
-      </w:pPr>
-    </w:p>
-    <w:p>
-      <w:pPr>
-        <w:spacing w:after="60"/>
-        <w:ind w:firstLine="0"/>
-        <w:jc w:val="center"/>
-        <w:rPr>
-          <w:b/>
-          <w:bCs/>
-        </w:rPr>
-      </w:pPr>
-    </w:p>
-    <w:p>
-      <w:pPr>
-        <w:spacing w:after="60"/>
-        <w:ind w:firstLine="0"/>
-        <w:jc w:val="center"/>
-        <w:rPr>
-          <w:b/>
-          <w:bCs/>
-        </w:rPr>
-      </w:pPr>
-    </w:p>
-    <w:p>
-      <w:pPr>
-        <w:spacing w:after="60"/>
-        <w:ind w:firstLine="0"/>
-        <w:jc w:val="center"/>
-        <w:rPr>
-          <w:b/>
-          <w:bCs/>
-        </w:rPr>
-      </w:pPr>
-    </w:p>
-    <w:p>
-      <w:pPr>
-        <w:spacing w:after="60"/>
-        <w:ind w:firstLine="0"/>
-        <w:jc w:val="center"/>
-        <w:rPr>
-          <w:b/>
-          <w:bCs/>
-        </w:rPr>
-      </w:pPr>
-    </w:p>
-    <w:p>
-      <w:pPr>
-        <w:spacing w:after="60"/>
-        <w:ind w:firstLine="0"/>
-        <w:jc w:val="center"/>
-        <w:rPr>
-          <w:b/>
-          <w:bCs/>
-        </w:rPr>
-      </w:pPr>
-    </w:p>
-    <w:p>
-      <w:pPr>
         <w:pStyle w:val="Ttulo2"/>
       </w:pPr>
-      <w:bookmarkStart w:id="16" w:name="_Toc232086064"/>
-      <w:r>
+      <w:bookmarkStart w:id="16" w:name="_Toc232163652"/>
+      <w:r>
+        <w:lastRenderedPageBreak/>
         <w:t>2.</w:t>
       </w:r>
       <w:r>
@@ -7010,7 +6930,6 @@
           <w:rFonts w:ascii="Bosch Office Sans" w:hAnsi="Bosch Office Sans"/>
           <w:noProof/>
         </w:rPr>
-        <w:lastRenderedPageBreak/>
         <w:drawing>
           <wp:inline distT="0" distB="0" distL="0" distR="0" wp14:anchorId="13542288" wp14:editId="2756AB2E">
             <wp:extent cx="2431570" cy="3051544"/>
@@ -7090,13 +7009,7 @@
     </w:p>
     <w:p>
       <w:pPr>
-        <w:pStyle w:val="Legenda"/>
-      </w:pPr>
-    </w:p>
-    <w:p>
-      <w:pPr>
-        <w:ind w:firstLine="709"/>
-        <w:jc w:val="center"/>
+        <w:ind w:firstLine="0"/>
         <w:rPr>
           <w:rFonts w:eastAsia="Arial"/>
           <w:b/>
@@ -7110,7 +7023,7 @@
       <w:pPr>
         <w:pStyle w:val="Ttulo2"/>
       </w:pPr>
-      <w:bookmarkStart w:id="17" w:name="_Toc232086065"/>
+      <w:bookmarkStart w:id="17" w:name="_Toc232163653"/>
       <w:r>
         <w:t>2.</w:t>
       </w:r>
@@ -7230,22 +7143,11 @@
     </w:p>
     <w:p>
       <w:pPr>
-        <w:ind w:firstLine="0"/>
-        <w:jc w:val="left"/>
-      </w:pPr>
-    </w:p>
-    <w:p>
-      <w:pPr>
-        <w:ind w:firstLine="0"/>
-        <w:jc w:val="left"/>
-      </w:pPr>
-    </w:p>
-    <w:p>
-      <w:pPr>
         <w:pStyle w:val="Ttulo2"/>
       </w:pPr>
-      <w:bookmarkStart w:id="18" w:name="_Toc232086066"/>
-      <w:r>
+      <w:bookmarkStart w:id="18" w:name="_Toc232163654"/>
+      <w:r>
+        <w:lastRenderedPageBreak/>
         <w:t>2.</w:t>
       </w:r>
       <w:r>
@@ -7268,7 +7170,6 @@
           <w:b/>
           <w:bCs/>
         </w:rPr>
-        <w:lastRenderedPageBreak/>
         <w:t>Documentação da API – Atlas API</w:t>
       </w:r>
     </w:p>
@@ -7557,81 +7458,6 @@
       </w:pPr>
     </w:p>
     <w:p>
-      <w:pPr>
-        <w:ind w:firstLine="0"/>
-      </w:pPr>
-    </w:p>
-    <w:p>
-      <w:pPr>
-        <w:ind w:firstLine="0"/>
-      </w:pPr>
-    </w:p>
-    <w:p>
-      <w:pPr>
-        <w:ind w:firstLine="0"/>
-      </w:pPr>
-    </w:p>
-    <w:p>
-      <w:pPr>
-        <w:ind w:firstLine="0"/>
-      </w:pPr>
-    </w:p>
-    <w:p>
-      <w:pPr>
-        <w:ind w:firstLine="0"/>
-      </w:pPr>
-    </w:p>
-    <w:p>
-      <w:pPr>
-        <w:ind w:firstLine="0"/>
-      </w:pPr>
-    </w:p>
-    <w:p>
-      <w:pPr>
-        <w:ind w:firstLine="0"/>
-      </w:pPr>
-    </w:p>
-    <w:p>
-      <w:pPr>
-        <w:ind w:firstLine="0"/>
-      </w:pPr>
-    </w:p>
-    <w:p>
-      <w:pPr>
-        <w:ind w:firstLine="0"/>
-      </w:pPr>
-    </w:p>
-    <w:p>
-      <w:pPr>
-        <w:ind w:firstLine="0"/>
-      </w:pPr>
-    </w:p>
-    <w:p>
-      <w:pPr>
-        <w:ind w:firstLine="0"/>
-      </w:pPr>
-    </w:p>
-    <w:p>
-      <w:pPr>
-        <w:ind w:firstLine="0"/>
-      </w:pPr>
-    </w:p>
-    <w:p>
-      <w:pPr>
-        <w:ind w:firstLine="0"/>
-      </w:pPr>
-    </w:p>
-    <w:p>
-      <w:pPr>
-        <w:ind w:firstLine="0"/>
-      </w:pPr>
-    </w:p>
-    <w:p>
-      <w:pPr>
-        <w:ind w:firstLine="0"/>
-      </w:pPr>
-    </w:p>
-    <w:p>
       <w:r>
         <w:rPr>
           <w:b/>
@@ -7642,7 +7468,6 @@
     </w:p>
     <w:p>
       <w:r>
-        <w:lastRenderedPageBreak/>
         <w:t xml:space="preserve">Descrição: </w:t>
       </w:r>
       <w:r>
@@ -7690,7 +7515,7 @@
     <w:tbl>
       <w:tblPr>
         <w:tblStyle w:val="Tabelacomgrade"/>
-        <w:tblW w:w="10768" w:type="dxa"/>
+        <w:tblW w:w="6374" w:type="dxa"/>
         <w:jc w:val="center"/>
         <w:tblCellMar>
           <w:left w:w="0" w:type="dxa"/>
@@ -7699,27 +7524,33 @@
         <w:tblLook w:val="04A0" w:firstRow="1" w:lastRow="0" w:firstColumn="1" w:lastColumn="0" w:noHBand="0" w:noVBand="1"/>
       </w:tblPr>
       <w:tblGrid>
-        <w:gridCol w:w="2265"/>
-        <w:gridCol w:w="2265"/>
-        <w:gridCol w:w="2265"/>
-        <w:gridCol w:w="3973"/>
+        <w:gridCol w:w="1271"/>
+        <w:gridCol w:w="709"/>
+        <w:gridCol w:w="1276"/>
+        <w:gridCol w:w="3118"/>
       </w:tblGrid>
       <w:tr>
         <w:trPr>
-          <w:trHeight w:val="293"/>
           <w:jc w:val="center"/>
         </w:trPr>
         <w:tc>
           <w:tcPr>
-            <w:tcW w:w="2265" w:type="dxa"/>
+            <w:tcW w:w="1271" w:type="dxa"/>
             <w:noWrap/>
             <w:vAlign w:val="center"/>
           </w:tcPr>
           <w:p>
             <w:pPr>
               <w:ind w:firstLine="0"/>
-              <w:jc w:val="center"/>
             </w:pPr>
+            <w:r>
+              <w:rPr>
+                <w:rFonts w:ascii="Calibri" w:eastAsia="Calibri" w:hAnsi="Calibri" w:cs="Calibri"/>
+                <w:sz w:val="24"/>
+                <w:szCs w:val="24"/>
+              </w:rPr>
+              <w:t xml:space="preserve"> </w:t>
+            </w:r>
             <w:r>
               <w:rPr>
                 <w:rFonts w:ascii="Calibri" w:eastAsia="Calibri" w:hAnsi="Calibri" w:cs="Calibri"/>
@@ -7732,15 +7563,17 @@
         </w:tc>
         <w:tc>
           <w:tcPr>
-            <w:tcW w:w="2265" w:type="dxa"/>
+            <w:tcW w:w="709" w:type="dxa"/>
             <w:noWrap/>
             <w:vAlign w:val="center"/>
           </w:tcPr>
           <w:p>
             <w:pPr>
               <w:ind w:firstLine="0"/>
-              <w:jc w:val="center"/>
             </w:pPr>
+            <w:r>
+              <w:t xml:space="preserve"> </w:t>
+            </w:r>
             <w:r>
               <w:t>Tipo</w:t>
             </w:r>
@@ -7748,15 +7581,17 @@
         </w:tc>
         <w:tc>
           <w:tcPr>
-            <w:tcW w:w="2265" w:type="dxa"/>
+            <w:tcW w:w="1276" w:type="dxa"/>
             <w:noWrap/>
             <w:vAlign w:val="center"/>
           </w:tcPr>
           <w:p>
             <w:pPr>
               <w:ind w:firstLine="0"/>
-              <w:jc w:val="center"/>
             </w:pPr>
+            <w:r>
+              <w:t xml:space="preserve"> </w:t>
+            </w:r>
             <w:r>
               <w:t>Obrigatório</w:t>
             </w:r>
@@ -7764,15 +7599,17 @@
         </w:tc>
         <w:tc>
           <w:tcPr>
-            <w:tcW w:w="3973" w:type="dxa"/>
+            <w:tcW w:w="3118" w:type="dxa"/>
             <w:noWrap/>
             <w:vAlign w:val="center"/>
           </w:tcPr>
           <w:p>
             <w:pPr>
               <w:ind w:firstLine="0"/>
-              <w:jc w:val="center"/>
             </w:pPr>
+            <w:r>
+              <w:t xml:space="preserve"> </w:t>
+            </w:r>
             <w:r>
               <w:t>Descrição</w:t>
             </w:r>
@@ -7781,20 +7618,24 @@
       </w:tr>
       <w:tr>
         <w:trPr>
-          <w:trHeight w:val="293"/>
           <w:jc w:val="center"/>
         </w:trPr>
         <w:tc>
           <w:tcPr>
-            <w:tcW w:w="2265" w:type="dxa"/>
+            <w:tcW w:w="1271" w:type="dxa"/>
             <w:noWrap/>
             <w:vAlign w:val="center"/>
           </w:tcPr>
           <w:p>
             <w:pPr>
               <w:ind w:firstLine="0"/>
-              <w:jc w:val="center"/>
             </w:pPr>
+            <w:r>
+              <w:rPr>
+                <w:color w:val="0F4761" w:themeColor="accent1" w:themeShade="BF"/>
+              </w:rPr>
+              <w:t xml:space="preserve"> </w:t>
+            </w:r>
             <w:r>
               <w:rPr>
                 <w:color w:val="0F4761" w:themeColor="accent1" w:themeShade="BF"/>
@@ -7811,15 +7652,17 @@
         </w:tc>
         <w:tc>
           <w:tcPr>
-            <w:tcW w:w="2265" w:type="dxa"/>
+            <w:tcW w:w="709" w:type="dxa"/>
             <w:noWrap/>
             <w:vAlign w:val="center"/>
           </w:tcPr>
           <w:p>
             <w:pPr>
               <w:ind w:firstLine="0"/>
-              <w:jc w:val="center"/>
             </w:pPr>
+            <w:r>
+              <w:t xml:space="preserve"> </w:t>
+            </w:r>
             <w:r>
               <w:t>s</w:t>
             </w:r>
@@ -7830,15 +7673,17 @@
         </w:tc>
         <w:tc>
           <w:tcPr>
-            <w:tcW w:w="2265" w:type="dxa"/>
+            <w:tcW w:w="1276" w:type="dxa"/>
             <w:noWrap/>
             <w:vAlign w:val="center"/>
           </w:tcPr>
           <w:p>
             <w:pPr>
               <w:ind w:firstLine="0"/>
-              <w:jc w:val="center"/>
             </w:pPr>
+            <w:r>
+              <w:t xml:space="preserve"> </w:t>
+            </w:r>
             <w:r>
               <w:t>Sim</w:t>
             </w:r>
@@ -7846,15 +7691,17 @@
         </w:tc>
         <w:tc>
           <w:tcPr>
-            <w:tcW w:w="3973" w:type="dxa"/>
+            <w:tcW w:w="3118" w:type="dxa"/>
             <w:noWrap/>
             <w:vAlign w:val="center"/>
           </w:tcPr>
           <w:p>
             <w:pPr>
               <w:ind w:firstLine="0"/>
-              <w:jc w:val="center"/>
             </w:pPr>
+            <w:r>
+              <w:t xml:space="preserve"> </w:t>
+            </w:r>
             <w:r>
               <w:t>Nome único do software</w:t>
             </w:r>
@@ -7863,20 +7710,24 @@
       </w:tr>
       <w:tr>
         <w:trPr>
-          <w:trHeight w:val="293"/>
           <w:jc w:val="center"/>
         </w:trPr>
         <w:tc>
           <w:tcPr>
-            <w:tcW w:w="2265" w:type="dxa"/>
+            <w:tcW w:w="1271" w:type="dxa"/>
             <w:noWrap/>
             <w:vAlign w:val="center"/>
           </w:tcPr>
           <w:p>
             <w:pPr>
               <w:ind w:firstLine="0"/>
-              <w:jc w:val="center"/>
             </w:pPr>
+            <w:r>
+              <w:rPr>
+                <w:color w:val="0F4761" w:themeColor="accent1" w:themeShade="BF"/>
+              </w:rPr>
+              <w:t xml:space="preserve"> </w:t>
+            </w:r>
             <w:r>
               <w:rPr>
                 <w:color w:val="0F4761" w:themeColor="accent1" w:themeShade="BF"/>
@@ -7893,15 +7744,17 @@
         </w:tc>
         <w:tc>
           <w:tcPr>
-            <w:tcW w:w="2265" w:type="dxa"/>
+            <w:tcW w:w="709" w:type="dxa"/>
             <w:noWrap/>
             <w:vAlign w:val="center"/>
           </w:tcPr>
           <w:p>
             <w:pPr>
               <w:ind w:firstLine="0"/>
-              <w:jc w:val="center"/>
             </w:pPr>
+            <w:r>
+              <w:t xml:space="preserve"> </w:t>
+            </w:r>
             <w:r>
               <w:t>s</w:t>
             </w:r>
@@ -7912,15 +7765,17 @@
         </w:tc>
         <w:tc>
           <w:tcPr>
-            <w:tcW w:w="2265" w:type="dxa"/>
+            <w:tcW w:w="1276" w:type="dxa"/>
             <w:noWrap/>
             <w:vAlign w:val="center"/>
           </w:tcPr>
           <w:p>
             <w:pPr>
               <w:ind w:firstLine="0"/>
-              <w:jc w:val="center"/>
             </w:pPr>
+            <w:r>
+              <w:t xml:space="preserve"> </w:t>
+            </w:r>
             <w:r>
               <w:t>Sim</w:t>
             </w:r>
@@ -7928,15 +7783,17 @@
         </w:tc>
         <w:tc>
           <w:tcPr>
-            <w:tcW w:w="3973" w:type="dxa"/>
+            <w:tcW w:w="3118" w:type="dxa"/>
             <w:noWrap/>
             <w:vAlign w:val="center"/>
           </w:tcPr>
           <w:p>
             <w:pPr>
               <w:ind w:firstLine="0"/>
-              <w:jc w:val="center"/>
             </w:pPr>
+            <w:r>
+              <w:t xml:space="preserve"> </w:t>
+            </w:r>
             <w:r>
               <w:t>Versão</w:t>
             </w:r>
@@ -7945,20 +7802,24 @@
       </w:tr>
       <w:tr>
         <w:trPr>
-          <w:trHeight w:val="293"/>
           <w:jc w:val="center"/>
         </w:trPr>
         <w:tc>
           <w:tcPr>
-            <w:tcW w:w="2265" w:type="dxa"/>
+            <w:tcW w:w="1271" w:type="dxa"/>
             <w:noWrap/>
             <w:vAlign w:val="center"/>
           </w:tcPr>
           <w:p>
             <w:pPr>
               <w:ind w:firstLine="0"/>
-              <w:jc w:val="center"/>
             </w:pPr>
+            <w:r>
+              <w:rPr>
+                <w:color w:val="0F4761" w:themeColor="accent1" w:themeShade="BF"/>
+              </w:rPr>
+              <w:t xml:space="preserve"> </w:t>
+            </w:r>
             <w:r>
               <w:rPr>
                 <w:color w:val="0F4761" w:themeColor="accent1" w:themeShade="BF"/>
@@ -7975,15 +7836,17 @@
         </w:tc>
         <w:tc>
           <w:tcPr>
-            <w:tcW w:w="2265" w:type="dxa"/>
+            <w:tcW w:w="709" w:type="dxa"/>
             <w:noWrap/>
             <w:vAlign w:val="center"/>
           </w:tcPr>
           <w:p>
             <w:pPr>
               <w:ind w:firstLine="0"/>
-              <w:jc w:val="center"/>
             </w:pPr>
+            <w:r>
+              <w:t xml:space="preserve"> </w:t>
+            </w:r>
             <w:r>
               <w:t>string</w:t>
             </w:r>
@@ -7991,15 +7854,17 @@
         </w:tc>
         <w:tc>
           <w:tcPr>
-            <w:tcW w:w="2265" w:type="dxa"/>
+            <w:tcW w:w="1276" w:type="dxa"/>
             <w:noWrap/>
             <w:vAlign w:val="center"/>
           </w:tcPr>
           <w:p>
             <w:pPr>
               <w:ind w:firstLine="0"/>
-              <w:jc w:val="center"/>
             </w:pPr>
+            <w:r>
+              <w:t xml:space="preserve"> </w:t>
+            </w:r>
             <w:r>
               <w:t>Sim</w:t>
             </w:r>
@@ -8007,15 +7872,17 @@
         </w:tc>
         <w:tc>
           <w:tcPr>
-            <w:tcW w:w="3973" w:type="dxa"/>
+            <w:tcW w:w="3118" w:type="dxa"/>
             <w:noWrap/>
             <w:vAlign w:val="center"/>
           </w:tcPr>
           <w:p>
             <w:pPr>
               <w:ind w:firstLine="0"/>
-              <w:jc w:val="center"/>
             </w:pPr>
+            <w:r>
+              <w:t xml:space="preserve"> </w:t>
+            </w:r>
             <w:r>
               <w:t>Caminho / executável</w:t>
             </w:r>
@@ -8024,20 +7891,24 @@
       </w:tr>
       <w:tr>
         <w:trPr>
-          <w:trHeight w:val="293"/>
           <w:jc w:val="center"/>
         </w:trPr>
         <w:tc>
           <w:tcPr>
-            <w:tcW w:w="2265" w:type="dxa"/>
+            <w:tcW w:w="1271" w:type="dxa"/>
             <w:noWrap/>
             <w:vAlign w:val="center"/>
           </w:tcPr>
           <w:p>
             <w:pPr>
               <w:ind w:firstLine="0"/>
-              <w:jc w:val="center"/>
             </w:pPr>
+            <w:r>
+              <w:rPr>
+                <w:color w:val="0F4761" w:themeColor="accent1" w:themeShade="BF"/>
+              </w:rPr>
+              <w:t xml:space="preserve"> </w:t>
+            </w:r>
             <w:r>
               <w:rPr>
                 <w:color w:val="0F4761" w:themeColor="accent1" w:themeShade="BF"/>
@@ -8048,15 +7919,17 @@
         </w:tc>
         <w:tc>
           <w:tcPr>
-            <w:tcW w:w="2265" w:type="dxa"/>
+            <w:tcW w:w="709" w:type="dxa"/>
             <w:noWrap/>
             <w:vAlign w:val="center"/>
           </w:tcPr>
           <w:p>
             <w:pPr>
               <w:ind w:firstLine="0"/>
-              <w:jc w:val="center"/>
             </w:pPr>
+            <w:r>
+              <w:t xml:space="preserve"> </w:t>
+            </w:r>
             <w:r>
               <w:t>string</w:t>
             </w:r>
@@ -8064,15 +7937,17 @@
         </w:tc>
         <w:tc>
           <w:tcPr>
-            <w:tcW w:w="2265" w:type="dxa"/>
+            <w:tcW w:w="1276" w:type="dxa"/>
             <w:noWrap/>
             <w:vAlign w:val="center"/>
           </w:tcPr>
           <w:p>
             <w:pPr>
               <w:ind w:firstLine="0"/>
-              <w:jc w:val="center"/>
             </w:pPr>
+            <w:r>
+              <w:t xml:space="preserve"> </w:t>
+            </w:r>
             <w:r>
               <w:t>Não</w:t>
             </w:r>
@@ -8080,15 +7955,17 @@
         </w:tc>
         <w:tc>
           <w:tcPr>
-            <w:tcW w:w="3973" w:type="dxa"/>
+            <w:tcW w:w="3118" w:type="dxa"/>
             <w:noWrap/>
             <w:vAlign w:val="center"/>
           </w:tcPr>
           <w:p>
             <w:pPr>
               <w:ind w:firstLine="0"/>
-              <w:jc w:val="center"/>
             </w:pPr>
+            <w:r>
+              <w:t xml:space="preserve"> </w:t>
+            </w:r>
             <w:r>
               <w:t>Descrição opcional do software</w:t>
             </w:r>
@@ -8097,23 +7974,27 @@
       </w:tr>
       <w:tr>
         <w:trPr>
-          <w:trHeight w:val="293"/>
           <w:jc w:val="center"/>
         </w:trPr>
         <w:tc>
           <w:tcPr>
-            <w:tcW w:w="2265" w:type="dxa"/>
+            <w:tcW w:w="1271" w:type="dxa"/>
             <w:noWrap/>
             <w:vAlign w:val="center"/>
           </w:tcPr>
           <w:p>
             <w:pPr>
               <w:ind w:firstLine="0"/>
-              <w:jc w:val="center"/>
               <w:rPr>
                 <w:color w:val="0F4761" w:themeColor="accent1" w:themeShade="BF"/>
               </w:rPr>
             </w:pPr>
+            <w:r>
+              <w:rPr>
+                <w:color w:val="0F4761" w:themeColor="accent1" w:themeShade="BF"/>
+              </w:rPr>
+              <w:t xml:space="preserve"> </w:t>
+            </w:r>
             <w:r>
               <w:rPr>
                 <w:color w:val="0F4761" w:themeColor="accent1" w:themeShade="BF"/>
@@ -8124,15 +8005,17 @@
         </w:tc>
         <w:tc>
           <w:tcPr>
-            <w:tcW w:w="2265" w:type="dxa"/>
+            <w:tcW w:w="709" w:type="dxa"/>
             <w:noWrap/>
             <w:vAlign w:val="center"/>
           </w:tcPr>
           <w:p>
             <w:pPr>
               <w:ind w:firstLine="0"/>
-              <w:jc w:val="center"/>
             </w:pPr>
+            <w:r>
+              <w:t xml:space="preserve"> </w:t>
+            </w:r>
             <w:r>
               <w:t>file</w:t>
             </w:r>
@@ -8140,15 +8023,17 @@
         </w:tc>
         <w:tc>
           <w:tcPr>
-            <w:tcW w:w="2265" w:type="dxa"/>
+            <w:tcW w:w="1276" w:type="dxa"/>
             <w:noWrap/>
             <w:vAlign w:val="center"/>
           </w:tcPr>
           <w:p>
             <w:pPr>
               <w:ind w:firstLine="0"/>
-              <w:jc w:val="center"/>
             </w:pPr>
+            <w:r>
+              <w:t xml:space="preserve"> </w:t>
+            </w:r>
             <w:r>
               <w:t>Sim</w:t>
             </w:r>
@@ -8156,15 +8041,17 @@
         </w:tc>
         <w:tc>
           <w:tcPr>
-            <w:tcW w:w="3973" w:type="dxa"/>
+            <w:tcW w:w="3118" w:type="dxa"/>
             <w:noWrap/>
             <w:vAlign w:val="center"/>
           </w:tcPr>
           <w:p>
             <w:pPr>
               <w:ind w:firstLine="0"/>
-              <w:jc w:val="center"/>
             </w:pPr>
+            <w:r>
+              <w:t xml:space="preserve"> </w:t>
+            </w:r>
             <w:r>
               <w:t>Arquivo de imagem (ícone)</w:t>
             </w:r>
@@ -8175,15 +8062,22 @@
     <w:p>
       <w:pPr>
         <w:ind w:firstLine="0"/>
-        <w:rPr>
-          <w:b/>
-        </w:rPr>
+        <w:jc w:val="left"/>
       </w:pPr>
       <w:r>
         <w:t>Fonte: Elaborado pelos autores (2026).</w:t>
       </w:r>
     </w:p>
     <w:p>
+      <w:pPr>
+        <w:ind w:firstLine="0"/>
+        <w:jc w:val="left"/>
+        <w:rPr>
+          <w:b/>
+        </w:rPr>
+      </w:pPr>
+    </w:p>
+    <w:p>
       <w:r>
         <w:t>Autenticação: Requerida (roles: ROLE_INSTRUCTOR ou ROLE_MANAGER).</w:t>
       </w:r>
@@ -8421,13 +8315,463 @@
     </w:p>
     <w:p>
       <w:r>
+        <w:t>Descrição: Faz upload de um arquivo CSV para cadastrar softwares em massa.</w:t>
+      </w:r>
+    </w:p>
+    <w:p>
+      <w:r>
+        <w:t>Parâmetros (form-data): file (CSV).</w:t>
+      </w:r>
+    </w:p>
+    <w:p>
+      <w:r>
+        <w:t>Autenticação: Requerida.</w:t>
+      </w:r>
+    </w:p>
+    <w:p>
+      <w:r>
+        <w:t>Resposta:</w:t>
+      </w:r>
+    </w:p>
+    <w:p>
+      <w:r>
+        <w:t>{</w:t>
+      </w:r>
+    </w:p>
+    <w:p>
+      <w:r>
+        <w:t xml:space="preserve">  "status": "success",</w:t>
+      </w:r>
+    </w:p>
+    <w:p>
+      <w:r>
+        <w:t xml:space="preserve">  "added softwares": 25</w:t>
+      </w:r>
+    </w:p>
+    <w:p>
+      <w:r>
+        <w:t>}</w:t>
+      </w:r>
+    </w:p>
+    <w:p>
+      <w:r>
+        <w:t>Erros: 400 (CSV inválido), 403, 500.</w:t>
+      </w:r>
+    </w:p>
+    <w:p>
+      <w:pPr>
+        <w:ind w:firstLine="709"/>
+      </w:pPr>
+    </w:p>
+    <w:p>
+      <w:pPr>
+        <w:ind w:firstLine="709"/>
+      </w:pPr>
+    </w:p>
+    <w:p>
+      <w:pPr>
+        <w:ind w:firstLine="709"/>
+      </w:pPr>
+    </w:p>
+    <w:p>
+      <w:pPr>
+        <w:ind w:firstLine="709"/>
+      </w:pPr>
+    </w:p>
+    <w:p>
+      <w:pPr>
+        <w:rPr>
+          <w:b/>
+          <w:bCs/>
+        </w:rPr>
+      </w:pPr>
+      <w:r>
+        <w:rPr>
+          <w:b/>
+          <w:bCs/>
+        </w:rPr>
         <w:lastRenderedPageBreak/>
-        <w:t>Descrição: Faz upload de um arquivo CSV para cadastrar softwares em massa.</w:t>
-      </w:r>
-    </w:p>
-    <w:p>
-      <w:r>
-        <w:t>Parâmetros (form-data): file (CSV).</w:t>
+        <w:t>Históricos (Histories)</w:t>
+      </w:r>
+    </w:p>
+    <w:p>
+      <w:r>
+        <w:rPr>
+          <w:b/>
+          <w:bCs/>
+        </w:rPr>
+        <w:t>POST /histories/</w:t>
+      </w:r>
+    </w:p>
+    <w:p>
+      <w:r>
+        <w:t>Descrição: Registra uma verificação de software em uma máquina.</w:t>
+      </w:r>
+    </w:p>
+    <w:p>
+      <w:r>
+        <w:t>Corpo (JSON):</w:t>
+      </w:r>
+    </w:p>
+    <w:p>
+      <w:r>
+        <w:t>{</w:t>
+      </w:r>
+    </w:p>
+    <w:p>
+      <w:r>
+        <w:t xml:space="preserve">  "software": "Visual Studio Code",</w:t>
+      </w:r>
+    </w:p>
+    <w:p>
+      <w:r>
+        <w:t xml:space="preserve">  "machine": "PC-Lab01",</w:t>
+      </w:r>
+    </w:p>
+    <w:p>
+      <w:r>
+        <w:t xml:space="preserve">  "message": "Software encontrado e em execução",</w:t>
+      </w:r>
+    </w:p>
+    <w:p>
+      <w:pPr>
+        <w:rPr>
+          <w:lang w:val="en-US"/>
+        </w:rPr>
+      </w:pPr>
+      <w:r>
+        <w:t xml:space="preserve">  </w:t>
+      </w:r>
+      <w:r>
+        <w:rPr>
+          <w:lang w:val="en-US"/>
+        </w:rPr>
+        <w:t>"date": "2026-06-09T15:30:00",</w:t>
+      </w:r>
+    </w:p>
+    <w:p>
+      <w:pPr>
+        <w:rPr>
+          <w:lang w:val="en-US"/>
+        </w:rPr>
+      </w:pPr>
+      <w:r>
+        <w:rPr>
+          <w:lang w:val="en-US"/>
+        </w:rPr>
+        <w:t xml:space="preserve">  "status": "ok"</w:t>
+      </w:r>
+    </w:p>
+    <w:p>
+      <w:pPr>
+        <w:rPr>
+          <w:lang w:val="en-US"/>
+        </w:rPr>
+      </w:pPr>
+      <w:r>
+        <w:rPr>
+          <w:lang w:val="en-US"/>
+        </w:rPr>
+        <w:t>}</w:t>
+      </w:r>
+    </w:p>
+    <w:p>
+      <w:pPr>
+        <w:ind w:left="709" w:firstLine="0"/>
+      </w:pPr>
+      <w:r>
+        <w:rPr>
+          <w:lang w:val="en-US"/>
+        </w:rPr>
+        <w:t>Observação: </w:t>
+      </w:r>
+      <w:r>
+        <w:rPr>
+          <w:lang w:val="en-US"/>
+        </w:rPr>
+        <w:t xml:space="preserve">status deve ser "ok", "warning" ou "not_found". </w:t>
+      </w:r>
+      <w:r>
+        <w:t>O nome do software deve existir na base.</w:t>
+      </w:r>
+    </w:p>
+    <w:p>
+      <w:r>
+        <w:t>Resposta: Objeto criado com id.</w:t>
+      </w:r>
+    </w:p>
+    <w:p>
+      <w:r>
+        <w:t>Erros: 404 (software não existe), 400 (status inválido).</w:t>
+      </w:r>
+    </w:p>
+    <w:p>
+      <w:pPr>
+        <w:ind w:firstLine="0"/>
+        <w:rPr>
+          <w:b/>
+          <w:bCs/>
+        </w:rPr>
+      </w:pPr>
+    </w:p>
+    <w:p>
+      <w:r>
+        <w:rPr>
+          <w:b/>
+          <w:bCs/>
+        </w:rPr>
+        <w:t>POST /histories/bulk/</w:t>
+      </w:r>
+    </w:p>
+    <w:p>
+      <w:r>
+        <w:t>Descrição: Registra vários históricos de uma vez.</w:t>
+      </w:r>
+    </w:p>
+    <w:p>
+      <w:r>
+        <w:t>Corpo (JSON): Array de objetos iguais ao anterior.</w:t>
+      </w:r>
+    </w:p>
+    <w:p>
+      <w:pPr>
+        <w:rPr>
+          <w:lang w:val="en-US"/>
+        </w:rPr>
+      </w:pPr>
+      <w:r>
+        <w:rPr>
+          <w:lang w:val="en-US"/>
+        </w:rPr>
+        <w:t>Exemplo:</w:t>
+      </w:r>
+    </w:p>
+    <w:p>
+      <w:pPr>
+        <w:rPr>
+          <w:lang w:val="en-US"/>
+        </w:rPr>
+      </w:pPr>
+      <w:r>
+        <w:rPr>
+          <w:lang w:val="en-US"/>
+        </w:rPr>
+        <w:t>[</w:t>
+      </w:r>
+    </w:p>
+    <w:p>
+      <w:pPr>
+        <w:rPr>
+          <w:lang w:val="en-US"/>
+        </w:rPr>
+      </w:pPr>
+      <w:r>
+        <w:rPr>
+          <w:lang w:val="en-US"/>
+        </w:rPr>
+        <w:t xml:space="preserve">  {</w:t>
+      </w:r>
+    </w:p>
+    <w:p>
+      <w:pPr>
+        <w:rPr>
+          <w:lang w:val="en-US"/>
+        </w:rPr>
+      </w:pPr>
+      <w:r>
+        <w:rPr>
+          <w:lang w:val="en-US"/>
+        </w:rPr>
+        <w:t xml:space="preserve">    "software": "VS Code",</w:t>
+      </w:r>
+    </w:p>
+    <w:p>
+      <w:pPr>
+        <w:rPr>
+          <w:lang w:val="en-US"/>
+        </w:rPr>
+      </w:pPr>
+      <w:r>
+        <w:rPr>
+          <w:lang w:val="en-US"/>
+        </w:rPr>
+        <w:t xml:space="preserve">    "machine": "PC-01",</w:t>
+      </w:r>
+    </w:p>
+    <w:p>
+      <w:pPr>
+        <w:rPr>
+          <w:lang w:val="en-US"/>
+        </w:rPr>
+      </w:pPr>
+      <w:r>
+        <w:rPr>
+          <w:lang w:val="en-US"/>
+        </w:rPr>
+        <w:t xml:space="preserve">    "message": "Encontrado",</w:t>
+      </w:r>
+    </w:p>
+    <w:p>
+      <w:pPr>
+        <w:rPr>
+          <w:lang w:val="en-US"/>
+        </w:rPr>
+      </w:pPr>
+      <w:r>
+        <w:rPr>
+          <w:lang w:val="en-US"/>
+        </w:rPr>
+        <w:t xml:space="preserve">    "date": "2026-06-09T15:30:00",</w:t>
+      </w:r>
+    </w:p>
+    <w:p>
+      <w:pPr>
+        <w:rPr>
+          <w:lang w:val="en-US"/>
+        </w:rPr>
+      </w:pPr>
+      <w:r>
+        <w:rPr>
+          <w:lang w:val="en-US"/>
+        </w:rPr>
+        <w:t xml:space="preserve">    "status": "ok"</w:t>
+      </w:r>
+    </w:p>
+    <w:p>
+      <w:pPr>
+        <w:rPr>
+          <w:lang w:val="en-US"/>
+        </w:rPr>
+      </w:pPr>
+      <w:r>
+        <w:rPr>
+          <w:lang w:val="en-US"/>
+        </w:rPr>
+        <w:t xml:space="preserve">  },</w:t>
+      </w:r>
+    </w:p>
+    <w:p>
+      <w:pPr>
+        <w:rPr>
+          <w:lang w:val="en-US"/>
+        </w:rPr>
+      </w:pPr>
+      <w:r>
+        <w:rPr>
+          <w:lang w:val="en-US"/>
+        </w:rPr>
+        <w:t xml:space="preserve">  {</w:t>
+      </w:r>
+    </w:p>
+    <w:p>
+      <w:pPr>
+        <w:rPr>
+          <w:lang w:val="en-US"/>
+        </w:rPr>
+      </w:pPr>
+      <w:r>
+        <w:rPr>
+          <w:lang w:val="en-US"/>
+        </w:rPr>
+        <w:t xml:space="preserve">    "software": "Git",</w:t>
+      </w:r>
+    </w:p>
+    <w:p>
+      <w:pPr>
+        <w:rPr>
+          <w:lang w:val="en-US"/>
+        </w:rPr>
+      </w:pPr>
+      <w:r>
+        <w:rPr>
+          <w:lang w:val="en-US"/>
+        </w:rPr>
+        <w:t xml:space="preserve">    "machine": "PC-02",</w:t>
+      </w:r>
+    </w:p>
+    <w:p>
+      <w:pPr>
+        <w:rPr>
+          <w:lang w:val="en-US"/>
+        </w:rPr>
+      </w:pPr>
+      <w:r>
+        <w:rPr>
+          <w:lang w:val="en-US"/>
+        </w:rPr>
+        <w:t xml:space="preserve">    "message": "Não instalado",</w:t>
+      </w:r>
+    </w:p>
+    <w:p>
+      <w:pPr>
+        <w:rPr>
+          <w:lang w:val="en-US"/>
+        </w:rPr>
+      </w:pPr>
+      <w:r>
+        <w:rPr>
+          <w:lang w:val="en-US"/>
+        </w:rPr>
+        <w:t xml:space="preserve">    "date": "2026-06-09T15:31:00",</w:t>
+      </w:r>
+    </w:p>
+    <w:p>
+      <w:pPr>
+        <w:rPr>
+          <w:lang w:val="en-US"/>
+        </w:rPr>
+      </w:pPr>
+      <w:r>
+        <w:rPr>
+          <w:lang w:val="en-US"/>
+        </w:rPr>
+        <w:t xml:space="preserve">    "status": "not_found"</w:t>
+      </w:r>
+    </w:p>
+    <w:p>
+      <w:r>
+        <w:rPr>
+          <w:lang w:val="en-US"/>
+        </w:rPr>
+        <w:t xml:space="preserve">  </w:t>
+      </w:r>
+      <w:r>
+        <w:t>}</w:t>
+      </w:r>
+    </w:p>
+    <w:p>
+      <w:r>
+        <w:t>]</w:t>
+      </w:r>
+    </w:p>
+    <w:p>
+      <w:r>
+        <w:t>Resposta: Array dos objetos criados.</w:t>
+      </w:r>
+    </w:p>
+    <w:p>
+      <w:r>
+        <w:t>Erros: 404, 400.</w:t>
+      </w:r>
+    </w:p>
+    <w:p/>
+    <w:p>
+      <w:r>
+        <w:rPr>
+          <w:b/>
+          <w:bCs/>
+        </w:rPr>
+        <w:t>GET /histories/</w:t>
+      </w:r>
+    </w:p>
+    <w:p>
+      <w:r>
+        <w:t>Descrição: Lista históricos. Opcional: filtrar por máquina.</w:t>
+      </w:r>
+    </w:p>
+    <w:p>
+      <w:r>
+        <w:t>Parâmetros (query): machine (string, opcional).</w:t>
       </w:r>
     </w:p>
     <w:p>
@@ -8437,522 +8781,23 @@
     </w:p>
     <w:p>
       <w:r>
-        <w:t>Resposta:</w:t>
-      </w:r>
-    </w:p>
-    <w:p>
-      <w:r>
-        <w:t>{</w:t>
-      </w:r>
-    </w:p>
-    <w:p>
-      <w:r>
-        <w:t xml:space="preserve">  "status": "success",</w:t>
-      </w:r>
-    </w:p>
-    <w:p>
-      <w:r>
-        <w:t xml:space="preserve">  "added softwares": 25</w:t>
-      </w:r>
-    </w:p>
-    <w:p>
-      <w:r>
-        <w:t>}</w:t>
-      </w:r>
-    </w:p>
-    <w:p>
-      <w:r>
-        <w:t>Erros: 400 (CSV inválido), 403, 500.</w:t>
-      </w:r>
-    </w:p>
-    <w:p>
-      <w:pPr>
-        <w:ind w:firstLine="709"/>
-      </w:pPr>
-    </w:p>
-    <w:p>
-      <w:pPr>
-        <w:rPr>
-          <w:b/>
-          <w:bCs/>
-        </w:rPr>
-      </w:pPr>
-      <w:r>
-        <w:rPr>
-          <w:b/>
-          <w:bCs/>
-        </w:rPr>
-        <w:t>Históricos (Histories)</w:t>
-      </w:r>
-    </w:p>
-    <w:p>
-      <w:r>
-        <w:rPr>
-          <w:b/>
-          <w:bCs/>
-        </w:rPr>
-        <w:t>POST /histories/</w:t>
-      </w:r>
-    </w:p>
-    <w:p>
-      <w:r>
-        <w:t>Descrição: Registra uma verificação de software em uma máquina.</w:t>
-      </w:r>
-    </w:p>
-    <w:p>
-      <w:r>
-        <w:t>Corpo (JSON):</w:t>
-      </w:r>
-    </w:p>
-    <w:p>
-      <w:r>
-        <w:t>{</w:t>
-      </w:r>
-    </w:p>
-    <w:p>
-      <w:r>
-        <w:t xml:space="preserve">  "software": "Visual Studio Code",</w:t>
-      </w:r>
-    </w:p>
-    <w:p>
-      <w:r>
-        <w:t xml:space="preserve">  "machine": "PC-Lab01",</w:t>
-      </w:r>
-    </w:p>
-    <w:p>
-      <w:r>
-        <w:t xml:space="preserve">  "message": "Software encontrado e em execução",</w:t>
-      </w:r>
-    </w:p>
-    <w:p>
-      <w:pPr>
-        <w:rPr>
-          <w:lang w:val="en-US"/>
-        </w:rPr>
-      </w:pPr>
-      <w:r>
-        <w:t xml:space="preserve">  </w:t>
-      </w:r>
-      <w:r>
-        <w:rPr>
-          <w:lang w:val="en-US"/>
-        </w:rPr>
-        <w:t>"date": "2026-06-09T15:30:00",</w:t>
-      </w:r>
-    </w:p>
-    <w:p>
-      <w:pPr>
-        <w:rPr>
-          <w:lang w:val="en-US"/>
-        </w:rPr>
-      </w:pPr>
-      <w:r>
-        <w:rPr>
-          <w:lang w:val="en-US"/>
-        </w:rPr>
-        <w:t xml:space="preserve">  "status": "ok"</w:t>
-      </w:r>
-    </w:p>
-    <w:p>
-      <w:pPr>
-        <w:rPr>
-          <w:lang w:val="en-US"/>
-        </w:rPr>
-      </w:pPr>
-      <w:r>
-        <w:rPr>
-          <w:lang w:val="en-US"/>
-        </w:rPr>
-        <w:t>}</w:t>
-      </w:r>
-    </w:p>
-    <w:p>
-      <w:pPr>
-        <w:ind w:left="709" w:firstLine="0"/>
-      </w:pPr>
-      <w:r>
-        <w:rPr>
-          <w:lang w:val="en-US"/>
-        </w:rPr>
-        <w:t>Observação: </w:t>
-      </w:r>
-      <w:r>
-        <w:rPr>
-          <w:lang w:val="en-US"/>
-        </w:rPr>
-        <w:t xml:space="preserve">status deve ser "ok", "warning" ou "not_found". </w:t>
-      </w:r>
-      <w:r>
-        <w:t>O nome do software deve existir na base.</w:t>
-      </w:r>
-    </w:p>
-    <w:p>
-      <w:r>
-        <w:t>Resposta: Objeto criado com id.</w:t>
-      </w:r>
-    </w:p>
-    <w:p>
-      <w:r>
-        <w:t>Erros: 404 (software não existe), 400 (status inválido).</w:t>
-      </w:r>
-    </w:p>
-    <w:p>
-      <w:pPr>
-        <w:ind w:firstLine="0"/>
-      </w:pPr>
-    </w:p>
-    <w:p>
-      <w:pPr>
-        <w:ind w:firstLine="0"/>
-      </w:pPr>
-    </w:p>
-    <w:p>
-      <w:pPr>
-        <w:ind w:firstLine="0"/>
-      </w:pPr>
-    </w:p>
-    <w:p>
-      <w:pPr>
-        <w:ind w:firstLine="0"/>
-      </w:pPr>
-    </w:p>
-    <w:p>
-      <w:pPr>
-        <w:ind w:firstLine="0"/>
-      </w:pPr>
-    </w:p>
-    <w:p>
-      <w:pPr>
-        <w:ind w:firstLine="0"/>
-      </w:pPr>
-    </w:p>
-    <w:p>
-      <w:pPr>
-        <w:ind w:firstLine="0"/>
-      </w:pPr>
-    </w:p>
-    <w:p>
-      <w:pPr>
-        <w:ind w:firstLine="0"/>
-      </w:pPr>
-    </w:p>
-    <w:p>
-      <w:pPr>
-        <w:ind w:firstLine="0"/>
-      </w:pPr>
-    </w:p>
-    <w:p>
-      <w:pPr>
-        <w:ind w:firstLine="0"/>
-      </w:pPr>
-    </w:p>
-    <w:p>
-      <w:pPr>
-        <w:ind w:firstLine="0"/>
-      </w:pPr>
-    </w:p>
-    <w:p>
-      <w:pPr>
-        <w:ind w:firstLine="0"/>
-      </w:pPr>
-    </w:p>
-    <w:p>
-      <w:pPr>
-        <w:ind w:firstLine="0"/>
-      </w:pPr>
-    </w:p>
-    <w:p>
-      <w:pPr>
-        <w:ind w:firstLine="0"/>
-        <w:rPr>
-          <w:b/>
-          <w:bCs/>
-        </w:rPr>
-      </w:pPr>
-    </w:p>
-    <w:p>
-      <w:r>
-        <w:rPr>
-          <w:b/>
-          <w:bCs/>
-        </w:rPr>
-        <w:t>POST /histories/bulk/</w:t>
-      </w:r>
-    </w:p>
-    <w:p>
-      <w:r>
-        <w:t>Descrição: Registra vários históricos de uma vez.</w:t>
-      </w:r>
-    </w:p>
-    <w:p>
-      <w:r>
-        <w:t>Corpo (JSON): Array de objetos iguais ao anterior.</w:t>
-      </w:r>
-    </w:p>
-    <w:p>
-      <w:pPr>
-        <w:rPr>
-          <w:lang w:val="en-US"/>
-        </w:rPr>
-      </w:pPr>
-      <w:r>
-        <w:rPr>
-          <w:lang w:val="en-US"/>
-        </w:rPr>
-        <w:t>Exemplo:</w:t>
-      </w:r>
-    </w:p>
-    <w:p>
-      <w:pPr>
-        <w:rPr>
-          <w:lang w:val="en-US"/>
-        </w:rPr>
-      </w:pPr>
-      <w:r>
-        <w:rPr>
-          <w:lang w:val="en-US"/>
-        </w:rPr>
-        <w:t>[</w:t>
-      </w:r>
-    </w:p>
-    <w:p>
-      <w:pPr>
-        <w:rPr>
-          <w:lang w:val="en-US"/>
-        </w:rPr>
-      </w:pPr>
-      <w:r>
-        <w:rPr>
-          <w:lang w:val="en-US"/>
-        </w:rPr>
-        <w:t xml:space="preserve">  {</w:t>
-      </w:r>
-    </w:p>
-    <w:p>
-      <w:pPr>
-        <w:rPr>
-          <w:lang w:val="en-US"/>
-        </w:rPr>
-      </w:pPr>
-      <w:r>
-        <w:rPr>
-          <w:lang w:val="en-US"/>
-        </w:rPr>
-        <w:t xml:space="preserve">    "software": "VS Code",</w:t>
-      </w:r>
-    </w:p>
-    <w:p>
-      <w:pPr>
-        <w:rPr>
-          <w:lang w:val="en-US"/>
-        </w:rPr>
-      </w:pPr>
-      <w:r>
-        <w:rPr>
-          <w:lang w:val="en-US"/>
-        </w:rPr>
-        <w:t xml:space="preserve">    "machine": "PC-01",</w:t>
-      </w:r>
-    </w:p>
-    <w:p>
-      <w:pPr>
-        <w:rPr>
-          <w:lang w:val="en-US"/>
-        </w:rPr>
-      </w:pPr>
-      <w:r>
-        <w:rPr>
-          <w:lang w:val="en-US"/>
+        <w:t>Resposta: Array de objetos HistoryDB.</w:t>
+      </w:r>
+    </w:p>
+    <w:p>
+      <w:r>
+        <w:t>Erros: 403.</w:t>
+      </w:r>
+    </w:p>
+    <w:p/>
+    <w:p/>
+    <w:p>
+      <w:r>
+        <w:rPr>
+          <w:b/>
+          <w:bCs/>
         </w:rPr>
         <w:lastRenderedPageBreak/>
-        <w:t xml:space="preserve">    "message": "Encontrado",</w:t>
-      </w:r>
-    </w:p>
-    <w:p>
-      <w:pPr>
-        <w:rPr>
-          <w:lang w:val="en-US"/>
-        </w:rPr>
-      </w:pPr>
-      <w:r>
-        <w:rPr>
-          <w:lang w:val="en-US"/>
-        </w:rPr>
-        <w:t xml:space="preserve">    "date": "2026-06-09T15:30:00",</w:t>
-      </w:r>
-    </w:p>
-    <w:p>
-      <w:pPr>
-        <w:rPr>
-          <w:lang w:val="en-US"/>
-        </w:rPr>
-      </w:pPr>
-      <w:r>
-        <w:rPr>
-          <w:lang w:val="en-US"/>
-        </w:rPr>
-        <w:t xml:space="preserve">    "status": "ok"</w:t>
-      </w:r>
-    </w:p>
-    <w:p>
-      <w:pPr>
-        <w:rPr>
-          <w:lang w:val="en-US"/>
-        </w:rPr>
-      </w:pPr>
-      <w:r>
-        <w:rPr>
-          <w:lang w:val="en-US"/>
-        </w:rPr>
-        <w:t xml:space="preserve">  },</w:t>
-      </w:r>
-    </w:p>
-    <w:p>
-      <w:pPr>
-        <w:rPr>
-          <w:lang w:val="en-US"/>
-        </w:rPr>
-      </w:pPr>
-      <w:r>
-        <w:rPr>
-          <w:lang w:val="en-US"/>
-        </w:rPr>
-        <w:t xml:space="preserve">  {</w:t>
-      </w:r>
-    </w:p>
-    <w:p>
-      <w:pPr>
-        <w:rPr>
-          <w:lang w:val="en-US"/>
-        </w:rPr>
-      </w:pPr>
-      <w:r>
-        <w:rPr>
-          <w:lang w:val="en-US"/>
-        </w:rPr>
-        <w:t xml:space="preserve">    "software": "Git",</w:t>
-      </w:r>
-    </w:p>
-    <w:p>
-      <w:pPr>
-        <w:rPr>
-          <w:lang w:val="en-US"/>
-        </w:rPr>
-      </w:pPr>
-      <w:r>
-        <w:rPr>
-          <w:lang w:val="en-US"/>
-        </w:rPr>
-        <w:t xml:space="preserve">    "machine": "PC-02",</w:t>
-      </w:r>
-    </w:p>
-    <w:p>
-      <w:pPr>
-        <w:rPr>
-          <w:lang w:val="en-US"/>
-        </w:rPr>
-      </w:pPr>
-      <w:r>
-        <w:rPr>
-          <w:lang w:val="en-US"/>
-        </w:rPr>
-        <w:t xml:space="preserve">    "message": "Não instalado",</w:t>
-      </w:r>
-    </w:p>
-    <w:p>
-      <w:pPr>
-        <w:rPr>
-          <w:lang w:val="en-US"/>
-        </w:rPr>
-      </w:pPr>
-      <w:r>
-        <w:rPr>
-          <w:lang w:val="en-US"/>
-        </w:rPr>
-        <w:t xml:space="preserve">    "date": "2026-06-09T15:31:00",</w:t>
-      </w:r>
-    </w:p>
-    <w:p>
-      <w:pPr>
-        <w:rPr>
-          <w:lang w:val="en-US"/>
-        </w:rPr>
-      </w:pPr>
-      <w:r>
-        <w:rPr>
-          <w:lang w:val="en-US"/>
-        </w:rPr>
-        <w:t xml:space="preserve">    "status": "not_found"</w:t>
-      </w:r>
-    </w:p>
-    <w:p>
-      <w:r>
-        <w:rPr>
-          <w:lang w:val="en-US"/>
-        </w:rPr>
-        <w:t xml:space="preserve">  </w:t>
-      </w:r>
-      <w:r>
-        <w:t>}</w:t>
-      </w:r>
-    </w:p>
-    <w:p>
-      <w:r>
-        <w:t>]</w:t>
-      </w:r>
-    </w:p>
-    <w:p>
-      <w:r>
-        <w:t>Resposta: Array dos objetos criados.</w:t>
-      </w:r>
-    </w:p>
-    <w:p>
-      <w:r>
-        <w:t>Erros: 404, 400.</w:t>
-      </w:r>
-    </w:p>
-    <w:p/>
-    <w:p>
-      <w:r>
-        <w:rPr>
-          <w:b/>
-          <w:bCs/>
-        </w:rPr>
-        <w:t>GET /histories/</w:t>
-      </w:r>
-    </w:p>
-    <w:p>
-      <w:r>
-        <w:t>Descrição: Lista históricos. Opcional: filtrar por máquina.</w:t>
-      </w:r>
-    </w:p>
-    <w:p>
-      <w:r>
-        <w:t>Parâmetros (query): machine (string, opcional).</w:t>
-      </w:r>
-    </w:p>
-    <w:p>
-      <w:r>
-        <w:t>Autenticação: Requerida.</w:t>
-      </w:r>
-    </w:p>
-    <w:p>
-      <w:r>
-        <w:t>Resposta: Array de objetos HistoryDB.</w:t>
-      </w:r>
-    </w:p>
-    <w:p>
-      <w:r>
-        <w:t>Erros: 403.</w:t>
-      </w:r>
-    </w:p>
-    <w:p/>
-    <w:p>
-      <w:r>
-        <w:rPr>
-          <w:b/>
-          <w:bCs/>
-        </w:rPr>
         <w:t>GET /histories/{id}</w:t>
       </w:r>
     </w:p>
@@ -9158,7 +9003,6 @@
     </w:p>
     <w:p>
       <w:r>
-        <w:lastRenderedPageBreak/>
         <w:t>}</w:t>
       </w:r>
     </w:p>
@@ -9211,13 +9055,13 @@
     <w:tbl>
       <w:tblPr>
         <w:tblStyle w:val="Tabelacomgrade"/>
-        <w:tblW w:w="0" w:type="dxa"/>
+        <w:tblW w:w="0" w:type="auto"/>
         <w:jc w:val="center"/>
         <w:tblLook w:val="04A0" w:firstRow="1" w:lastRow="0" w:firstColumn="1" w:lastColumn="0" w:noHBand="0" w:noVBand="1"/>
         <w:tblCaption w:val="Tabela de códigos de erro"/>
       </w:tblPr>
       <w:tblGrid>
-        <w:gridCol w:w="851"/>
+        <w:gridCol w:w="925"/>
         <w:gridCol w:w="5956"/>
       </w:tblGrid>
       <w:tr>
@@ -9228,7 +9072,6 @@
         <w:tc>
           <w:tcPr>
             <w:tcW w:w="0" w:type="auto"/>
-            <w:tcFitText/>
             <w:vAlign w:val="center"/>
           </w:tcPr>
           <w:p>
@@ -9249,20 +9092,8 @@
                 <w:bCs/>
                 <w:i/>
                 <w:iCs/>
-                <w:spacing w:val="151"/>
-              </w:rPr>
-              <w:t>Códig</w:t>
-            </w:r>
-            <w:r>
-              <w:rPr>
-                <w:rFonts w:eastAsia="Arial"/>
-                <w:b/>
-                <w:bCs/>
-                <w:i/>
-                <w:iCs/>
-                <w:spacing w:val="3"/>
-              </w:rPr>
-              <w:t>o</w:t>
+              </w:rPr>
+              <w:t>Código</w:t>
             </w:r>
           </w:p>
         </w:tc>
@@ -9274,7 +9105,7 @@
           <w:p>
             <w:pPr>
               <w:ind w:firstLine="0"/>
-              <w:jc w:val="center"/>
+              <w:jc w:val="left"/>
               <w:rPr>
                 <w:rFonts w:eastAsia="Arial"/>
                 <w:b/>
@@ -9283,6 +9114,16 @@
                 <w:iCs/>
               </w:rPr>
             </w:pPr>
+            <w:r>
+              <w:rPr>
+                <w:rFonts w:eastAsia="Arial"/>
+                <w:b/>
+                <w:bCs/>
+                <w:i/>
+                <w:iCs/>
+              </w:rPr>
+              <w:t xml:space="preserve">                                                </w:t>
+            </w:r>
             <w:r>
               <w:rPr>
                 <w:rFonts w:eastAsia="Arial"/>
@@ -9304,8 +9145,6 @@
         <w:tc>
           <w:tcPr>
             <w:tcW w:w="0" w:type="auto"/>
-            <w:noWrap/>
-            <w:tcFitText/>
             <w:vAlign w:val="center"/>
           </w:tcPr>
           <w:p>
@@ -9327,20 +9166,8 @@
                 <w:bCs/>
                 <w:i/>
                 <w:iCs/>
-                <w:spacing w:val="556"/>
-              </w:rPr>
-              <w:t>40</w:t>
-            </w:r>
-            <w:r>
-              <w:rPr>
-                <w:rFonts w:eastAsia="Arial"/>
-                <w:b/>
-                <w:bCs/>
-                <w:i/>
-                <w:iCs/>
-                <w:spacing w:val="2"/>
-              </w:rPr>
-              <w:t>0</w:t>
+              </w:rPr>
+              <w:t>400</w:t>
             </w:r>
           </w:p>
         </w:tc>
@@ -9352,7 +9179,6 @@
           <w:p>
             <w:pPr>
               <w:ind w:firstLine="0"/>
-              <w:jc w:val="center"/>
               <w:rPr>
                 <w:rFonts w:eastAsia="Arial"/>
                 <w:i/>
@@ -9388,8 +9214,6 @@
         <w:tc>
           <w:tcPr>
             <w:tcW w:w="0" w:type="auto"/>
-            <w:noWrap/>
-            <w:tcFitText/>
             <w:vAlign w:val="center"/>
           </w:tcPr>
           <w:p>
@@ -9411,20 +9235,8 @@
                 <w:bCs/>
                 <w:i/>
                 <w:iCs/>
-                <w:spacing w:val="556"/>
-              </w:rPr>
-              <w:t>40</w:t>
-            </w:r>
-            <w:r>
-              <w:rPr>
-                <w:rFonts w:eastAsia="Arial"/>
-                <w:b/>
-                <w:bCs/>
-                <w:i/>
-                <w:iCs/>
-                <w:spacing w:val="2"/>
-              </w:rPr>
-              <w:t>1</w:t>
+              </w:rPr>
+              <w:t>401</w:t>
             </w:r>
           </w:p>
         </w:tc>
@@ -9436,7 +9248,6 @@
           <w:p>
             <w:pPr>
               <w:ind w:firstLine="0"/>
-              <w:jc w:val="center"/>
               <w:rPr>
                 <w:rFonts w:eastAsia="Arial"/>
                 <w:i/>
@@ -9472,8 +9283,6 @@
         <w:tc>
           <w:tcPr>
             <w:tcW w:w="0" w:type="auto"/>
-            <w:noWrap/>
-            <w:tcFitText/>
             <w:vAlign w:val="center"/>
           </w:tcPr>
           <w:p>
@@ -9495,20 +9304,8 @@
                 <w:bCs/>
                 <w:i/>
                 <w:iCs/>
-                <w:spacing w:val="556"/>
-              </w:rPr>
-              <w:t>40</w:t>
-            </w:r>
-            <w:r>
-              <w:rPr>
-                <w:rFonts w:eastAsia="Arial"/>
-                <w:b/>
-                <w:bCs/>
-                <w:i/>
-                <w:iCs/>
-                <w:spacing w:val="2"/>
-              </w:rPr>
-              <w:t>3</w:t>
+              </w:rPr>
+              <w:t>403</w:t>
             </w:r>
           </w:p>
         </w:tc>
@@ -9520,7 +9317,6 @@
           <w:p>
             <w:pPr>
               <w:ind w:firstLine="0"/>
-              <w:jc w:val="center"/>
               <w:rPr>
                 <w:rFonts w:eastAsia="Arial"/>
                 <w:i/>
@@ -9564,8 +9360,6 @@
         <w:tc>
           <w:tcPr>
             <w:tcW w:w="0" w:type="auto"/>
-            <w:noWrap/>
-            <w:tcFitText/>
             <w:vAlign w:val="center"/>
           </w:tcPr>
           <w:p>
@@ -9587,20 +9381,8 @@
                 <w:bCs/>
                 <w:i/>
                 <w:iCs/>
-                <w:spacing w:val="556"/>
-              </w:rPr>
-              <w:t>40</w:t>
-            </w:r>
-            <w:r>
-              <w:rPr>
-                <w:rFonts w:eastAsia="Arial"/>
-                <w:b/>
-                <w:bCs/>
-                <w:i/>
-                <w:iCs/>
-                <w:spacing w:val="2"/>
-              </w:rPr>
-              <w:t>4</w:t>
+              </w:rPr>
+              <w:t>404</w:t>
             </w:r>
           </w:p>
         </w:tc>
@@ -9612,7 +9394,6 @@
           <w:p>
             <w:pPr>
               <w:ind w:firstLine="0"/>
-              <w:jc w:val="center"/>
               <w:rPr>
                 <w:rFonts w:eastAsia="Arial"/>
                 <w:i/>
@@ -9648,8 +9429,6 @@
         <w:tc>
           <w:tcPr>
             <w:tcW w:w="0" w:type="auto"/>
-            <w:noWrap/>
-            <w:tcFitText/>
             <w:vAlign w:val="center"/>
           </w:tcPr>
           <w:p>
@@ -9671,20 +9450,8 @@
                 <w:bCs/>
                 <w:i/>
                 <w:iCs/>
-                <w:spacing w:val="556"/>
-              </w:rPr>
-              <w:t>40</w:t>
-            </w:r>
-            <w:r>
-              <w:rPr>
-                <w:rFonts w:eastAsia="Arial"/>
-                <w:b/>
-                <w:bCs/>
-                <w:i/>
-                <w:iCs/>
-                <w:spacing w:val="2"/>
-              </w:rPr>
-              <w:t>9</w:t>
+              </w:rPr>
+              <w:t>409</w:t>
             </w:r>
           </w:p>
         </w:tc>
@@ -9696,7 +9463,6 @@
           <w:p>
             <w:pPr>
               <w:ind w:firstLine="0"/>
-              <w:jc w:val="center"/>
               <w:rPr>
                 <w:rFonts w:eastAsia="Arial"/>
                 <w:i/>
@@ -9732,8 +9498,6 @@
         <w:tc>
           <w:tcPr>
             <w:tcW w:w="0" w:type="auto"/>
-            <w:noWrap/>
-            <w:tcFitText/>
             <w:vAlign w:val="center"/>
           </w:tcPr>
           <w:p>
@@ -9755,20 +9519,8 @@
                 <w:bCs/>
                 <w:i/>
                 <w:iCs/>
-                <w:spacing w:val="556"/>
-              </w:rPr>
-              <w:t>50</w:t>
-            </w:r>
-            <w:r>
-              <w:rPr>
-                <w:rFonts w:eastAsia="Arial"/>
-                <w:b/>
-                <w:bCs/>
-                <w:i/>
-                <w:iCs/>
-                <w:spacing w:val="2"/>
-              </w:rPr>
-              <w:t>0</w:t>
+              </w:rPr>
+              <w:t>500</w:t>
             </w:r>
           </w:p>
         </w:tc>
@@ -9781,7 +9533,6 @@
             <w:pPr>
               <w:keepNext/>
               <w:ind w:firstLine="0"/>
-              <w:jc w:val="center"/>
               <w:rPr>
                 <w:rFonts w:eastAsia="Arial"/>
                 <w:i/>
@@ -9835,11 +9586,76 @@
           <w:bCs/>
         </w:rPr>
       </w:pPr>
-      <w:r>
-        <w:rPr>
-          <w:b/>
-          <w:bCs/>
-        </w:rPr>
+    </w:p>
+    <w:p>
+      <w:pPr>
+        <w:rPr>
+          <w:b/>
+          <w:bCs/>
+        </w:rPr>
+      </w:pPr>
+    </w:p>
+    <w:p>
+      <w:pPr>
+        <w:rPr>
+          <w:b/>
+          <w:bCs/>
+        </w:rPr>
+      </w:pPr>
+    </w:p>
+    <w:p>
+      <w:pPr>
+        <w:rPr>
+          <w:b/>
+          <w:bCs/>
+        </w:rPr>
+      </w:pPr>
+    </w:p>
+    <w:p>
+      <w:pPr>
+        <w:rPr>
+          <w:b/>
+          <w:bCs/>
+        </w:rPr>
+      </w:pPr>
+    </w:p>
+    <w:p>
+      <w:pPr>
+        <w:rPr>
+          <w:b/>
+          <w:bCs/>
+        </w:rPr>
+      </w:pPr>
+    </w:p>
+    <w:p>
+      <w:pPr>
+        <w:rPr>
+          <w:b/>
+          <w:bCs/>
+        </w:rPr>
+      </w:pPr>
+    </w:p>
+    <w:p>
+      <w:pPr>
+        <w:rPr>
+          <w:b/>
+          <w:bCs/>
+        </w:rPr>
+      </w:pPr>
+    </w:p>
+    <w:p>
+      <w:pPr>
+        <w:rPr>
+          <w:b/>
+          <w:bCs/>
+        </w:rPr>
+      </w:pPr>
+      <w:r>
+        <w:rPr>
+          <w:b/>
+          <w:bCs/>
+        </w:rPr>
+        <w:lastRenderedPageBreak/>
         <w:t>5. Exemplos de Uso</w:t>
       </w:r>
     </w:p>
@@ -9881,6 +9697,14 @@
           <w:bCs/>
         </w:rPr>
       </w:pPr>
+    </w:p>
+    <w:p>
+      <w:pPr>
+        <w:rPr>
+          <w:b/>
+          <w:bCs/>
+        </w:rPr>
+      </w:pPr>
       <w:r>
         <w:rPr>
           <w:b/>
@@ -9959,15 +9783,24 @@
     <w:p>
       <w:pPr>
         <w:rPr>
+          <w:b/>
+          <w:bCs/>
           <w:lang w:val="en-US"/>
         </w:rPr>
       </w:pPr>
-      <w:r>
-        <w:rPr>
-          <w:b/>
-          <w:bCs/>
+    </w:p>
+    <w:p>
+      <w:pPr>
+        <w:rPr>
           <w:lang w:val="en-US"/>
         </w:rPr>
+      </w:pPr>
+      <w:r>
+        <w:rPr>
+          <w:b/>
+          <w:bCs/>
+          <w:lang w:val="en-US"/>
+        </w:rPr>
         <w:t>Listar softwares:</w:t>
       </w:r>
     </w:p>
@@ -9992,6 +9825,14 @@
       </w:r>
     </w:p>
     <w:p>
+      <w:pPr>
+        <w:rPr>
+          <w:b/>
+          <w:bCs/>
+        </w:rPr>
+      </w:pPr>
+    </w:p>
+    <w:p>
       <w:r>
         <w:rPr>
           <w:b/>
@@ -10094,15 +9935,24 @@
     <w:p>
       <w:pPr>
         <w:rPr>
+          <w:b/>
+          <w:bCs/>
           <w:lang w:val="en-US"/>
         </w:rPr>
       </w:pPr>
-      <w:r>
-        <w:rPr>
-          <w:b/>
-          <w:bCs/>
+    </w:p>
+    <w:p>
+      <w:pPr>
+        <w:rPr>
           <w:lang w:val="en-US"/>
         </w:rPr>
+      </w:pPr>
+      <w:r>
+        <w:rPr>
+          <w:b/>
+          <w:bCs/>
+          <w:lang w:val="en-US"/>
+        </w:rPr>
         <w:t>Upload de CSV:</w:t>
       </w:r>
     </w:p>
@@ -10146,6 +9996,14 @@
       </w:r>
     </w:p>
     <w:p>
+      <w:pPr>
+        <w:rPr>
+          <w:b/>
+          <w:bCs/>
+        </w:rPr>
+      </w:pPr>
+    </w:p>
+    <w:p>
       <w:r>
         <w:rPr>
           <w:b/>
@@ -10211,134 +10069,86 @@
         <w:rPr>
           <w:lang w:val="en-US"/>
         </w:rPr>
+        <w:t xml:space="preserve">    "machine": "PC-Lab01",</w:t>
+      </w:r>
+    </w:p>
+    <w:p>
+      <w:r>
+        <w:rPr>
+          <w:lang w:val="en-US"/>
+        </w:rPr>
+        <w:t xml:space="preserve">    </w:t>
+      </w:r>
+      <w:r>
+        <w:t>"message": "Verificação OK",</w:t>
+      </w:r>
+    </w:p>
+    <w:p>
+      <w:r>
+        <w:t xml:space="preserve">    "date": "2026-06-09T15:30:00",</w:t>
+      </w:r>
+    </w:p>
+    <w:p>
+      <w:r>
+        <w:t xml:space="preserve">    "status": "ok"</w:t>
+      </w:r>
+    </w:p>
+    <w:p>
+      <w:r>
+        <w:t xml:space="preserve">  }'</w:t>
+      </w:r>
+    </w:p>
+    <w:p/>
+    <w:p>
+      <w:r>
+        <w:rPr>
+          <w:b/>
+          <w:bCs/>
+        </w:rPr>
+        <w:t>Listar históricos com filtro:</w:t>
+      </w:r>
+    </w:p>
+    <w:p>
+      <w:pPr>
+        <w:rPr>
+          <w:lang w:val="en-US"/>
+        </w:rPr>
+      </w:pPr>
+      <w:r>
+        <w:rPr>
+          <w:lang w:val="en-US"/>
+        </w:rPr>
+        <w:t>curl -X GET "http://localhost:8000/histories/?machine=PC-Lab01" \</w:t>
+      </w:r>
+    </w:p>
+    <w:p>
+      <w:pPr>
+        <w:rPr>
+          <w:lang w:val="en-US"/>
+        </w:rPr>
+      </w:pPr>
+      <w:r>
+        <w:rPr>
+          <w:lang w:val="en-US"/>
+        </w:rPr>
+        <w:t xml:space="preserve">  -H "Authorization: Bearer $TOKEN"</w:t>
+      </w:r>
+    </w:p>
+    <w:p>
+      <w:pPr>
+        <w:rPr>
+          <w:b/>
+          <w:bCs/>
+          <w:lang w:val="en-US"/>
+        </w:rPr>
+      </w:pPr>
+      <w:r>
+        <w:rPr>
+          <w:b/>
+          <w:bCs/>
+          <w:lang w:val="en-US"/>
+        </w:rPr>
         <w:lastRenderedPageBreak/>
-        <w:t xml:space="preserve">    "machine": "PC-Lab01",</w:t>
-      </w:r>
-    </w:p>
-    <w:p>
-      <w:r>
-        <w:rPr>
-          <w:lang w:val="en-US"/>
-        </w:rPr>
-        <w:t xml:space="preserve">    </w:t>
-      </w:r>
-      <w:r>
-        <w:t>"message": "Verificação OK",</w:t>
-      </w:r>
-    </w:p>
-    <w:p>
-      <w:r>
-        <w:t xml:space="preserve">    "date": "2026-06-09T15:30:00",</w:t>
-      </w:r>
-    </w:p>
-    <w:p>
-      <w:r>
-        <w:t xml:space="preserve">    "status": "ok"</w:t>
-      </w:r>
-    </w:p>
-    <w:p>
-      <w:r>
-        <w:t xml:space="preserve">  }'</w:t>
-      </w:r>
-    </w:p>
-    <w:p>
-      <w:r>
-        <w:rPr>
-          <w:b/>
-          <w:bCs/>
-        </w:rPr>
-        <w:t>Listar históricos com filtro:</w:t>
-      </w:r>
-    </w:p>
-    <w:p>
-      <w:pPr>
-        <w:rPr>
-          <w:lang w:val="en-US"/>
-        </w:rPr>
-      </w:pPr>
-      <w:r>
-        <w:rPr>
-          <w:lang w:val="en-US"/>
-        </w:rPr>
-        <w:t>curl -X GET "http://localhost:8000/histories/?machine=PC-Lab01" \</w:t>
-      </w:r>
-    </w:p>
-    <w:p>
-      <w:pPr>
-        <w:rPr>
-          <w:lang w:val="en-US"/>
-        </w:rPr>
-      </w:pPr>
-      <w:r>
-        <w:rPr>
-          <w:lang w:val="en-US"/>
-        </w:rPr>
-        <w:t xml:space="preserve">  -H "Authorization: Bearer $TOKEN"</w:t>
-      </w:r>
-    </w:p>
-    <w:p>
-      <w:pPr>
-        <w:rPr>
-          <w:lang w:val="en-US"/>
-        </w:rPr>
-      </w:pPr>
-    </w:p>
-    <w:p>
-      <w:pPr>
-        <w:rPr>
-          <w:lang w:val="en-US"/>
-        </w:rPr>
-      </w:pPr>
-    </w:p>
-    <w:p>
-      <w:pPr>
-        <w:rPr>
-          <w:lang w:val="en-US"/>
-        </w:rPr>
-      </w:pPr>
-    </w:p>
-    <w:p>
-      <w:pPr>
-        <w:rPr>
-          <w:lang w:val="en-US"/>
-        </w:rPr>
-      </w:pPr>
-    </w:p>
-    <w:p>
-      <w:pPr>
-        <w:rPr>
-          <w:lang w:val="en-US"/>
-        </w:rPr>
-      </w:pPr>
-    </w:p>
-    <w:p>
-      <w:pPr>
-        <w:rPr>
-          <w:lang w:val="en-US"/>
-        </w:rPr>
-      </w:pPr>
-    </w:p>
-    <w:p>
-      <w:pPr>
-        <w:rPr>
-          <w:lang w:val="en-US"/>
-        </w:rPr>
-      </w:pPr>
-    </w:p>
-    <w:p>
-      <w:pPr>
-        <w:rPr>
-          <w:b/>
-          <w:bCs/>
-          <w:lang w:val="en-US"/>
-        </w:rPr>
-      </w:pPr>
-      <w:r>
-        <w:rPr>
-          <w:b/>
-          <w:bCs/>
-          <w:lang w:val="en-US"/>
-        </w:rPr>
         <w:t>6. Endpoints (URLs)</w:t>
       </w:r>
     </w:p>
@@ -10383,10 +10193,16 @@
       </w:r>
     </w:p>
     <w:p>
-      <w:r>
-        <w:t>http://localhost:8000/histories/{id}</w:t>
-      </w:r>
-    </w:p>
+      <w:hyperlink r:id="rId14" w:history="1">
+        <w:r>
+          <w:rPr>
+            <w:rStyle w:val="Hyperlink"/>
+          </w:rPr>
+          <w:t>http://localhost:8000/histories/{id}</w:t>
+        </w:r>
+      </w:hyperlink>
+    </w:p>
+    <w:p/>
     <w:p>
       <w:pPr>
         <w:ind w:firstLine="709"/>
@@ -10459,6 +10275,14 @@
       <w:r>
         <w:t>uvicorn tcc_backend.app:app --reload</w:t>
       </w:r>
+    </w:p>
+    <w:p>
+      <w:pPr>
+        <w:rPr>
+          <w:b/>
+          <w:bCs/>
+        </w:rPr>
+      </w:pPr>
     </w:p>
     <w:p>
       <w:pPr>
@@ -10499,6 +10323,14 @@
           <w:bCs/>
         </w:rPr>
       </w:pPr>
+    </w:p>
+    <w:p>
+      <w:pPr>
+        <w:rPr>
+          <w:b/>
+          <w:bCs/>
+        </w:rPr>
+      </w:pPr>
       <w:r>
         <w:rPr>
           <w:b/>
@@ -10528,29 +10360,9 @@
     </w:p>
     <w:p>
       <w:pPr>
-        <w:ind w:left="709" w:firstLine="0"/>
-      </w:pPr>
-    </w:p>
-    <w:p>
-      <w:pPr>
-        <w:ind w:left="709" w:firstLine="0"/>
-      </w:pPr>
-    </w:p>
-    <w:p>
-      <w:pPr>
-        <w:ind w:firstLine="0"/>
-      </w:pPr>
-    </w:p>
-    <w:p>
-      <w:pPr>
-        <w:ind w:firstLine="0"/>
-      </w:pPr>
-    </w:p>
-    <w:p>
-      <w:pPr>
         <w:pStyle w:val="Ttulo2"/>
       </w:pPr>
-      <w:bookmarkStart w:id="19" w:name="_Toc232086067"/>
+      <w:bookmarkStart w:id="19" w:name="_Toc232163655"/>
       <w:r>
         <w:t>2.</w:t>
       </w:r>
@@ -10567,11 +10379,18 @@
     </w:p>
     <w:p>
       <w:r>
-        <w:lastRenderedPageBreak/>
         <w:t>O sistema ATLAS é composto por três componentes independentes: o backend (FastAPI + PostgreSQL), o frontend (React) e a aplicação desktop (PySide6). Abaixo estão as instruções para instalação e execução de cada um.</w:t>
       </w:r>
     </w:p>
     <w:p>
+      <w:pPr>
+        <w:rPr>
+          <w:b/>
+          <w:bCs/>
+        </w:rPr>
+      </w:pPr>
+    </w:p>
+    <w:p>
       <w:r>
         <w:rPr>
           <w:b/>
@@ -10582,6 +10401,16 @@
       <w:r>
         <w:t xml:space="preserve"> Git, Python &gt;= 3.11, Poetry, Node.js (versão LTS recomendada), PostgreSQL 18 e o arquivo public.pem fornecido pelo administrador do Nexus.</w:t>
       </w:r>
+    </w:p>
+    <w:p>
+      <w:pPr>
+        <w:ind w:firstLine="0"/>
+        <w:rPr>
+          <w:b/>
+          <w:bCs/>
+          <w:lang w:val="en-US"/>
+        </w:rPr>
+      </w:pPr>
     </w:p>
     <w:p>
       <w:pPr>
@@ -10696,15 +10525,26 @@
       <w:pPr>
         <w:ind w:firstLine="0"/>
         <w:rPr>
+          <w:b/>
+          <w:bCs/>
           <w:lang w:val="en-US"/>
         </w:rPr>
       </w:pPr>
-      <w:r>
-        <w:rPr>
-          <w:b/>
-          <w:bCs/>
+    </w:p>
+    <w:p>
+      <w:pPr>
+        <w:ind w:firstLine="0"/>
+        <w:rPr>
           <w:lang w:val="en-US"/>
         </w:rPr>
+      </w:pPr>
+      <w:r>
+        <w:rPr>
+          <w:b/>
+          <w:bCs/>
+          <w:lang w:val="en-US"/>
+        </w:rPr>
+        <w:lastRenderedPageBreak/>
         <w:t xml:space="preserve">2. </w:t>
       </w:r>
       <w:r>
@@ -10764,6 +10604,16 @@
       <w:pPr>
         <w:ind w:firstLine="0"/>
         <w:rPr>
+          <w:b/>
+          <w:bCs/>
+          <w:lang w:val="en-US"/>
+        </w:rPr>
+      </w:pPr>
+    </w:p>
+    <w:p>
+      <w:pPr>
+        <w:ind w:firstLine="0"/>
+        <w:rPr>
           <w:lang w:val="en-US"/>
         </w:rPr>
       </w:pPr>
@@ -10828,13 +10678,11 @@
         <w:t>Ao abrir a aplicação, configure a URL da API no campo correspondente e clique em "Iniciar Varredura".</w:t>
       </w:r>
     </w:p>
-    <w:p/>
-    <w:p/>
     <w:p>
       <w:pPr>
         <w:pStyle w:val="Ttulo2"/>
       </w:pPr>
-      <w:bookmarkStart w:id="20" w:name="_Toc232086068"/>
+      <w:bookmarkStart w:id="20" w:name="_Toc232163656"/>
       <w:r>
         <w:t>2.1</w:t>
       </w:r>
@@ -10873,7 +10721,7 @@
       <w:r>
         <w:t xml:space="preserve"> </w:t>
       </w:r>
-      <w:hyperlink r:id="rId14" w:history="1">
+      <w:hyperlink r:id="rId15" w:history="1">
         <w:r>
           <w:rPr>
             <w:rStyle w:val="Hyperlink"/>
@@ -10884,10 +10732,131 @@
     </w:p>
     <w:p>
       <w:pPr>
+        <w:ind w:firstLine="0"/>
+      </w:pPr>
+    </w:p>
+    <w:p>
+      <w:pPr>
+        <w:ind w:firstLine="0"/>
+      </w:pPr>
+    </w:p>
+    <w:p>
+      <w:pPr>
+        <w:ind w:firstLine="0"/>
+      </w:pPr>
+    </w:p>
+    <w:p>
+      <w:pPr>
+        <w:ind w:firstLine="0"/>
+      </w:pPr>
+    </w:p>
+    <w:p>
+      <w:pPr>
+        <w:ind w:firstLine="0"/>
+      </w:pPr>
+    </w:p>
+    <w:p>
+      <w:pPr>
+        <w:ind w:firstLine="0"/>
+      </w:pPr>
+    </w:p>
+    <w:p>
+      <w:pPr>
+        <w:ind w:firstLine="0"/>
+      </w:pPr>
+    </w:p>
+    <w:p>
+      <w:pPr>
+        <w:ind w:firstLine="0"/>
+      </w:pPr>
+    </w:p>
+    <w:p>
+      <w:pPr>
+        <w:ind w:firstLine="0"/>
+      </w:pPr>
+    </w:p>
+    <w:p>
+      <w:pPr>
+        <w:ind w:firstLine="0"/>
+      </w:pPr>
+    </w:p>
+    <w:p>
+      <w:pPr>
+        <w:ind w:firstLine="0"/>
+      </w:pPr>
+    </w:p>
+    <w:p>
+      <w:pPr>
+        <w:ind w:firstLine="0"/>
+      </w:pPr>
+    </w:p>
+    <w:p>
+      <w:pPr>
+        <w:ind w:firstLine="0"/>
+      </w:pPr>
+    </w:p>
+    <w:p>
+      <w:pPr>
+        <w:ind w:firstLine="0"/>
+      </w:pPr>
+    </w:p>
+    <w:p>
+      <w:pPr>
+        <w:ind w:firstLine="0"/>
+      </w:pPr>
+    </w:p>
+    <w:p>
+      <w:pPr>
+        <w:ind w:firstLine="0"/>
+      </w:pPr>
+    </w:p>
+    <w:p>
+      <w:pPr>
+        <w:ind w:firstLine="0"/>
+      </w:pPr>
+    </w:p>
+    <w:p>
+      <w:pPr>
+        <w:ind w:firstLine="0"/>
+      </w:pPr>
+    </w:p>
+    <w:p>
+      <w:pPr>
+        <w:ind w:firstLine="0"/>
+      </w:pPr>
+    </w:p>
+    <w:p>
+      <w:pPr>
+        <w:ind w:firstLine="0"/>
+      </w:pPr>
+    </w:p>
+    <w:p>
+      <w:pPr>
+        <w:ind w:firstLine="0"/>
+      </w:pPr>
+    </w:p>
+    <w:p>
+      <w:pPr>
+        <w:ind w:firstLine="0"/>
+      </w:pPr>
+    </w:p>
+    <w:p>
+      <w:pPr>
+        <w:ind w:firstLine="0"/>
+      </w:pPr>
+    </w:p>
+    <w:p>
+      <w:pPr>
+        <w:ind w:firstLine="0"/>
+      </w:pPr>
+    </w:p>
+    <w:p>
+      <w:pPr>
         <w:pStyle w:val="Ttulo2"/>
       </w:pPr>
-      <w:bookmarkStart w:id="21" w:name="_Toc232086069"/>
-      <w:r>
+      <w:bookmarkStart w:id="21" w:name="_Toc232163657"/>
+      <w:r>
+        <w:lastRenderedPageBreak/>
         <w:t>2.</w:t>
       </w:r>
       <w:r>
@@ -10931,7 +10900,6 @@
         <w:rPr>
           <w:noProof/>
         </w:rPr>
-        <w:lastRenderedPageBreak/>
         <w:drawing>
           <wp:inline distT="0" distB="0" distL="0" distR="0" wp14:anchorId="760382A1" wp14:editId="4AA4DD2E">
             <wp:extent cx="5760085" cy="4092575"/>
@@ -10948,7 +10916,7 @@
                     <pic:cNvPicPr/>
                   </pic:nvPicPr>
                   <pic:blipFill>
-                    <a:blip r:embed="rId15"/>
+                    <a:blip r:embed="rId16"/>
                     <a:stretch>
                       <a:fillRect/>
                     </a:stretch>
@@ -10972,7 +10940,6 @@
     <w:p>
       <w:pPr>
         <w:pStyle w:val="Legenda"/>
-        <w:jc w:val="both"/>
       </w:pPr>
       <w:r>
         <w:t xml:space="preserve">Figura </w:t>
@@ -11039,26 +11006,162 @@
     </w:p>
     <w:p>
       <w:pPr>
-        <w:ind w:firstLine="0"/>
-        <w:rPr>
-          <w:b/>
-          <w:bCs/>
-        </w:rPr>
-      </w:pPr>
-    </w:p>
-    <w:p>
-      <w:pPr>
         <w:jc w:val="center"/>
         <w:rPr>
           <w:b/>
           <w:bCs/>
         </w:rPr>
       </w:pPr>
-      <w:r>
-        <w:rPr>
-          <w:b/>
-          <w:bCs/>
-        </w:rPr>
+    </w:p>
+    <w:p>
+      <w:pPr>
+        <w:jc w:val="center"/>
+        <w:rPr>
+          <w:b/>
+          <w:bCs/>
+        </w:rPr>
+      </w:pPr>
+    </w:p>
+    <w:p>
+      <w:pPr>
+        <w:jc w:val="center"/>
+        <w:rPr>
+          <w:b/>
+          <w:bCs/>
+        </w:rPr>
+      </w:pPr>
+    </w:p>
+    <w:p>
+      <w:pPr>
+        <w:jc w:val="center"/>
+        <w:rPr>
+          <w:b/>
+          <w:bCs/>
+        </w:rPr>
+      </w:pPr>
+    </w:p>
+    <w:p>
+      <w:pPr>
+        <w:jc w:val="center"/>
+        <w:rPr>
+          <w:b/>
+          <w:bCs/>
+        </w:rPr>
+      </w:pPr>
+    </w:p>
+    <w:p>
+      <w:pPr>
+        <w:jc w:val="center"/>
+        <w:rPr>
+          <w:b/>
+          <w:bCs/>
+        </w:rPr>
+      </w:pPr>
+    </w:p>
+    <w:p>
+      <w:pPr>
+        <w:jc w:val="center"/>
+        <w:rPr>
+          <w:b/>
+          <w:bCs/>
+        </w:rPr>
+      </w:pPr>
+    </w:p>
+    <w:p>
+      <w:pPr>
+        <w:jc w:val="center"/>
+        <w:rPr>
+          <w:b/>
+          <w:bCs/>
+        </w:rPr>
+      </w:pPr>
+    </w:p>
+    <w:p>
+      <w:pPr>
+        <w:jc w:val="center"/>
+        <w:rPr>
+          <w:b/>
+          <w:bCs/>
+        </w:rPr>
+      </w:pPr>
+    </w:p>
+    <w:p>
+      <w:pPr>
+        <w:jc w:val="center"/>
+        <w:rPr>
+          <w:b/>
+          <w:bCs/>
+        </w:rPr>
+      </w:pPr>
+    </w:p>
+    <w:p>
+      <w:pPr>
+        <w:jc w:val="center"/>
+        <w:rPr>
+          <w:b/>
+          <w:bCs/>
+        </w:rPr>
+      </w:pPr>
+    </w:p>
+    <w:p>
+      <w:pPr>
+        <w:jc w:val="center"/>
+        <w:rPr>
+          <w:b/>
+          <w:bCs/>
+        </w:rPr>
+      </w:pPr>
+    </w:p>
+    <w:p>
+      <w:pPr>
+        <w:jc w:val="center"/>
+        <w:rPr>
+          <w:b/>
+          <w:bCs/>
+        </w:rPr>
+      </w:pPr>
+    </w:p>
+    <w:p>
+      <w:pPr>
+        <w:jc w:val="center"/>
+        <w:rPr>
+          <w:b/>
+          <w:bCs/>
+        </w:rPr>
+      </w:pPr>
+    </w:p>
+    <w:p>
+      <w:pPr>
+        <w:jc w:val="center"/>
+        <w:rPr>
+          <w:b/>
+          <w:bCs/>
+        </w:rPr>
+      </w:pPr>
+    </w:p>
+    <w:p>
+      <w:pPr>
+        <w:ind w:firstLine="0"/>
+        <w:rPr>
+          <w:b/>
+          <w:bCs/>
+        </w:rPr>
+      </w:pPr>
+    </w:p>
+    <w:p>
+      <w:pPr>
+        <w:jc w:val="center"/>
+        <w:rPr>
+          <w:b/>
+          <w:bCs/>
+        </w:rPr>
+      </w:pPr>
+      <w:r>
+        <w:rPr>
+          <w:b/>
+          <w:bCs/>
+        </w:rPr>
+        <w:lastRenderedPageBreak/>
         <w:t>Tela de Cadastro</w:t>
       </w:r>
       <w:r>
@@ -11078,10 +11181,9 @@
         <w:rPr>
           <w:noProof/>
         </w:rPr>
-        <w:lastRenderedPageBreak/>
         <w:drawing>
-          <wp:inline distT="0" distB="0" distL="0" distR="0" wp14:anchorId="784DC597" wp14:editId="19997823">
-            <wp:extent cx="5760085" cy="4099560"/>
+          <wp:inline distT="0" distB="0" distL="0" distR="0" wp14:anchorId="784DC597" wp14:editId="0976C167">
+            <wp:extent cx="5760000" cy="4100400"/>
             <wp:effectExtent l="0" t="0" r="0" b="0"/>
             <wp:docPr id="1418249889" name="Imagem 1"/>
             <wp:cNvGraphicFramePr>
@@ -11095,7 +11197,7 @@
                     <pic:cNvPicPr/>
                   </pic:nvPicPr>
                   <pic:blipFill>
-                    <a:blip r:embed="rId16"/>
+                    <a:blip r:embed="rId17"/>
                     <a:stretch>
                       <a:fillRect/>
                     </a:stretch>
@@ -11103,7 +11205,7 @@
                   <pic:spPr>
                     <a:xfrm>
                       <a:off x="0" y="0"/>
-                      <a:ext cx="5760085" cy="4099560"/>
+                      <a:ext cx="5760000" cy="4100400"/>
                     </a:xfrm>
                     <a:prstGeom prst="rect">
                       <a:avLst/>
@@ -11119,7 +11221,6 @@
     <w:p>
       <w:pPr>
         <w:pStyle w:val="Legenda"/>
-        <w:jc w:val="both"/>
         <w:rPr>
           <w:rFonts w:eastAsia="Arial"/>
           <w:b/>
@@ -11171,6 +11272,182 @@
       <w:pPr>
         <w:ind w:firstLine="0"/>
         <w:rPr>
+          <w:b/>
+        </w:rPr>
+      </w:pPr>
+    </w:p>
+    <w:p>
+      <w:pPr>
+        <w:ind w:firstLine="0"/>
+        <w:rPr>
+          <w:b/>
+        </w:rPr>
+      </w:pPr>
+    </w:p>
+    <w:p>
+      <w:pPr>
+        <w:ind w:firstLine="0"/>
+        <w:rPr>
+          <w:b/>
+        </w:rPr>
+      </w:pPr>
+    </w:p>
+    <w:p>
+      <w:pPr>
+        <w:ind w:firstLine="0"/>
+        <w:rPr>
+          <w:b/>
+        </w:rPr>
+      </w:pPr>
+    </w:p>
+    <w:p>
+      <w:pPr>
+        <w:ind w:firstLine="0"/>
+        <w:rPr>
+          <w:b/>
+        </w:rPr>
+      </w:pPr>
+    </w:p>
+    <w:p>
+      <w:pPr>
+        <w:ind w:firstLine="0"/>
+        <w:rPr>
+          <w:b/>
+        </w:rPr>
+      </w:pPr>
+    </w:p>
+    <w:p>
+      <w:pPr>
+        <w:ind w:firstLine="0"/>
+        <w:rPr>
+          <w:b/>
+        </w:rPr>
+      </w:pPr>
+    </w:p>
+    <w:p>
+      <w:pPr>
+        <w:ind w:firstLine="0"/>
+        <w:rPr>
+          <w:b/>
+        </w:rPr>
+      </w:pPr>
+    </w:p>
+    <w:p>
+      <w:pPr>
+        <w:ind w:firstLine="0"/>
+        <w:rPr>
+          <w:b/>
+        </w:rPr>
+      </w:pPr>
+    </w:p>
+    <w:p>
+      <w:pPr>
+        <w:ind w:firstLine="0"/>
+        <w:rPr>
+          <w:b/>
+        </w:rPr>
+      </w:pPr>
+    </w:p>
+    <w:p>
+      <w:pPr>
+        <w:ind w:firstLine="0"/>
+        <w:rPr>
+          <w:b/>
+        </w:rPr>
+      </w:pPr>
+    </w:p>
+    <w:p>
+      <w:pPr>
+        <w:ind w:firstLine="0"/>
+        <w:rPr>
+          <w:b/>
+        </w:rPr>
+      </w:pPr>
+    </w:p>
+    <w:p>
+      <w:pPr>
+        <w:ind w:firstLine="0"/>
+        <w:rPr>
+          <w:b/>
+        </w:rPr>
+      </w:pPr>
+    </w:p>
+    <w:p>
+      <w:pPr>
+        <w:ind w:firstLine="0"/>
+        <w:rPr>
+          <w:b/>
+        </w:rPr>
+      </w:pPr>
+    </w:p>
+    <w:p>
+      <w:pPr>
+        <w:ind w:firstLine="0"/>
+        <w:rPr>
+          <w:b/>
+        </w:rPr>
+      </w:pPr>
+    </w:p>
+    <w:p>
+      <w:pPr>
+        <w:ind w:firstLine="0"/>
+        <w:rPr>
+          <w:b/>
+        </w:rPr>
+      </w:pPr>
+    </w:p>
+    <w:p>
+      <w:pPr>
+        <w:ind w:firstLine="0"/>
+        <w:rPr>
+          <w:b/>
+        </w:rPr>
+      </w:pPr>
+    </w:p>
+    <w:p>
+      <w:pPr>
+        <w:ind w:firstLine="0"/>
+        <w:rPr>
+          <w:b/>
+        </w:rPr>
+      </w:pPr>
+    </w:p>
+    <w:p>
+      <w:pPr>
+        <w:ind w:firstLine="0"/>
+        <w:rPr>
+          <w:b/>
+        </w:rPr>
+      </w:pPr>
+    </w:p>
+    <w:p>
+      <w:pPr>
+        <w:ind w:firstLine="0"/>
+        <w:rPr>
+          <w:b/>
+        </w:rPr>
+      </w:pPr>
+    </w:p>
+    <w:p>
+      <w:pPr>
+        <w:ind w:firstLine="0"/>
+        <w:rPr>
+          <w:b/>
+        </w:rPr>
+      </w:pPr>
+    </w:p>
+    <w:p>
+      <w:pPr>
+        <w:ind w:firstLine="0"/>
+        <w:rPr>
+          <w:b/>
+        </w:rPr>
+      </w:pPr>
+    </w:p>
+    <w:p>
+      <w:pPr>
+        <w:jc w:val="center"/>
+        <w:rPr>
           <w:rFonts w:eastAsia="Arial"/>
           <w:b/>
           <w:bCs/>
@@ -11178,10 +11455,7 @@
           <w:iCs/>
         </w:rPr>
       </w:pPr>
-    </w:p>
-    <w:p>
-      <w:pPr>
-        <w:jc w:val="center"/>
+      <w:r>
         <w:rPr>
           <w:rFonts w:eastAsia="Arial"/>
           <w:b/>
@@ -11189,171 +11463,7 @@
           <w:i/>
           <w:iCs/>
         </w:rPr>
-      </w:pPr>
-    </w:p>
-    <w:p>
-      <w:pPr>
-        <w:jc w:val="center"/>
-        <w:rPr>
-          <w:rFonts w:eastAsia="Arial"/>
-          <w:b/>
-          <w:bCs/>
-          <w:i/>
-          <w:iCs/>
-        </w:rPr>
-      </w:pPr>
-    </w:p>
-    <w:p>
-      <w:pPr>
-        <w:jc w:val="center"/>
-        <w:rPr>
-          <w:rFonts w:eastAsia="Arial"/>
-          <w:b/>
-          <w:bCs/>
-          <w:i/>
-          <w:iCs/>
-        </w:rPr>
-      </w:pPr>
-    </w:p>
-    <w:p>
-      <w:pPr>
-        <w:jc w:val="center"/>
-        <w:rPr>
-          <w:rFonts w:eastAsia="Arial"/>
-          <w:b/>
-          <w:bCs/>
-          <w:i/>
-          <w:iCs/>
-        </w:rPr>
-      </w:pPr>
-    </w:p>
-    <w:p>
-      <w:pPr>
-        <w:jc w:val="center"/>
-        <w:rPr>
-          <w:rFonts w:eastAsia="Arial"/>
-          <w:b/>
-          <w:bCs/>
-          <w:i/>
-          <w:iCs/>
-        </w:rPr>
-      </w:pPr>
-    </w:p>
-    <w:p>
-      <w:pPr>
-        <w:jc w:val="center"/>
-        <w:rPr>
-          <w:rFonts w:eastAsia="Arial"/>
-          <w:b/>
-          <w:bCs/>
-          <w:i/>
-          <w:iCs/>
-        </w:rPr>
-      </w:pPr>
-    </w:p>
-    <w:p>
-      <w:pPr>
-        <w:jc w:val="center"/>
-        <w:rPr>
-          <w:rFonts w:eastAsia="Arial"/>
-          <w:b/>
-          <w:bCs/>
-          <w:i/>
-          <w:iCs/>
-        </w:rPr>
-      </w:pPr>
-    </w:p>
-    <w:p>
-      <w:pPr>
-        <w:jc w:val="center"/>
-        <w:rPr>
-          <w:rFonts w:eastAsia="Arial"/>
-          <w:b/>
-          <w:bCs/>
-          <w:i/>
-          <w:iCs/>
-        </w:rPr>
-      </w:pPr>
-    </w:p>
-    <w:p>
-      <w:pPr>
-        <w:jc w:val="center"/>
-        <w:rPr>
-          <w:rFonts w:eastAsia="Arial"/>
-          <w:b/>
-          <w:bCs/>
-          <w:i/>
-          <w:iCs/>
-        </w:rPr>
-      </w:pPr>
-    </w:p>
-    <w:p>
-      <w:pPr>
-        <w:jc w:val="center"/>
-        <w:rPr>
-          <w:rFonts w:eastAsia="Arial"/>
-          <w:b/>
-          <w:bCs/>
-          <w:i/>
-          <w:iCs/>
-        </w:rPr>
-      </w:pPr>
-    </w:p>
-    <w:p>
-      <w:pPr>
-        <w:jc w:val="center"/>
-        <w:rPr>
-          <w:rFonts w:eastAsia="Arial"/>
-          <w:b/>
-          <w:bCs/>
-          <w:i/>
-          <w:iCs/>
-        </w:rPr>
-      </w:pPr>
-    </w:p>
-    <w:p>
-      <w:pPr>
-        <w:jc w:val="center"/>
-        <w:rPr>
-          <w:rFonts w:eastAsia="Arial"/>
-          <w:b/>
-          <w:bCs/>
-          <w:i/>
-          <w:iCs/>
-        </w:rPr>
-      </w:pPr>
-    </w:p>
-    <w:p>
-      <w:pPr>
-        <w:ind w:firstLine="0"/>
-        <w:rPr>
-          <w:rFonts w:eastAsia="Arial"/>
-          <w:b/>
-          <w:bCs/>
-          <w:i/>
-          <w:iCs/>
-        </w:rPr>
-      </w:pPr>
-    </w:p>
-    <w:p>
-      <w:pPr>
-        <w:jc w:val="center"/>
-        <w:rPr>
-          <w:rFonts w:eastAsia="Arial"/>
-          <w:b/>
-          <w:bCs/>
-          <w:i/>
-          <w:iCs/>
-        </w:rPr>
-      </w:pPr>
-      <w:r>
-        <w:rPr>
-          <w:rFonts w:eastAsia="Arial"/>
-          <w:b/>
-          <w:bCs/>
-          <w:i/>
-          <w:iCs/>
-        </w:rPr>
+        <w:lastRenderedPageBreak/>
         <w:t xml:space="preserve">Tela de </w:t>
       </w:r>
       <w:r>
@@ -11381,7 +11491,6 @@
           <w:iCs/>
           <w:noProof/>
         </w:rPr>
-        <w:lastRenderedPageBreak/>
         <w:drawing>
           <wp:inline distT="0" distB="0" distL="0" distR="0" wp14:anchorId="68B65A20" wp14:editId="697E1BB1">
             <wp:extent cx="5760085" cy="4095750"/>
@@ -11398,7 +11507,7 @@
                     <pic:cNvPicPr/>
                   </pic:nvPicPr>
                   <pic:blipFill>
-                    <a:blip r:embed="rId17"/>
+                    <a:blip r:embed="rId18"/>
                     <a:stretch>
                       <a:fillRect/>
                     </a:stretch>
@@ -11422,7 +11531,6 @@
     <w:p>
       <w:pPr>
         <w:pStyle w:val="Legenda"/>
-        <w:jc w:val="both"/>
         <w:rPr>
           <w:b/>
           <w:bCs/>
@@ -11607,11 +11715,75 @@
           <w:bCs/>
         </w:rPr>
       </w:pPr>
-      <w:r>
-        <w:rPr>
-          <w:b/>
-          <w:bCs/>
-        </w:rPr>
+    </w:p>
+    <w:p>
+      <w:pPr>
+        <w:jc w:val="center"/>
+        <w:rPr>
+          <w:b/>
+          <w:bCs/>
+        </w:rPr>
+      </w:pPr>
+    </w:p>
+    <w:p>
+      <w:pPr>
+        <w:jc w:val="center"/>
+        <w:rPr>
+          <w:b/>
+          <w:bCs/>
+        </w:rPr>
+      </w:pPr>
+    </w:p>
+    <w:p>
+      <w:pPr>
+        <w:jc w:val="center"/>
+        <w:rPr>
+          <w:b/>
+          <w:bCs/>
+        </w:rPr>
+      </w:pPr>
+    </w:p>
+    <w:p>
+      <w:pPr>
+        <w:jc w:val="center"/>
+        <w:rPr>
+          <w:b/>
+          <w:bCs/>
+        </w:rPr>
+      </w:pPr>
+    </w:p>
+    <w:p>
+      <w:pPr>
+        <w:jc w:val="center"/>
+        <w:rPr>
+          <w:b/>
+          <w:bCs/>
+        </w:rPr>
+      </w:pPr>
+    </w:p>
+    <w:p>
+      <w:pPr>
+        <w:jc w:val="center"/>
+        <w:rPr>
+          <w:b/>
+          <w:bCs/>
+        </w:rPr>
+      </w:pPr>
+    </w:p>
+    <w:p>
+      <w:pPr>
+        <w:jc w:val="center"/>
+        <w:rPr>
+          <w:b/>
+          <w:bCs/>
+        </w:rPr>
+      </w:pPr>
+      <w:r>
+        <w:rPr>
+          <w:b/>
+          <w:bCs/>
+        </w:rPr>
+        <w:lastRenderedPageBreak/>
         <w:t xml:space="preserve">Tela de Edição de </w:t>
       </w:r>
       <w:r>
@@ -11633,7 +11805,6 @@
           <w:bCs/>
           <w:noProof/>
         </w:rPr>
-        <w:lastRenderedPageBreak/>
         <w:drawing>
           <wp:inline distT="0" distB="0" distL="0" distR="0" wp14:anchorId="67C3A54B" wp14:editId="3EBF0D7E">
             <wp:extent cx="5760000" cy="4093200"/>
@@ -11650,7 +11821,7 @@
                     <pic:cNvPicPr/>
                   </pic:nvPicPr>
                   <pic:blipFill>
-                    <a:blip r:embed="rId18"/>
+                    <a:blip r:embed="rId19"/>
                     <a:stretch>
                       <a:fillRect/>
                     </a:stretch>
@@ -11674,7 +11845,6 @@
     <w:p>
       <w:pPr>
         <w:pStyle w:val="Legenda"/>
-        <w:jc w:val="both"/>
         <w:rPr>
           <w:b/>
           <w:bCs/>
@@ -11859,11 +12029,75 @@
           <w:bCs/>
         </w:rPr>
       </w:pPr>
-      <w:r>
-        <w:rPr>
-          <w:b/>
-          <w:bCs/>
-        </w:rPr>
+    </w:p>
+    <w:p>
+      <w:pPr>
+        <w:jc w:val="center"/>
+        <w:rPr>
+          <w:b/>
+          <w:bCs/>
+        </w:rPr>
+      </w:pPr>
+    </w:p>
+    <w:p>
+      <w:pPr>
+        <w:jc w:val="center"/>
+        <w:rPr>
+          <w:b/>
+          <w:bCs/>
+        </w:rPr>
+      </w:pPr>
+    </w:p>
+    <w:p>
+      <w:pPr>
+        <w:jc w:val="center"/>
+        <w:rPr>
+          <w:b/>
+          <w:bCs/>
+        </w:rPr>
+      </w:pPr>
+    </w:p>
+    <w:p>
+      <w:pPr>
+        <w:jc w:val="center"/>
+        <w:rPr>
+          <w:b/>
+          <w:bCs/>
+        </w:rPr>
+      </w:pPr>
+    </w:p>
+    <w:p>
+      <w:pPr>
+        <w:jc w:val="center"/>
+        <w:rPr>
+          <w:b/>
+          <w:bCs/>
+        </w:rPr>
+      </w:pPr>
+    </w:p>
+    <w:p>
+      <w:pPr>
+        <w:jc w:val="center"/>
+        <w:rPr>
+          <w:b/>
+          <w:bCs/>
+        </w:rPr>
+      </w:pPr>
+    </w:p>
+    <w:p>
+      <w:pPr>
+        <w:jc w:val="center"/>
+        <w:rPr>
+          <w:b/>
+          <w:bCs/>
+        </w:rPr>
+      </w:pPr>
+      <w:r>
+        <w:rPr>
+          <w:b/>
+          <w:bCs/>
+        </w:rPr>
+        <w:lastRenderedPageBreak/>
         <w:t>Tela de Listagem de Softwares</w:t>
       </w:r>
     </w:p>
@@ -11878,7 +12112,6 @@
           <w:bCs/>
           <w:noProof/>
         </w:rPr>
-        <w:lastRenderedPageBreak/>
         <w:drawing>
           <wp:inline distT="0" distB="0" distL="0" distR="0" wp14:anchorId="085C54AE" wp14:editId="164545C0">
             <wp:extent cx="5760085" cy="4087495"/>
@@ -11895,7 +12128,7 @@
                     <pic:cNvPicPr/>
                   </pic:nvPicPr>
                   <pic:blipFill>
-                    <a:blip r:embed="rId19"/>
+                    <a:blip r:embed="rId20"/>
                     <a:stretch>
                       <a:fillRect/>
                     </a:stretch>
@@ -11919,11 +12152,6 @@
     <w:p>
       <w:pPr>
         <w:pStyle w:val="Legenda"/>
-        <w:jc w:val="both"/>
-        <w:rPr>
-          <w:b/>
-          <w:bCs/>
-        </w:rPr>
       </w:pPr>
       <w:r>
         <w:t xml:space="preserve">Figura </w:t>
@@ -12121,11 +12349,82 @@
           <w:bCs/>
         </w:rPr>
       </w:pPr>
-      <w:r>
-        <w:rPr>
-          <w:b/>
-          <w:bCs/>
-        </w:rPr>
+    </w:p>
+    <w:p>
+      <w:pPr>
+        <w:ind w:firstLine="0"/>
+        <w:jc w:val="center"/>
+        <w:rPr>
+          <w:b/>
+          <w:bCs/>
+        </w:rPr>
+      </w:pPr>
+    </w:p>
+    <w:p>
+      <w:pPr>
+        <w:ind w:firstLine="0"/>
+        <w:jc w:val="center"/>
+        <w:rPr>
+          <w:b/>
+          <w:bCs/>
+        </w:rPr>
+      </w:pPr>
+    </w:p>
+    <w:p>
+      <w:pPr>
+        <w:ind w:firstLine="0"/>
+        <w:jc w:val="center"/>
+        <w:rPr>
+          <w:b/>
+          <w:bCs/>
+        </w:rPr>
+      </w:pPr>
+    </w:p>
+    <w:p>
+      <w:pPr>
+        <w:ind w:firstLine="0"/>
+        <w:jc w:val="center"/>
+        <w:rPr>
+          <w:b/>
+          <w:bCs/>
+        </w:rPr>
+      </w:pPr>
+    </w:p>
+    <w:p>
+      <w:pPr>
+        <w:ind w:firstLine="0"/>
+        <w:jc w:val="center"/>
+        <w:rPr>
+          <w:b/>
+          <w:bCs/>
+        </w:rPr>
+      </w:pPr>
+    </w:p>
+    <w:p>
+      <w:pPr>
+        <w:ind w:firstLine="0"/>
+        <w:jc w:val="center"/>
+        <w:rPr>
+          <w:b/>
+          <w:bCs/>
+        </w:rPr>
+      </w:pPr>
+    </w:p>
+    <w:p>
+      <w:pPr>
+        <w:ind w:firstLine="0"/>
+        <w:jc w:val="center"/>
+        <w:rPr>
+          <w:b/>
+          <w:bCs/>
+        </w:rPr>
+      </w:pPr>
+      <w:r>
+        <w:rPr>
+          <w:b/>
+          <w:bCs/>
+        </w:rPr>
+        <w:lastRenderedPageBreak/>
         <w:t>Tela de Hist</w:t>
       </w:r>
       <w:r>
@@ -12155,7 +12454,6 @@
           <w:bCs/>
           <w:noProof/>
         </w:rPr>
-        <w:lastRenderedPageBreak/>
         <w:drawing>
           <wp:inline distT="0" distB="0" distL="0" distR="0" wp14:anchorId="0CCD3FCA" wp14:editId="7930ABCF">
             <wp:extent cx="5760085" cy="4098925"/>
@@ -12172,7 +12470,7 @@
                     <pic:cNvPicPr/>
                   </pic:nvPicPr>
                   <pic:blipFill>
-                    <a:blip r:embed="rId20"/>
+                    <a:blip r:embed="rId21"/>
                     <a:stretch>
                       <a:fillRect/>
                     </a:stretch>
@@ -12396,11 +12694,82 @@
           <w:bCs/>
         </w:rPr>
       </w:pPr>
-      <w:r>
-        <w:rPr>
-          <w:b/>
-          <w:bCs/>
-        </w:rPr>
+    </w:p>
+    <w:p>
+      <w:pPr>
+        <w:ind w:firstLine="0"/>
+        <w:jc w:val="center"/>
+        <w:rPr>
+          <w:b/>
+          <w:bCs/>
+        </w:rPr>
+      </w:pPr>
+    </w:p>
+    <w:p>
+      <w:pPr>
+        <w:ind w:firstLine="0"/>
+        <w:jc w:val="center"/>
+        <w:rPr>
+          <w:b/>
+          <w:bCs/>
+        </w:rPr>
+      </w:pPr>
+    </w:p>
+    <w:p>
+      <w:pPr>
+        <w:ind w:firstLine="0"/>
+        <w:jc w:val="center"/>
+        <w:rPr>
+          <w:b/>
+          <w:bCs/>
+        </w:rPr>
+      </w:pPr>
+    </w:p>
+    <w:p>
+      <w:pPr>
+        <w:ind w:firstLine="0"/>
+        <w:jc w:val="center"/>
+        <w:rPr>
+          <w:b/>
+          <w:bCs/>
+        </w:rPr>
+      </w:pPr>
+    </w:p>
+    <w:p>
+      <w:pPr>
+        <w:ind w:firstLine="0"/>
+        <w:jc w:val="center"/>
+        <w:rPr>
+          <w:b/>
+          <w:bCs/>
+        </w:rPr>
+      </w:pPr>
+    </w:p>
+    <w:p>
+      <w:pPr>
+        <w:ind w:firstLine="0"/>
+        <w:jc w:val="center"/>
+        <w:rPr>
+          <w:b/>
+          <w:bCs/>
+        </w:rPr>
+      </w:pPr>
+    </w:p>
+    <w:p>
+      <w:pPr>
+        <w:ind w:firstLine="0"/>
+        <w:jc w:val="center"/>
+        <w:rPr>
+          <w:b/>
+          <w:bCs/>
+        </w:rPr>
+      </w:pPr>
+      <w:r>
+        <w:rPr>
+          <w:b/>
+          <w:bCs/>
+        </w:rPr>
+        <w:lastRenderedPageBreak/>
         <w:t xml:space="preserve">Tela </w:t>
       </w:r>
       <w:r>
@@ -12423,7 +12792,6 @@
           <w:bCs/>
           <w:noProof/>
         </w:rPr>
-        <w:lastRenderedPageBreak/>
         <w:drawing>
           <wp:inline distT="0" distB="0" distL="0" distR="0" wp14:anchorId="3A7E0A40" wp14:editId="75C91942">
             <wp:extent cx="5760085" cy="6710680"/>
@@ -12440,7 +12808,7 @@
                     <pic:cNvPicPr/>
                   </pic:nvPicPr>
                   <pic:blipFill>
-                    <a:blip r:embed="rId21"/>
+                    <a:blip r:embed="rId22"/>
                     <a:stretch>
                       <a:fillRect/>
                     </a:stretch>
@@ -12489,16 +12857,6 @@
       <w:r>
         <w:t xml:space="preserve"> — Tela inicial de Varredura (Sistema Local)</w:t>
       </w:r>
-    </w:p>
-    <w:p>
-      <w:pPr>
-        <w:ind w:firstLine="0"/>
-        <w:jc w:val="center"/>
-        <w:rPr>
-          <w:b/>
-          <w:bCs/>
-        </w:rPr>
-      </w:pPr>
       <w:r>
         <w:rPr>
           <w:b/>
@@ -12601,11 +12959,54 @@
           <w:bCs/>
         </w:rPr>
       </w:pPr>
-      <w:r>
-        <w:rPr>
-          <w:b/>
-          <w:bCs/>
-        </w:rPr>
+    </w:p>
+    <w:p>
+      <w:pPr>
+        <w:tabs>
+          <w:tab w:val="center" w:pos="4535"/>
+          <w:tab w:val="left" w:pos="5680"/>
+        </w:tabs>
+        <w:ind w:firstLine="0"/>
+        <w:jc w:val="left"/>
+        <w:rPr>
+          <w:b/>
+          <w:bCs/>
+        </w:rPr>
+      </w:pPr>
+    </w:p>
+    <w:p>
+      <w:pPr>
+        <w:tabs>
+          <w:tab w:val="center" w:pos="4535"/>
+          <w:tab w:val="left" w:pos="5680"/>
+        </w:tabs>
+        <w:ind w:firstLine="0"/>
+        <w:jc w:val="left"/>
+        <w:rPr>
+          <w:b/>
+          <w:bCs/>
+        </w:rPr>
+      </w:pPr>
+    </w:p>
+    <w:p>
+      <w:pPr>
+        <w:tabs>
+          <w:tab w:val="center" w:pos="4535"/>
+          <w:tab w:val="left" w:pos="5680"/>
+        </w:tabs>
+        <w:ind w:firstLine="0"/>
+        <w:jc w:val="left"/>
+        <w:rPr>
+          <w:b/>
+          <w:bCs/>
+        </w:rPr>
+      </w:pPr>
+      <w:r>
+        <w:rPr>
+          <w:b/>
+          <w:bCs/>
+        </w:rPr>
+        <w:lastRenderedPageBreak/>
         <w:tab/>
         <w:t>Tela de Copiar log</w:t>
       </w:r>
@@ -12626,7 +13027,6 @@
           <w:bCs/>
           <w:noProof/>
         </w:rPr>
-        <w:lastRenderedPageBreak/>
         <w:drawing>
           <wp:inline distT="0" distB="0" distL="0" distR="0" wp14:anchorId="224ED0AB" wp14:editId="264759D7">
             <wp:extent cx="5760085" cy="6774180"/>
@@ -12643,7 +13043,7 @@
                     <pic:cNvPicPr/>
                   </pic:nvPicPr>
                   <pic:blipFill>
-                    <a:blip r:embed="rId22"/>
+                    <a:blip r:embed="rId23"/>
                     <a:stretch>
                       <a:fillRect/>
                     </a:stretch>
@@ -12667,7 +13067,6 @@
     <w:p>
       <w:pPr>
         <w:pStyle w:val="Legenda"/>
-        <w:jc w:val="left"/>
       </w:pPr>
       <w:r>
         <w:t xml:space="preserve">Figura </w:t>
@@ -12691,7 +13090,30 @@
         <w:fldChar w:fldCharType="end"/>
       </w:r>
       <w:r>
-        <w:t xml:space="preserve"> — Tela após varredura (Sistema Local)</w:t>
+        <w:t xml:space="preserve"> — Tela </w:t>
+      </w:r>
+      <w:r>
+        <w:t xml:space="preserve">de Copiar </w:t>
+      </w:r>
+      <w:r>
+        <w:t>Log</w:t>
+      </w:r>
+      <w:r>
+        <w:t xml:space="preserve"> (</w:t>
+      </w:r>
+      <w:r>
+        <w:t>Sistema Local)</w:t>
+      </w:r>
+    </w:p>
+    <w:p>
+      <w:pPr>
+        <w:ind w:firstLine="0"/>
+        <w:rPr>
+          <w:b/>
+        </w:rPr>
+      </w:pPr>
+      <w:r>
+        <w:t>Fonte: Elaborado pelos autores (2026).</w:t>
       </w:r>
     </w:p>
     <w:p>
@@ -12707,24 +13129,6 @@
           <w:bCs/>
         </w:rPr>
       </w:pPr>
-      <w:r>
-        <w:rPr>
-          <w:b/>
-          <w:bCs/>
-        </w:rPr>
-        <w:t xml:space="preserve"> </w:t>
-      </w:r>
-    </w:p>
-    <w:p>
-      <w:pPr>
-        <w:ind w:firstLine="0"/>
-        <w:rPr>
-          <w:b/>
-        </w:rPr>
-      </w:pPr>
-      <w:r>
-        <w:t>Fonte: Elaborado pelos autores (2026).</w:t>
-      </w:r>
     </w:p>
     <w:p>
       <w:pPr>
@@ -12798,10 +13202,25 @@
     </w:p>
     <w:p>
       <w:pPr>
+        <w:tabs>
+          <w:tab w:val="center" w:pos="4535"/>
+          <w:tab w:val="left" w:pos="5680"/>
+        </w:tabs>
+        <w:ind w:firstLine="0"/>
+        <w:jc w:val="left"/>
+        <w:rPr>
+          <w:b/>
+          <w:bCs/>
+        </w:rPr>
+      </w:pPr>
+    </w:p>
+    <w:p>
+      <w:pPr>
         <w:pStyle w:val="Ttulo2"/>
       </w:pPr>
-      <w:bookmarkStart w:id="22" w:name="_Toc232086070"/>
-      <w:r>
+      <w:bookmarkStart w:id="22" w:name="_Toc232163658"/>
+      <w:r>
+        <w:lastRenderedPageBreak/>
         <w:t>2.1</w:t>
       </w:r>
       <w:r>
@@ -12843,7 +13262,6 @@
         </w:numPr>
       </w:pPr>
       <w:r>
-        <w:lastRenderedPageBreak/>
         <w:t>A autenticação é realizada externamente pelo Nexus, o sistema de identidade da Bosch.</w:t>
       </w:r>
     </w:p>
@@ -13113,33 +13531,6 @@
     </w:p>
     <w:p>
       <w:pPr>
-        <w:ind w:left="720" w:firstLine="0"/>
-        <w:jc w:val="left"/>
-        <w:rPr>
-          <w:lang w:val="en-US"/>
-        </w:rPr>
-      </w:pPr>
-    </w:p>
-    <w:p>
-      <w:pPr>
-        <w:ind w:left="720" w:firstLine="0"/>
-        <w:jc w:val="left"/>
-        <w:rPr>
-          <w:lang w:val="en-US"/>
-        </w:rPr>
-      </w:pPr>
-    </w:p>
-    <w:p>
-      <w:pPr>
-        <w:ind w:left="720" w:firstLine="0"/>
-        <w:jc w:val="left"/>
-        <w:rPr>
-          <w:lang w:val="en-US"/>
-        </w:rPr>
-      </w:pPr>
-    </w:p>
-    <w:p>
-      <w:pPr>
         <w:ind w:firstLine="709"/>
         <w:jc w:val="left"/>
         <w:rPr>
@@ -13151,7 +13542,7 @@
       <w:pPr>
         <w:pStyle w:val="Ttulo2"/>
       </w:pPr>
-      <w:bookmarkStart w:id="23" w:name="_Toc232086071"/>
+      <w:bookmarkStart w:id="23" w:name="_Toc232163659"/>
       <w:r>
         <w:t>2.1</w:t>
       </w:r>
@@ -13240,25 +13631,18 @@
         <w:t> Integração com o serviço de diretório para centralizar autenticação, controlar permissões de acesso por perfil de usuário e aplicar políticas de grupo que automatizem a conformidade dos softwares nos laboratórios.</w:t>
       </w:r>
     </w:p>
-    <w:p/>
-    <w:p/>
-    <w:p/>
-    <w:p/>
-    <w:p/>
-    <w:p/>
-    <w:p/>
-    <w:p/>
-    <w:p/>
-    <w:p/>
-    <w:p/>
-    <w:p/>
-    <w:p/>
+    <w:p>
+      <w:pPr>
+        <w:ind w:firstLine="0"/>
+      </w:pPr>
+    </w:p>
     <w:p>
       <w:pPr>
         <w:pStyle w:val="Ttulo1"/>
       </w:pPr>
-      <w:bookmarkStart w:id="24" w:name="_Toc232086072"/>
-      <w:r>
+      <w:bookmarkStart w:id="24" w:name="_Toc232163660"/>
+      <w:r>
+        <w:lastRenderedPageBreak/>
         <w:t>3 RESULTADOS</w:t>
       </w:r>
       <w:bookmarkEnd w:id="24"/>
@@ -13292,7 +13676,7 @@
       <w:pPr>
         <w:pStyle w:val="Ttulo2"/>
       </w:pPr>
-      <w:bookmarkStart w:id="25" w:name="_Toc232086073"/>
+      <w:bookmarkStart w:id="25" w:name="_Toc232163661"/>
       <w:r>
         <w:t>3.1 Testes</w:t>
       </w:r>
@@ -13352,20 +13736,23 @@
     <w:tbl>
       <w:tblPr>
         <w:tblStyle w:val="Tabelacomgrade"/>
-        <w:tblW w:w="0" w:type="auto"/>
-        <w:tblInd w:w="-147" w:type="dxa"/>
+        <w:tblW w:w="10343" w:type="dxa"/>
+        <w:jc w:val="center"/>
         <w:tblLook w:val="04A0" w:firstRow="1" w:lastRow="0" w:firstColumn="1" w:lastColumn="0" w:noHBand="0" w:noVBand="1"/>
       </w:tblPr>
       <w:tblGrid>
-        <w:gridCol w:w="920"/>
-        <w:gridCol w:w="3446"/>
-        <w:gridCol w:w="1587"/>
-        <w:gridCol w:w="3255"/>
+        <w:gridCol w:w="921"/>
+        <w:gridCol w:w="4712"/>
+        <w:gridCol w:w="1875"/>
+        <w:gridCol w:w="2835"/>
       </w:tblGrid>
       <w:tr>
+        <w:trPr>
+          <w:jc w:val="center"/>
+        </w:trPr>
         <w:tc>
           <w:tcPr>
-            <w:tcW w:w="920" w:type="dxa"/>
+            <w:tcW w:w="921" w:type="dxa"/>
             <w:vAlign w:val="center"/>
           </w:tcPr>
           <w:p>
@@ -13380,7 +13767,7 @@
         </w:tc>
         <w:tc>
           <w:tcPr>
-            <w:tcW w:w="0" w:type="auto"/>
+            <w:tcW w:w="4712" w:type="dxa"/>
             <w:vAlign w:val="center"/>
           </w:tcPr>
           <w:p>
@@ -13395,7 +13782,7 @@
         </w:tc>
         <w:tc>
           <w:tcPr>
-            <w:tcW w:w="0" w:type="auto"/>
+            <w:tcW w:w="1875" w:type="dxa"/>
             <w:vAlign w:val="center"/>
           </w:tcPr>
           <w:p>
@@ -13410,7 +13797,7 @@
         </w:tc>
         <w:tc>
           <w:tcPr>
-            <w:tcW w:w="0" w:type="auto"/>
+            <w:tcW w:w="2835" w:type="dxa"/>
             <w:vAlign w:val="center"/>
           </w:tcPr>
           <w:p>
@@ -13425,9 +13812,12 @@
         </w:tc>
       </w:tr>
       <w:tr>
+        <w:trPr>
+          <w:jc w:val="center"/>
+        </w:trPr>
         <w:tc>
           <w:tcPr>
-            <w:tcW w:w="920" w:type="dxa"/>
+            <w:tcW w:w="921" w:type="dxa"/>
             <w:vAlign w:val="center"/>
           </w:tcPr>
           <w:p>
@@ -13448,7 +13838,7 @@
         </w:tc>
         <w:tc>
           <w:tcPr>
-            <w:tcW w:w="0" w:type="auto"/>
+            <w:tcW w:w="4712" w:type="dxa"/>
             <w:vAlign w:val="center"/>
           </w:tcPr>
           <w:p>
@@ -13463,7 +13853,7 @@
         </w:tc>
         <w:tc>
           <w:tcPr>
-            <w:tcW w:w="0" w:type="auto"/>
+            <w:tcW w:w="1875" w:type="dxa"/>
             <w:vAlign w:val="center"/>
           </w:tcPr>
           <w:p>
@@ -13493,7 +13883,7 @@
                           </pic:cNvPicPr>
                         </pic:nvPicPr>
                         <pic:blipFill>
-                          <a:blip r:embed="rId23">
+                          <a:blip r:embed="rId24">
                             <a:extLst>
                               <a:ext uri="{28A0092B-C50C-407E-A947-70E740481C1C}">
                                 <a14:useLocalDpi xmlns:a14="http://schemas.microsoft.com/office/drawing/2010/main" val="0"/>
@@ -13531,7 +13921,7 @@
         </w:tc>
         <w:tc>
           <w:tcPr>
-            <w:tcW w:w="0" w:type="auto"/>
+            <w:tcW w:w="2835" w:type="dxa"/>
             <w:vAlign w:val="center"/>
           </w:tcPr>
           <w:p>
@@ -13546,9 +13936,12 @@
         </w:tc>
       </w:tr>
       <w:tr>
+        <w:trPr>
+          <w:jc w:val="center"/>
+        </w:trPr>
         <w:tc>
           <w:tcPr>
-            <w:tcW w:w="920" w:type="dxa"/>
+            <w:tcW w:w="921" w:type="dxa"/>
             <w:vAlign w:val="center"/>
           </w:tcPr>
           <w:p>
@@ -13563,7 +13956,7 @@
         </w:tc>
         <w:tc>
           <w:tcPr>
-            <w:tcW w:w="0" w:type="auto"/>
+            <w:tcW w:w="4712" w:type="dxa"/>
             <w:vAlign w:val="center"/>
           </w:tcPr>
           <w:p>
@@ -13578,7 +13971,7 @@
         </w:tc>
         <w:tc>
           <w:tcPr>
-            <w:tcW w:w="0" w:type="auto"/>
+            <w:tcW w:w="1875" w:type="dxa"/>
             <w:vAlign w:val="center"/>
           </w:tcPr>
           <w:p>
@@ -13608,7 +14001,7 @@
                           </pic:cNvPicPr>
                         </pic:nvPicPr>
                         <pic:blipFill>
-                          <a:blip r:embed="rId23">
+                          <a:blip r:embed="rId24">
                             <a:extLst>
                               <a:ext uri="{28A0092B-C50C-407E-A947-70E740481C1C}">
                                 <a14:useLocalDpi xmlns:a14="http://schemas.microsoft.com/office/drawing/2010/main" val="0"/>
@@ -13646,7 +14039,7 @@
         </w:tc>
         <w:tc>
           <w:tcPr>
-            <w:tcW w:w="0" w:type="auto"/>
+            <w:tcW w:w="2835" w:type="dxa"/>
             <w:vAlign w:val="center"/>
           </w:tcPr>
           <w:p>
@@ -13661,9 +14054,12 @@
         </w:tc>
       </w:tr>
       <w:tr>
+        <w:trPr>
+          <w:jc w:val="center"/>
+        </w:trPr>
         <w:tc>
           <w:tcPr>
-            <w:tcW w:w="920" w:type="dxa"/>
+            <w:tcW w:w="921" w:type="dxa"/>
             <w:vAlign w:val="center"/>
           </w:tcPr>
           <w:p>
@@ -13678,7 +14074,7 @@
         </w:tc>
         <w:tc>
           <w:tcPr>
-            <w:tcW w:w="0" w:type="auto"/>
+            <w:tcW w:w="4712" w:type="dxa"/>
             <w:vAlign w:val="center"/>
           </w:tcPr>
           <w:p>
@@ -13693,7 +14089,7 @@
         </w:tc>
         <w:tc>
           <w:tcPr>
-            <w:tcW w:w="0" w:type="auto"/>
+            <w:tcW w:w="1875" w:type="dxa"/>
             <w:vAlign w:val="center"/>
           </w:tcPr>
           <w:p>
@@ -13723,7 +14119,7 @@
                           </pic:cNvPicPr>
                         </pic:nvPicPr>
                         <pic:blipFill>
-                          <a:blip r:embed="rId23">
+                          <a:blip r:embed="rId24">
                             <a:extLst>
                               <a:ext uri="{28A0092B-C50C-407E-A947-70E740481C1C}">
                                 <a14:useLocalDpi xmlns:a14="http://schemas.microsoft.com/office/drawing/2010/main" val="0"/>
@@ -13761,7 +14157,7 @@
         </w:tc>
         <w:tc>
           <w:tcPr>
-            <w:tcW w:w="0" w:type="auto"/>
+            <w:tcW w:w="2835" w:type="dxa"/>
             <w:vAlign w:val="center"/>
           </w:tcPr>
           <w:p>
@@ -13776,9 +14172,12 @@
         </w:tc>
       </w:tr>
       <w:tr>
+        <w:trPr>
+          <w:jc w:val="center"/>
+        </w:trPr>
         <w:tc>
           <w:tcPr>
-            <w:tcW w:w="920" w:type="dxa"/>
+            <w:tcW w:w="921" w:type="dxa"/>
             <w:vAlign w:val="center"/>
           </w:tcPr>
           <w:p>
@@ -13793,7 +14192,7 @@
         </w:tc>
         <w:tc>
           <w:tcPr>
-            <w:tcW w:w="0" w:type="auto"/>
+            <w:tcW w:w="4712" w:type="dxa"/>
             <w:vAlign w:val="center"/>
           </w:tcPr>
           <w:p>
@@ -13808,7 +14207,7 @@
         </w:tc>
         <w:tc>
           <w:tcPr>
-            <w:tcW w:w="0" w:type="auto"/>
+            <w:tcW w:w="1875" w:type="dxa"/>
             <w:vAlign w:val="center"/>
           </w:tcPr>
           <w:p>
@@ -13838,7 +14237,7 @@
                           </pic:cNvPicPr>
                         </pic:nvPicPr>
                         <pic:blipFill>
-                          <a:blip r:embed="rId23">
+                          <a:blip r:embed="rId24">
                             <a:extLst>
                               <a:ext uri="{28A0092B-C50C-407E-A947-70E740481C1C}">
                                 <a14:useLocalDpi xmlns:a14="http://schemas.microsoft.com/office/drawing/2010/main" val="0"/>
@@ -13876,7 +14275,7 @@
         </w:tc>
         <w:tc>
           <w:tcPr>
-            <w:tcW w:w="0" w:type="auto"/>
+            <w:tcW w:w="2835" w:type="dxa"/>
             <w:vAlign w:val="center"/>
           </w:tcPr>
           <w:p>
@@ -13891,9 +14290,12 @@
         </w:tc>
       </w:tr>
       <w:tr>
+        <w:trPr>
+          <w:jc w:val="center"/>
+        </w:trPr>
         <w:tc>
           <w:tcPr>
-            <w:tcW w:w="920" w:type="dxa"/>
+            <w:tcW w:w="921" w:type="dxa"/>
             <w:vAlign w:val="center"/>
           </w:tcPr>
           <w:p>
@@ -13908,7 +14310,7 @@
         </w:tc>
         <w:tc>
           <w:tcPr>
-            <w:tcW w:w="0" w:type="auto"/>
+            <w:tcW w:w="4712" w:type="dxa"/>
             <w:vAlign w:val="center"/>
           </w:tcPr>
           <w:p>
@@ -13935,7 +14337,7 @@
         </w:tc>
         <w:tc>
           <w:tcPr>
-            <w:tcW w:w="0" w:type="auto"/>
+            <w:tcW w:w="1875" w:type="dxa"/>
             <w:vAlign w:val="center"/>
           </w:tcPr>
           <w:p>
@@ -13965,7 +14367,7 @@
                           </pic:cNvPicPr>
                         </pic:nvPicPr>
                         <pic:blipFill>
-                          <a:blip r:embed="rId23">
+                          <a:blip r:embed="rId24">
                             <a:extLst>
                               <a:ext uri="{28A0092B-C50C-407E-A947-70E740481C1C}">
                                 <a14:useLocalDpi xmlns:a14="http://schemas.microsoft.com/office/drawing/2010/main" val="0"/>
@@ -14003,7 +14405,7 @@
         </w:tc>
         <w:tc>
           <w:tcPr>
-            <w:tcW w:w="0" w:type="auto"/>
+            <w:tcW w:w="2835" w:type="dxa"/>
             <w:vAlign w:val="center"/>
           </w:tcPr>
           <w:p>
@@ -14012,15 +14414,27 @@
               <w:jc w:val="left"/>
             </w:pPr>
             <w:r>
-              <w:t>Requisições vistas no Network do navegador</w:t>
+              <w:t xml:space="preserve">Requisições vistas no </w:t>
+            </w:r>
+          </w:p>
+          <w:p>
+            <w:pPr>
+              <w:ind w:firstLine="0"/>
+              <w:jc w:val="left"/>
+            </w:pPr>
+            <w:r>
+              <w:t>Network do navegador</w:t>
             </w:r>
           </w:p>
         </w:tc>
       </w:tr>
       <w:tr>
+        <w:trPr>
+          <w:jc w:val="center"/>
+        </w:trPr>
         <w:tc>
           <w:tcPr>
-            <w:tcW w:w="920" w:type="dxa"/>
+            <w:tcW w:w="921" w:type="dxa"/>
             <w:vAlign w:val="center"/>
           </w:tcPr>
           <w:p>
@@ -14035,7 +14449,7 @@
         </w:tc>
         <w:tc>
           <w:tcPr>
-            <w:tcW w:w="0" w:type="auto"/>
+            <w:tcW w:w="4712" w:type="dxa"/>
             <w:vAlign w:val="center"/>
           </w:tcPr>
           <w:p>
@@ -14050,7 +14464,7 @@
         </w:tc>
         <w:tc>
           <w:tcPr>
-            <w:tcW w:w="0" w:type="auto"/>
+            <w:tcW w:w="1875" w:type="dxa"/>
             <w:vAlign w:val="center"/>
           </w:tcPr>
           <w:p>
@@ -14080,7 +14494,7 @@
                           </pic:cNvPicPr>
                         </pic:nvPicPr>
                         <pic:blipFill>
-                          <a:blip r:embed="rId23">
+                          <a:blip r:embed="rId24">
                             <a:extLst>
                               <a:ext uri="{28A0092B-C50C-407E-A947-70E740481C1C}">
                                 <a14:useLocalDpi xmlns:a14="http://schemas.microsoft.com/office/drawing/2010/main" val="0"/>
@@ -14118,7 +14532,7 @@
         </w:tc>
         <w:tc>
           <w:tcPr>
-            <w:tcW w:w="0" w:type="auto"/>
+            <w:tcW w:w="2835" w:type="dxa"/>
             <w:vAlign w:val="center"/>
           </w:tcPr>
           <w:p>
@@ -14127,7 +14541,16 @@
               <w:jc w:val="left"/>
             </w:pPr>
             <w:r>
-              <w:t>Log com nome, versão e caminho</w:t>
+              <w:t xml:space="preserve">Log com nome, versão e </w:t>
+            </w:r>
+          </w:p>
+          <w:p>
+            <w:pPr>
+              <w:ind w:firstLine="0"/>
+              <w:jc w:val="left"/>
+            </w:pPr>
+            <w:r>
+              <w:t>caminho</w:t>
             </w:r>
           </w:p>
         </w:tc>
@@ -14141,13 +14564,6 @@
         </w:rPr>
       </w:pPr>
       <w:r>
-        <w:rPr>
-          <w:b/>
-          <w:bCs/>
-        </w:rPr>
-        <w:t xml:space="preserve">      </w:t>
-      </w:r>
-      <w:r>
         <w:t>Fonte: Elaborado pelos autores (2026).</w:t>
       </w:r>
     </w:p>
@@ -14290,7 +14706,6 @@
         </w:numPr>
       </w:pPr>
       <w:r>
-        <w:lastRenderedPageBreak/>
         <w:t>Logs da varredura de softwares com caminhos e versões.</w:t>
       </w:r>
     </w:p>
@@ -14315,12 +14730,23 @@
         <w:t> do navegador durante operações de CRUD.</w:t>
       </w:r>
     </w:p>
+    <w:p/>
+    <w:p/>
+    <w:p/>
+    <w:p/>
+    <w:p/>
+    <w:p/>
+    <w:p/>
+    <w:p/>
+    <w:p/>
+    <w:p/>
     <w:p>
       <w:pPr>
         <w:pStyle w:val="Ttulo1"/>
       </w:pPr>
-      <w:bookmarkStart w:id="26" w:name="_Toc232086074"/>
-      <w:r>
+      <w:bookmarkStart w:id="26" w:name="_Toc232163662"/>
+      <w:r>
+        <w:lastRenderedPageBreak/>
         <w:t>4 CONCLUSÃO</w:t>
       </w:r>
       <w:bookmarkEnd w:id="26"/>
@@ -14438,7 +14864,7 @@
       <w:r>
         <w:t xml:space="preserve">DUNOSSAURO. FastAPI do Zero – Documentação. Disponível em: </w:t>
       </w:r>
-      <w:hyperlink r:id="rId24" w:history="1">
+      <w:hyperlink r:id="rId25" w:history="1">
         <w:r>
           <w:rPr>
             <w:rStyle w:val="Hyperlink"/>
@@ -14459,7 +14885,7 @@
       <w:r>
         <w:t xml:space="preserve">FASTAPI. FastAPI Documentation. Disponível em: </w:t>
       </w:r>
-      <w:hyperlink r:id="rId25" w:history="1">
+      <w:hyperlink r:id="rId26" w:history="1">
         <w:r>
           <w:rPr>
             <w:rStyle w:val="Hyperlink"/>
@@ -14480,7 +14906,7 @@
       <w:r>
         <w:t xml:space="preserve">FIGMA. Figma: the collaborative interface design tool. Disponível em: </w:t>
       </w:r>
-      <w:hyperlink r:id="rId26" w:history="1">
+      <w:hyperlink r:id="rId27" w:history="1">
         <w:r>
           <w:rPr>
             <w:rStyle w:val="Hyperlink"/>
@@ -14501,7 +14927,7 @@
       <w:r>
         <w:t xml:space="preserve">POSTGRESQL GLOBAL DEVELOPMENT GROUP. PostgreSQL Documentation. Disponível em: </w:t>
       </w:r>
-      <w:hyperlink r:id="rId27" w:history="1">
+      <w:hyperlink r:id="rId28" w:history="1">
         <w:r>
           <w:rPr>
             <w:rStyle w:val="Hyperlink"/>
@@ -14522,7 +14948,7 @@
       <w:r>
         <w:t xml:space="preserve">PYTHON SOFTWARE FOUNDATION. Python Documentation. Disponível em: </w:t>
       </w:r>
-      <w:hyperlink r:id="rId28" w:history="1">
+      <w:hyperlink r:id="rId29" w:history="1">
         <w:r>
           <w:rPr>
             <w:rStyle w:val="Hyperlink"/>
@@ -14546,7 +14972,7 @@
         </w:rPr>
         <w:t xml:space="preserve">REACT. Learn React. Disponível em: </w:t>
       </w:r>
-      <w:hyperlink r:id="rId29" w:history="1">
+      <w:hyperlink r:id="rId30" w:history="1">
         <w:r>
           <w:rPr>
             <w:rStyle w:val="Hyperlink"/>
@@ -14574,7 +15000,7 @@
       <w:r>
         <w:t xml:space="preserve">SQLALCHEMY AUTHORS. SQLAlchemy Documentation. Disponível em: </w:t>
       </w:r>
-      <w:hyperlink r:id="rId30" w:history="1">
+      <w:hyperlink r:id="rId31" w:history="1">
         <w:r>
           <w:rPr>
             <w:rStyle w:val="Hyperlink"/>
@@ -14595,7 +15021,7 @@
       <w:r>
         <w:t xml:space="preserve">ALEMBIC AUTHORS. Alembic Documentation. Disponível em: </w:t>
       </w:r>
-      <w:hyperlink r:id="rId31" w:history="1">
+      <w:hyperlink r:id="rId32" w:history="1">
         <w:r>
           <w:rPr>
             <w:rStyle w:val="Hyperlink"/>
@@ -14616,7 +15042,7 @@
       <w:r>
         <w:t xml:space="preserve">PANDAS DEVELOPMENT TEAM. Pandas Documentation. Disponível em: </w:t>
       </w:r>
-      <w:hyperlink r:id="rId32" w:history="1">
+      <w:hyperlink r:id="rId33" w:history="1">
         <w:r>
           <w:rPr>
             <w:rStyle w:val="Hyperlink"/>
@@ -14640,7 +15066,7 @@
       <w:r>
         <w:t xml:space="preserve">PYSIDE TEAM. PySide6 Documentation. Disponível em: </w:t>
       </w:r>
-      <w:hyperlink r:id="rId33" w:history="1">
+      <w:hyperlink r:id="rId34" w:history="1">
         <w:r>
           <w:rPr>
             <w:rStyle w:val="Hyperlink"/>
@@ -14673,7 +15099,7 @@
       <w:r>
         <w:t xml:space="preserve">Disponível em: </w:t>
       </w:r>
-      <w:hyperlink r:id="rId34" w:history="1">
+      <w:hyperlink r:id="rId35" w:history="1">
         <w:r>
           <w:rPr>
             <w:rStyle w:val="Hyperlink"/>
@@ -14694,7 +15120,7 @@
       <w:r>
         <w:t xml:space="preserve">JWT.IO. JSON Web Tokens Introduction. Disponível em: </w:t>
       </w:r>
-      <w:hyperlink r:id="rId35" w:history="1">
+      <w:hyperlink r:id="rId36" w:history="1">
         <w:r>
           <w:rPr>
             <w:rStyle w:val="Hyperlink"/>
@@ -14756,7 +15182,7 @@
       </w:r>
     </w:p>
     <w:sectPr>
-      <w:headerReference w:type="default" r:id="rId36"/>
+      <w:headerReference w:type="default" r:id="rId37"/>
       <w:pgSz w:w="11906" w:h="16838"/>
       <w:pgMar w:top="1701" w:right="1134" w:bottom="1134" w:left="1701" w:header="708" w:footer="708" w:gutter="0"/>
       <w:cols w:space="720"/>
@@ -19316,7 +19742,6 @@
     <w:basedOn w:val="Normal"/>
     <w:link w:val="CabealhoChar"/>
     <w:uiPriority w:val="99"/>
-    <w:semiHidden/>
     <w:unhideWhenUsed/>
     <w:rsid w:val="00846FB8"/>
     <w:pPr>
@@ -19331,7 +19756,6 @@
     <w:basedOn w:val="Fontepargpadro"/>
     <w:link w:val="Cabealho"/>
     <w:uiPriority w:val="99"/>
-    <w:semiHidden/>
     <w:rsid w:val="00846FB8"/>
   </w:style>
   <w:style w:type="paragraph" w:styleId="Rodap">
@@ -19339,7 +19763,6 @@
     <w:basedOn w:val="Normal"/>
     <w:link w:val="RodapChar"/>
     <w:uiPriority w:val="99"/>
-    <w:semiHidden/>
     <w:unhideWhenUsed/>
     <w:rsid w:val="00846FB8"/>
     <w:pPr>
@@ -19354,7 +19777,6 @@
     <w:basedOn w:val="Fontepargpadro"/>
     <w:link w:val="Rodap"/>
     <w:uiPriority w:val="99"/>
-    <w:semiHidden/>
     <w:rsid w:val="00846FB8"/>
   </w:style>
   <w:style w:type="paragraph" w:styleId="NormalWeb">
